--- a/backend/templates/Affidavit Cum Indemnity Bond_NDEL_Single Claimant.docx
+++ b/backend/templates/Affidavit Cum Indemnity Bond_NDEL_Single Claimant.docx
@@ -1,6 +1,6 @@
 
 <file path=word/document.xml><?xml version="1.0" encoding="utf-8"?>
-<w:document xmlns:wpc="http://schemas.microsoft.com/office/word/2010/wordprocessingCanvas" xmlns:cx="http://schemas.microsoft.com/office/drawing/2014/chartex" xmlns:mc="http://schemas.openxmlformats.org/markup-compatibility/2006" xmlns:o="urn:schemas-microsoft-com:office:office" xmlns:r="http://schemas.openxmlformats.org/officeDocument/2006/relationships" xmlns:m="http://schemas.openxmlformats.org/officeDocument/2006/math" xmlns:v="urn:schemas-microsoft-com:vml" xmlns:wp14="http://schemas.microsoft.com/office/word/2010/wordprocessingDrawing" xmlns:wp="http://schemas.openxmlformats.org/drawingml/2006/wordprocessingDrawing" xmlns:w10="urn:schemas-microsoft-com:office:word" xmlns:w="http://schemas.openxmlformats.org/wordprocessingml/2006/main" xmlns:w14="http://schemas.microsoft.com/office/word/2010/wordml" xmlns:w15="http://schemas.microsoft.com/office/word/2012/wordml" xmlns:w16se="http://schemas.microsoft.com/office/word/2015/wordml/symex" xmlns:wpg="http://schemas.microsoft.com/office/word/2010/wordprocessingGroup" xmlns:wpi="http://schemas.microsoft.com/office/word/2010/wordprocessingInk" xmlns:wne="http://schemas.microsoft.com/office/word/2006/wordml" xmlns:wps="http://schemas.microsoft.com/office/word/2010/wordprocessingShape" mc:Ignorable="w14 w15 w16se wp14">
+<w:document xmlns:wpc="http://schemas.microsoft.com/office/word/2010/wordprocessingCanvas" xmlns:cx="http://schemas.microsoft.com/office/drawing/2014/chartex" xmlns:cx1="http://schemas.microsoft.com/office/drawing/2015/9/8/chartex" xmlns:cx2="http://schemas.microsoft.com/office/drawing/2015/10/21/chartex" xmlns:cx3="http://schemas.microsoft.com/office/drawing/2016/5/9/chartex" xmlns:cx4="http://schemas.microsoft.com/office/drawing/2016/5/10/chartex" xmlns:cx5="http://schemas.microsoft.com/office/drawing/2016/5/11/chartex" xmlns:cx6="http://schemas.microsoft.com/office/drawing/2016/5/12/chartex" xmlns:cx7="http://schemas.microsoft.com/office/drawing/2016/5/13/chartex" xmlns:cx8="http://schemas.microsoft.com/office/drawing/2016/5/14/chartex" xmlns:mc="http://schemas.openxmlformats.org/markup-compatibility/2006" xmlns:aink="http://schemas.microsoft.com/office/drawing/2016/ink" xmlns:am3d="http://schemas.microsoft.com/office/drawing/2017/model3d" xmlns:o="urn:schemas-microsoft-com:office:office" xmlns:oel="http://schemas.microsoft.com/office/2019/extlst" xmlns:r="http://schemas.openxmlformats.org/officeDocument/2006/relationships" xmlns:m="http://schemas.openxmlformats.org/officeDocument/2006/math" xmlns:v="urn:schemas-microsoft-com:vml" xmlns:wp14="http://schemas.microsoft.com/office/word/2010/wordprocessingDrawing" xmlns:wp="http://schemas.openxmlformats.org/drawingml/2006/wordprocessingDrawing" xmlns:w10="urn:schemas-microsoft-com:office:word" xmlns:w="http://schemas.openxmlformats.org/wordprocessingml/2006/main" xmlns:w14="http://schemas.microsoft.com/office/word/2010/wordml" xmlns:w15="http://schemas.microsoft.com/office/word/2012/wordml" xmlns:w16cex="http://schemas.microsoft.com/office/word/2018/wordml/cex" xmlns:w16cid="http://schemas.microsoft.com/office/word/2016/wordml/cid" xmlns:w16="http://schemas.microsoft.com/office/word/2018/wordml" xmlns:w16du="http://schemas.microsoft.com/office/word/2023/wordml/word16du" xmlns:w16sdtdh="http://schemas.microsoft.com/office/word/2020/wordml/sdtdatahash" xmlns:w16sdtfl="http://schemas.microsoft.com/office/word/2024/wordml/sdtformatlock" xmlns:w16se="http://schemas.microsoft.com/office/word/2015/wordml/symex" xmlns:wpg="http://schemas.microsoft.com/office/word/2010/wordprocessingGroup" xmlns:wpi="http://schemas.microsoft.com/office/word/2010/wordprocessingInk" xmlns:wne="http://schemas.microsoft.com/office/word/2006/wordml" xmlns:wps="http://schemas.microsoft.com/office/word/2010/wordprocessingShape" mc:Ignorable="w14 w15 w16se w16cid w16 w16cex w16sdtdh w16sdtfl w16du wp14">
   <w:body>
     <w:p>
       <w:pPr>
@@ -150,31 +150,7 @@
                 <w:sz w:val="23"/>
                 <w:szCs w:val="23"/>
               </w:rPr>
-              <w:t xml:space="preserve">This affidavit is to be executed in the presence of a Public Notary (in cases where the value of securities exceeds </w:t>
-            </w:r>
-            <w:proofErr w:type="spellStart"/>
-            <w:r>
-              <w:rPr>
-                <w:b/>
-                <w:bCs/>
-                <w:i/>
-                <w:iCs/>
-                <w:sz w:val="23"/>
-                <w:szCs w:val="23"/>
-              </w:rPr>
-              <w:t>Rs</w:t>
-            </w:r>
-            <w:proofErr w:type="spellEnd"/>
-            <w:r>
-              <w:rPr>
-                <w:b/>
-                <w:bCs/>
-                <w:i/>
-                <w:iCs/>
-                <w:sz w:val="23"/>
-                <w:szCs w:val="23"/>
-              </w:rPr>
-              <w:t>. Ten Thousand)</w:t>
+              <w:t>This affidavit is to be executed in the presence of a Public Notary (in cases where the value of securities exceeds Rs. Ten Thousand)</w:t>
             </w:r>
           </w:p>
         </w:tc>
@@ -201,23 +177,7 @@
           <w:sz w:val="23"/>
           <w:szCs w:val="23"/>
         </w:rPr>
-        <w:t xml:space="preserve">[To be submitted in non-judicial stamp paper of appropriate value as prescribed by the Stamp Act of the state where the claimant resides (in cases where the value of securities exceeds </w:t>
-      </w:r>
-      <w:proofErr w:type="spellStart"/>
-      <w:r>
-        <w:rPr>
-          <w:sz w:val="23"/>
-          <w:szCs w:val="23"/>
-        </w:rPr>
-        <w:t>Rs</w:t>
-      </w:r>
-      <w:proofErr w:type="spellEnd"/>
-      <w:r>
-        <w:rPr>
-          <w:sz w:val="23"/>
-          <w:szCs w:val="23"/>
-        </w:rPr>
-        <w:t>. Ten Thousand)]</w:t>
+        <w:t>[To be submitted in non-judicial stamp paper of appropriate value as prescribed by the Stamp Act of the state where the claimant resides (in cases where the value of securities exceeds Rs. Ten Thousand)]</w:t>
       </w:r>
     </w:p>
     <w:p>
@@ -245,25 +205,7 @@
           <w:b/>
           <w:lang w:val="en-IN" w:eastAsia="en-GB" w:bidi="hi-IN"/>
         </w:rPr>
-        <w:t xml:space="preserve">[Name as per </w:t>
-      </w:r>
-      <w:proofErr w:type="spellStart"/>
-      <w:r>
-        <w:rPr>
-          <w:rFonts w:ascii="Roboto" w:eastAsia="Times New Roman" w:hAnsi="Roboto" w:cs="Times New Roman"/>
-          <w:b/>
-          <w:lang w:val="en-IN" w:eastAsia="en-GB" w:bidi="hi-IN"/>
-        </w:rPr>
-        <w:t>Aadhar</w:t>
-      </w:r>
-      <w:proofErr w:type="spellEnd"/>
-      <w:r>
-        <w:rPr>
-          <w:rFonts w:ascii="Roboto" w:eastAsia="Times New Roman" w:hAnsi="Roboto" w:cs="Times New Roman"/>
-          <w:b/>
-          <w:lang w:val="en-IN" w:eastAsia="en-GB" w:bidi="hi-IN"/>
-        </w:rPr>
-        <w:t xml:space="preserve"> C1]</w:t>
+        <w:t>[Name as per Aadhar C1]</w:t>
       </w:r>
       <w:r>
         <w:rPr>
@@ -1126,9 +1068,8 @@
                 <w:sz w:val="24"/>
                 <w:szCs w:val="24"/>
               </w:rPr>
-              <w:t xml:space="preserve"> Number and Face Value </w:t>
-            </w:r>
-            <w:proofErr w:type="spellStart"/>
+              <w:t xml:space="preserve"> Number and Face Value Rs.</w:t>
+            </w:r>
             <w:r>
               <w:rPr>
                 <w:rFonts w:cstheme="minorHAnsi"/>
@@ -1136,9 +1077,8 @@
                 <w:sz w:val="24"/>
                 <w:szCs w:val="24"/>
               </w:rPr>
-              <w:t>Rs</w:t>
-            </w:r>
-            <w:proofErr w:type="spellEnd"/>
+              <w:t>[Face Value ]</w:t>
+            </w:r>
             <w:r>
               <w:rPr>
                 <w:rFonts w:cstheme="minorHAnsi"/>
@@ -1146,8 +1086,103 @@
                 <w:sz w:val="24"/>
                 <w:szCs w:val="24"/>
               </w:rPr>
-              <w:t>.</w:t>
-            </w:r>
+              <w:t>/-</w:t>
+            </w:r>
+          </w:p>
+        </w:tc>
+        <w:tc>
+          <w:tcPr>
+            <w:tcW w:w="1269" w:type="dxa"/>
+          </w:tcPr>
+          <w:p>
+            <w:pPr>
+              <w:rPr>
+                <w:rFonts w:ascii="Roboto" w:hAnsi="Roboto"/>
+                <w:b/>
+              </w:rPr>
+            </w:pPr>
+            <w:r>
+              <w:rPr>
+                <w:rFonts w:ascii="Roboto" w:hAnsi="Roboto"/>
+                <w:b/>
+              </w:rPr>
+              <w:t xml:space="preserve">        [SC1]</w:t>
+            </w:r>
+          </w:p>
+        </w:tc>
+        <w:tc>
+          <w:tcPr>
+            <w:tcW w:w="2660" w:type="dxa"/>
+            <w:gridSpan w:val="2"/>
+          </w:tcPr>
+          <w:p>
+            <w:pPr>
+              <w:rPr>
+                <w:rFonts w:ascii="Roboto" w:hAnsi="Roboto"/>
+                <w:b/>
+              </w:rPr>
+            </w:pPr>
+            <w:r>
+              <w:rPr>
+                <w:rFonts w:ascii="Roboto" w:hAnsi="Roboto"/>
+                <w:b/>
+              </w:rPr>
+              <w:t xml:space="preserve">          [DN1]</w:t>
+            </w:r>
+          </w:p>
+        </w:tc>
+      </w:tr>
+      <w:tr>
+        <w:tc>
+          <w:tcPr>
+            <w:tcW w:w="1963" w:type="dxa"/>
+          </w:tcPr>
+          <w:p>
+            <w:pPr>
+              <w:rPr>
+                <w:rFonts w:ascii="Arial" w:eastAsia="Times New Roman" w:hAnsi="Arial" w:cs="Arial"/>
+                <w:b/>
+                <w:sz w:val="20"/>
+                <w:szCs w:val="20"/>
+              </w:rPr>
+            </w:pPr>
+            <w:r>
+              <w:rPr>
+                <w:rFonts w:ascii="Roboto" w:hAnsi="Roboto"/>
+                <w:b/>
+              </w:rPr>
+              <w:t xml:space="preserve"> [Company Name]</w:t>
+            </w:r>
+          </w:p>
+        </w:tc>
+        <w:tc>
+          <w:tcPr>
+            <w:tcW w:w="1209" w:type="dxa"/>
+          </w:tcPr>
+          <w:p>
+            <w:pPr>
+              <w:jc w:val="center"/>
+              <w:rPr>
+                <w:rFonts w:ascii="Arial" w:eastAsia="Times New Roman" w:hAnsi="Arial" w:cs="Arial"/>
+                <w:b/>
+                <w:sz w:val="20"/>
+                <w:szCs w:val="20"/>
+              </w:rPr>
+            </w:pPr>
+            <w:r>
+              <w:rPr>
+                <w:rFonts w:ascii="Roboto" w:hAnsi="Roboto"/>
+                <w:b/>
+              </w:rPr>
+              <w:t>[Folio No]</w:t>
+            </w:r>
+          </w:p>
+        </w:tc>
+        <w:tc>
+          <w:tcPr>
+            <w:tcW w:w="2964" w:type="dxa"/>
+          </w:tcPr>
+          <w:p>
             <w:r>
               <w:rPr>
                 <w:rFonts w:cstheme="minorHAnsi"/>
@@ -1155,7 +1190,7 @@
                 <w:sz w:val="24"/>
                 <w:szCs w:val="24"/>
               </w:rPr>
-              <w:t>[Face Value ]</w:t>
+              <w:t>[NOS2</w:t>
             </w:r>
             <w:r>
               <w:rPr>
@@ -1164,7 +1199,7 @@
                 <w:sz w:val="24"/>
                 <w:szCs w:val="24"/>
               </w:rPr>
-              <w:t>/-</w:t>
+              <w:t>] Number and Face Value Rs.[Face Value ]/-</w:t>
             </w:r>
           </w:p>
         </w:tc>
@@ -1175,8 +1210,10 @@
           <w:p>
             <w:pPr>
               <w:rPr>
-                <w:rFonts w:ascii="Roboto" w:hAnsi="Roboto"/>
-                <w:b/>
+                <w:rFonts w:ascii="Arial" w:eastAsia="Times New Roman" w:hAnsi="Arial" w:cs="Arial"/>
+                <w:b/>
+                <w:sz w:val="20"/>
+                <w:szCs w:val="20"/>
               </w:rPr>
             </w:pPr>
             <w:r>
@@ -1184,7 +1221,7 @@
                 <w:rFonts w:ascii="Roboto" w:hAnsi="Roboto"/>
                 <w:b/>
               </w:rPr>
-              <w:t xml:space="preserve">        [SC1]</w:t>
+              <w:t xml:space="preserve">        [SC2]</w:t>
             </w:r>
           </w:p>
         </w:tc>
@@ -1196,8 +1233,10 @@
           <w:p>
             <w:pPr>
               <w:rPr>
-                <w:rFonts w:ascii="Roboto" w:hAnsi="Roboto"/>
-                <w:b/>
+                <w:rFonts w:ascii="Arial" w:eastAsia="Times New Roman" w:hAnsi="Arial" w:cs="Arial"/>
+                <w:b/>
+                <w:sz w:val="20"/>
+                <w:szCs w:val="20"/>
               </w:rPr>
             </w:pPr>
             <w:r>
@@ -1205,7 +1244,7 @@
                 <w:rFonts w:ascii="Roboto" w:hAnsi="Roboto"/>
                 <w:b/>
               </w:rPr>
-              <w:t xml:space="preserve">          [DN1]</w:t>
+              <w:t xml:space="preserve">          [DN2]</w:t>
             </w:r>
           </w:p>
         </w:tc>
@@ -1268,7 +1307,7 @@
                 <w:sz w:val="24"/>
                 <w:szCs w:val="24"/>
               </w:rPr>
-              <w:t>[NOS2</w:t>
+              <w:t>[NOS3</w:t>
             </w:r>
             <w:r>
               <w:rPr>
@@ -1277,9 +1316,116 @@
                 <w:sz w:val="24"/>
                 <w:szCs w:val="24"/>
               </w:rPr>
-              <w:t xml:space="preserve">] Number and Face Value </w:t>
-            </w:r>
-            <w:proofErr w:type="spellStart"/>
+              <w:t>] Number and Face Value Rs.[Face Value ]/-</w:t>
+            </w:r>
+          </w:p>
+        </w:tc>
+        <w:tc>
+          <w:tcPr>
+            <w:tcW w:w="1269" w:type="dxa"/>
+          </w:tcPr>
+          <w:p>
+            <w:pPr>
+              <w:rPr>
+                <w:rFonts w:ascii="Arial" w:eastAsia="Times New Roman" w:hAnsi="Arial" w:cs="Arial"/>
+                <w:b/>
+                <w:sz w:val="20"/>
+                <w:szCs w:val="20"/>
+              </w:rPr>
+            </w:pPr>
+            <w:r>
+              <w:rPr>
+                <w:rFonts w:ascii="Arial" w:eastAsia="Times New Roman" w:hAnsi="Arial" w:cs="Arial"/>
+                <w:b/>
+                <w:sz w:val="20"/>
+                <w:szCs w:val="20"/>
+              </w:rPr>
+              <w:t xml:space="preserve">        </w:t>
+            </w:r>
+            <w:r>
+              <w:rPr>
+                <w:rFonts w:ascii="Roboto" w:hAnsi="Roboto"/>
+                <w:b/>
+              </w:rPr>
+              <w:t>[SC3]</w:t>
+            </w:r>
+          </w:p>
+        </w:tc>
+        <w:tc>
+          <w:tcPr>
+            <w:tcW w:w="2660" w:type="dxa"/>
+            <w:gridSpan w:val="2"/>
+          </w:tcPr>
+          <w:p>
+            <w:pPr>
+              <w:rPr>
+                <w:rFonts w:ascii="Arial" w:eastAsia="Times New Roman" w:hAnsi="Arial" w:cs="Arial"/>
+                <w:b/>
+                <w:sz w:val="20"/>
+                <w:szCs w:val="20"/>
+              </w:rPr>
+            </w:pPr>
+            <w:r>
+              <w:rPr>
+                <w:rFonts w:ascii="Roboto" w:hAnsi="Roboto"/>
+                <w:b/>
+              </w:rPr>
+              <w:t xml:space="preserve">          [DN3]</w:t>
+            </w:r>
+          </w:p>
+        </w:tc>
+      </w:tr>
+      <w:tr>
+        <w:tc>
+          <w:tcPr>
+            <w:tcW w:w="1963" w:type="dxa"/>
+          </w:tcPr>
+          <w:p>
+            <w:pPr>
+              <w:rPr>
+                <w:rFonts w:ascii="Arial" w:eastAsia="Times New Roman" w:hAnsi="Arial" w:cs="Arial"/>
+                <w:b/>
+                <w:sz w:val="20"/>
+                <w:szCs w:val="20"/>
+              </w:rPr>
+            </w:pPr>
+            <w:r>
+              <w:rPr>
+                <w:rFonts w:ascii="Roboto" w:hAnsi="Roboto"/>
+                <w:b/>
+              </w:rPr>
+              <w:t xml:space="preserve"> [Company Name]</w:t>
+            </w:r>
+          </w:p>
+        </w:tc>
+        <w:tc>
+          <w:tcPr>
+            <w:tcW w:w="1209" w:type="dxa"/>
+          </w:tcPr>
+          <w:p>
+            <w:pPr>
+              <w:jc w:val="center"/>
+              <w:rPr>
+                <w:rFonts w:ascii="Arial" w:eastAsia="Times New Roman" w:hAnsi="Arial" w:cs="Arial"/>
+                <w:b/>
+                <w:sz w:val="20"/>
+                <w:szCs w:val="20"/>
+              </w:rPr>
+            </w:pPr>
+            <w:r>
+              <w:rPr>
+                <w:rFonts w:ascii="Roboto" w:hAnsi="Roboto"/>
+                <w:b/>
+              </w:rPr>
+              <w:t>[Folio No]</w:t>
+            </w:r>
+          </w:p>
+        </w:tc>
+        <w:tc>
+          <w:tcPr>
+            <w:tcW w:w="2964" w:type="dxa"/>
+          </w:tcPr>
+          <w:p>
             <w:r>
               <w:rPr>
                 <w:rFonts w:cstheme="minorHAnsi"/>
@@ -1287,9 +1433,8 @@
                 <w:sz w:val="24"/>
                 <w:szCs w:val="24"/>
               </w:rPr>
-              <w:t>Rs</w:t>
-            </w:r>
-            <w:proofErr w:type="spellEnd"/>
+              <w:t>[NOS4</w:t>
+            </w:r>
             <w:r>
               <w:rPr>
                 <w:rFonts w:cstheme="minorHAnsi"/>
@@ -1297,7 +1442,7 @@
                 <w:sz w:val="24"/>
                 <w:szCs w:val="24"/>
               </w:rPr>
-              <w:t>.[Face Value ]/-</w:t>
+              <w:t>] Number and Face Value Rs.[Face Value ]/-</w:t>
             </w:r>
           </w:p>
         </w:tc>
@@ -1316,10 +1461,19 @@
             </w:pPr>
             <w:r>
               <w:rPr>
-                <w:rFonts w:ascii="Roboto" w:hAnsi="Roboto"/>
-                <w:b/>
-              </w:rPr>
-              <w:t xml:space="preserve">        [SC2]</w:t>
+                <w:rFonts w:ascii="Arial" w:eastAsia="Times New Roman" w:hAnsi="Arial" w:cs="Arial"/>
+                <w:b/>
+                <w:sz w:val="20"/>
+                <w:szCs w:val="20"/>
+              </w:rPr>
+              <w:t xml:space="preserve">        </w:t>
+            </w:r>
+            <w:r>
+              <w:rPr>
+                <w:rFonts w:ascii="Roboto" w:hAnsi="Roboto"/>
+                <w:b/>
+              </w:rPr>
+              <w:t>[SC4]</w:t>
             </w:r>
           </w:p>
         </w:tc>
@@ -1342,7 +1496,7 @@
                 <w:rFonts w:ascii="Roboto" w:hAnsi="Roboto"/>
                 <w:b/>
               </w:rPr>
-              <w:t xml:space="preserve">          [DN2]</w:t>
+              <w:t xml:space="preserve">          [DN4]</w:t>
             </w:r>
           </w:p>
         </w:tc>
@@ -1405,7 +1559,7 @@
                 <w:sz w:val="24"/>
                 <w:szCs w:val="24"/>
               </w:rPr>
-              <w:t>[NOS3</w:t>
+              <w:t>[NOS5</w:t>
             </w:r>
             <w:r>
               <w:rPr>
@@ -1414,9 +1568,112 @@
                 <w:sz w:val="24"/>
                 <w:szCs w:val="24"/>
               </w:rPr>
-              <w:t xml:space="preserve">] Number and Face Value </w:t>
-            </w:r>
-            <w:proofErr w:type="spellStart"/>
+              <w:t>] Number and Face Value Rs.[Face Value ]/-</w:t>
+            </w:r>
+          </w:p>
+        </w:tc>
+        <w:tc>
+          <w:tcPr>
+            <w:tcW w:w="1269" w:type="dxa"/>
+          </w:tcPr>
+          <w:p>
+            <w:pPr>
+              <w:rPr>
+                <w:rFonts w:ascii="Arial" w:eastAsia="Times New Roman" w:hAnsi="Arial" w:cs="Arial"/>
+                <w:b/>
+                <w:sz w:val="20"/>
+                <w:szCs w:val="20"/>
+              </w:rPr>
+            </w:pPr>
+            <w:r>
+              <w:rPr>
+                <w:rFonts w:ascii="Arial" w:eastAsia="Times New Roman" w:hAnsi="Arial" w:cs="Arial"/>
+                <w:b/>
+                <w:sz w:val="20"/>
+                <w:szCs w:val="20"/>
+              </w:rPr>
+              <w:t xml:space="preserve">        </w:t>
+            </w:r>
+            <w:r>
+              <w:rPr>
+                <w:rFonts w:ascii="Roboto" w:hAnsi="Roboto"/>
+                <w:b/>
+              </w:rPr>
+              <w:t>[SC5]</w:t>
+            </w:r>
+          </w:p>
+        </w:tc>
+        <w:tc>
+          <w:tcPr>
+            <w:tcW w:w="2660" w:type="dxa"/>
+            <w:gridSpan w:val="2"/>
+          </w:tcPr>
+          <w:p>
+            <w:pPr>
+              <w:rPr>
+                <w:rFonts w:ascii="Arial" w:eastAsia="Times New Roman" w:hAnsi="Arial" w:cs="Arial"/>
+                <w:b/>
+                <w:sz w:val="20"/>
+                <w:szCs w:val="20"/>
+              </w:rPr>
+            </w:pPr>
+            <w:r>
+              <w:rPr>
+                <w:rFonts w:ascii="Roboto" w:hAnsi="Roboto"/>
+                <w:b/>
+              </w:rPr>
+              <w:t xml:space="preserve">          [DN5]</w:t>
+            </w:r>
+          </w:p>
+        </w:tc>
+      </w:tr>
+      <w:tr>
+        <w:tc>
+          <w:tcPr>
+            <w:tcW w:w="1963" w:type="dxa"/>
+          </w:tcPr>
+          <w:p>
+            <w:pPr>
+              <w:rPr>
+                <w:rFonts w:ascii="Roboto" w:hAnsi="Roboto"/>
+                <w:b/>
+              </w:rPr>
+            </w:pPr>
+            <w:r>
+              <w:rPr>
+                <w:rFonts w:ascii="Roboto" w:hAnsi="Roboto"/>
+                <w:b/>
+              </w:rPr>
+              <w:t xml:space="preserve"> [Company Name]</w:t>
+            </w:r>
+          </w:p>
+        </w:tc>
+        <w:tc>
+          <w:tcPr>
+            <w:tcW w:w="1209" w:type="dxa"/>
+          </w:tcPr>
+          <w:p>
+            <w:pPr>
+              <w:jc w:val="center"/>
+              <w:rPr>
+                <w:rFonts w:ascii="Roboto" w:hAnsi="Roboto"/>
+                <w:b/>
+              </w:rPr>
+            </w:pPr>
+            <w:r>
+              <w:rPr>
+                <w:rFonts w:ascii="Roboto" w:hAnsi="Roboto"/>
+                <w:b/>
+              </w:rPr>
+              <w:t>[Folio No]</w:t>
+            </w:r>
+          </w:p>
+        </w:tc>
+        <w:tc>
+          <w:tcPr>
+            <w:tcW w:w="2964" w:type="dxa"/>
+          </w:tcPr>
+          <w:p>
             <w:r>
               <w:rPr>
                 <w:rFonts w:cstheme="minorHAnsi"/>
@@ -1424,9 +1681,8 @@
                 <w:sz w:val="24"/>
                 <w:szCs w:val="24"/>
               </w:rPr>
-              <w:t>Rs</w:t>
-            </w:r>
-            <w:proofErr w:type="spellEnd"/>
+              <w:t>[NOS6</w:t>
+            </w:r>
             <w:r>
               <w:rPr>
                 <w:rFonts w:cstheme="minorHAnsi"/>
@@ -1434,7 +1690,7 @@
                 <w:sz w:val="24"/>
                 <w:szCs w:val="24"/>
               </w:rPr>
-              <w:t>.[Face Value ]/-</w:t>
+              <w:t>] Number and Face Value Rs.[Face Value ]/-</w:t>
             </w:r>
           </w:p>
         </w:tc>
@@ -1465,7 +1721,21 @@
                 <w:rFonts w:ascii="Roboto" w:hAnsi="Roboto"/>
                 <w:b/>
               </w:rPr>
-              <w:t>[SC3]</w:t>
+              <w:t>[SC</w:t>
+            </w:r>
+            <w:r>
+              <w:rPr>
+                <w:rFonts w:ascii="Roboto" w:hAnsi="Roboto"/>
+                <w:b/>
+              </w:rPr>
+              <w:t>6</w:t>
+            </w:r>
+            <w:r>
+              <w:rPr>
+                <w:rFonts w:ascii="Roboto" w:hAnsi="Roboto"/>
+                <w:b/>
+              </w:rPr>
+              <w:t>]</w:t>
             </w:r>
           </w:p>
         </w:tc>
@@ -1477,10 +1747,8 @@
           <w:p>
             <w:pPr>
               <w:rPr>
-                <w:rFonts w:ascii="Arial" w:eastAsia="Times New Roman" w:hAnsi="Arial" w:cs="Arial"/>
-                <w:b/>
-                <w:sz w:val="20"/>
-                <w:szCs w:val="20"/>
+                <w:rFonts w:ascii="Roboto" w:hAnsi="Roboto"/>
+                <w:b/>
               </w:rPr>
             </w:pPr>
             <w:r>
@@ -1488,7 +1756,21 @@
                 <w:rFonts w:ascii="Roboto" w:hAnsi="Roboto"/>
                 <w:b/>
               </w:rPr>
-              <w:t xml:space="preserve">          [DN3]</w:t>
+              <w:t xml:space="preserve">          [DN</w:t>
+            </w:r>
+            <w:r>
+              <w:rPr>
+                <w:rFonts w:ascii="Roboto" w:hAnsi="Roboto"/>
+                <w:b/>
+              </w:rPr>
+              <w:t>6</w:t>
+            </w:r>
+            <w:r>
+              <w:rPr>
+                <w:rFonts w:ascii="Roboto" w:hAnsi="Roboto"/>
+                <w:b/>
+              </w:rPr>
+              <w:t>]</w:t>
             </w:r>
           </w:p>
         </w:tc>
@@ -1551,7 +1833,7 @@
                 <w:sz w:val="24"/>
                 <w:szCs w:val="24"/>
               </w:rPr>
-              <w:t>[NOS4</w:t>
+              <w:t>[NOS7</w:t>
             </w:r>
             <w:r>
               <w:rPr>
@@ -1560,9 +1842,144 @@
                 <w:sz w:val="24"/>
                 <w:szCs w:val="24"/>
               </w:rPr>
-              <w:t xml:space="preserve">] Number and Face Value </w:t>
-            </w:r>
-            <w:proofErr w:type="spellStart"/>
+              <w:t>] Number and Face Value Rs.[Face Value ]/-</w:t>
+            </w:r>
+          </w:p>
+        </w:tc>
+        <w:tc>
+          <w:tcPr>
+            <w:tcW w:w="1269" w:type="dxa"/>
+          </w:tcPr>
+          <w:p>
+            <w:pPr>
+              <w:rPr>
+                <w:rFonts w:ascii="Arial" w:eastAsia="Times New Roman" w:hAnsi="Arial" w:cs="Arial"/>
+                <w:b/>
+                <w:sz w:val="20"/>
+                <w:szCs w:val="20"/>
+              </w:rPr>
+            </w:pPr>
+            <w:r>
+              <w:rPr>
+                <w:rFonts w:ascii="Arial" w:eastAsia="Times New Roman" w:hAnsi="Arial" w:cs="Arial"/>
+                <w:b/>
+                <w:sz w:val="20"/>
+                <w:szCs w:val="20"/>
+              </w:rPr>
+              <w:t xml:space="preserve">        </w:t>
+            </w:r>
+            <w:r>
+              <w:rPr>
+                <w:rFonts w:ascii="Roboto" w:hAnsi="Roboto"/>
+                <w:b/>
+              </w:rPr>
+              <w:t>[SC</w:t>
+            </w:r>
+            <w:r>
+              <w:rPr>
+                <w:rFonts w:ascii="Roboto" w:hAnsi="Roboto"/>
+                <w:b/>
+              </w:rPr>
+              <w:t>7</w:t>
+            </w:r>
+            <w:r>
+              <w:rPr>
+                <w:rFonts w:ascii="Roboto" w:hAnsi="Roboto"/>
+                <w:b/>
+              </w:rPr>
+              <w:t>]</w:t>
+            </w:r>
+          </w:p>
+        </w:tc>
+        <w:tc>
+          <w:tcPr>
+            <w:tcW w:w="2660" w:type="dxa"/>
+            <w:gridSpan w:val="2"/>
+          </w:tcPr>
+          <w:p>
+            <w:pPr>
+              <w:rPr>
+                <w:rFonts w:ascii="Arial" w:eastAsia="Times New Roman" w:hAnsi="Arial" w:cs="Arial"/>
+                <w:b/>
+                <w:sz w:val="20"/>
+                <w:szCs w:val="20"/>
+              </w:rPr>
+            </w:pPr>
+            <w:r>
+              <w:rPr>
+                <w:rFonts w:ascii="Roboto" w:hAnsi="Roboto"/>
+                <w:b/>
+              </w:rPr>
+              <w:t xml:space="preserve">          [DN</w:t>
+            </w:r>
+            <w:r>
+              <w:rPr>
+                <w:rFonts w:ascii="Roboto" w:hAnsi="Roboto"/>
+                <w:b/>
+              </w:rPr>
+              <w:t>7</w:t>
+            </w:r>
+            <w:r>
+              <w:rPr>
+                <w:rFonts w:ascii="Roboto" w:hAnsi="Roboto"/>
+                <w:b/>
+              </w:rPr>
+              <w:t>]</w:t>
+            </w:r>
+          </w:p>
+        </w:tc>
+      </w:tr>
+      <w:tr>
+        <w:tc>
+          <w:tcPr>
+            <w:tcW w:w="1963" w:type="dxa"/>
+          </w:tcPr>
+          <w:p>
+            <w:pPr>
+              <w:rPr>
+                <w:rFonts w:ascii="Arial" w:eastAsia="Times New Roman" w:hAnsi="Arial" w:cs="Arial"/>
+                <w:b/>
+                <w:sz w:val="20"/>
+                <w:szCs w:val="20"/>
+              </w:rPr>
+            </w:pPr>
+            <w:r>
+              <w:rPr>
+                <w:rFonts w:ascii="Roboto" w:hAnsi="Roboto"/>
+                <w:b/>
+              </w:rPr>
+              <w:t xml:space="preserve"> [Company Name]</w:t>
+            </w:r>
+          </w:p>
+        </w:tc>
+        <w:tc>
+          <w:tcPr>
+            <w:tcW w:w="1209" w:type="dxa"/>
+          </w:tcPr>
+          <w:p>
+            <w:pPr>
+              <w:jc w:val="center"/>
+              <w:rPr>
+                <w:rFonts w:ascii="Arial" w:eastAsia="Times New Roman" w:hAnsi="Arial" w:cs="Arial"/>
+                <w:b/>
+                <w:sz w:val="20"/>
+                <w:szCs w:val="20"/>
+              </w:rPr>
+            </w:pPr>
+            <w:r>
+              <w:rPr>
+                <w:rFonts w:ascii="Roboto" w:hAnsi="Roboto"/>
+                <w:b/>
+              </w:rPr>
+              <w:t>[Folio No]</w:t>
+            </w:r>
+          </w:p>
+        </w:tc>
+        <w:tc>
+          <w:tcPr>
+            <w:tcW w:w="2964" w:type="dxa"/>
+          </w:tcPr>
+          <w:p>
             <w:r>
               <w:rPr>
                 <w:rFonts w:cstheme="minorHAnsi"/>
@@ -1570,9 +1987,8 @@
                 <w:sz w:val="24"/>
                 <w:szCs w:val="24"/>
               </w:rPr>
-              <w:t>Rs</w:t>
-            </w:r>
-            <w:proofErr w:type="spellEnd"/>
+              <w:t>[NOS8</w:t>
+            </w:r>
             <w:r>
               <w:rPr>
                 <w:rFonts w:cstheme="minorHAnsi"/>
@@ -1580,7 +1996,7 @@
                 <w:sz w:val="24"/>
                 <w:szCs w:val="24"/>
               </w:rPr>
-              <w:t>.[Face Value ]/-</w:t>
+              <w:t>] Number and Face Value Rs.[Face Value ]/-</w:t>
             </w:r>
           </w:p>
         </w:tc>
@@ -1611,7 +2027,21 @@
                 <w:rFonts w:ascii="Roboto" w:hAnsi="Roboto"/>
                 <w:b/>
               </w:rPr>
-              <w:t>[SC4]</w:t>
+              <w:t>[SC</w:t>
+            </w:r>
+            <w:r>
+              <w:rPr>
+                <w:rFonts w:ascii="Roboto" w:hAnsi="Roboto"/>
+                <w:b/>
+              </w:rPr>
+              <w:t>8</w:t>
+            </w:r>
+            <w:r>
+              <w:rPr>
+                <w:rFonts w:ascii="Roboto" w:hAnsi="Roboto"/>
+                <w:b/>
+              </w:rPr>
+              <w:t>]</w:t>
             </w:r>
           </w:p>
         </w:tc>
@@ -1634,7 +2064,21 @@
                 <w:rFonts w:ascii="Roboto" w:hAnsi="Roboto"/>
                 <w:b/>
               </w:rPr>
-              <w:t xml:space="preserve">          [DN4]</w:t>
+              <w:t xml:space="preserve">          [DN</w:t>
+            </w:r>
+            <w:r>
+              <w:rPr>
+                <w:rFonts w:ascii="Roboto" w:hAnsi="Roboto"/>
+                <w:b/>
+              </w:rPr>
+              <w:t>8</w:t>
+            </w:r>
+            <w:r>
+              <w:rPr>
+                <w:rFonts w:ascii="Roboto" w:hAnsi="Roboto"/>
+                <w:b/>
+              </w:rPr>
+              <w:t>]</w:t>
             </w:r>
           </w:p>
         </w:tc>
@@ -1697,7 +2141,7 @@
                 <w:sz w:val="24"/>
                 <w:szCs w:val="24"/>
               </w:rPr>
-              <w:t>[NOS5</w:t>
+              <w:t>[NOS9</w:t>
             </w:r>
             <w:r>
               <w:rPr>
@@ -1706,9 +2150,144 @@
                 <w:sz w:val="24"/>
                 <w:szCs w:val="24"/>
               </w:rPr>
-              <w:t xml:space="preserve">] Number and Face Value </w:t>
-            </w:r>
-            <w:proofErr w:type="spellStart"/>
+              <w:t>] Number and Face Value Rs.[Face Value ]/-</w:t>
+            </w:r>
+          </w:p>
+        </w:tc>
+        <w:tc>
+          <w:tcPr>
+            <w:tcW w:w="1269" w:type="dxa"/>
+          </w:tcPr>
+          <w:p>
+            <w:pPr>
+              <w:rPr>
+                <w:rFonts w:ascii="Arial" w:eastAsia="Times New Roman" w:hAnsi="Arial" w:cs="Arial"/>
+                <w:b/>
+                <w:sz w:val="20"/>
+                <w:szCs w:val="20"/>
+              </w:rPr>
+            </w:pPr>
+            <w:r>
+              <w:rPr>
+                <w:rFonts w:ascii="Arial" w:eastAsia="Times New Roman" w:hAnsi="Arial" w:cs="Arial"/>
+                <w:b/>
+                <w:sz w:val="20"/>
+                <w:szCs w:val="20"/>
+              </w:rPr>
+              <w:t xml:space="preserve">        </w:t>
+            </w:r>
+            <w:r>
+              <w:rPr>
+                <w:rFonts w:ascii="Roboto" w:hAnsi="Roboto"/>
+                <w:b/>
+              </w:rPr>
+              <w:t>[SC</w:t>
+            </w:r>
+            <w:r>
+              <w:rPr>
+                <w:rFonts w:ascii="Roboto" w:hAnsi="Roboto"/>
+                <w:b/>
+              </w:rPr>
+              <w:t>9</w:t>
+            </w:r>
+            <w:r>
+              <w:rPr>
+                <w:rFonts w:ascii="Roboto" w:hAnsi="Roboto"/>
+                <w:b/>
+              </w:rPr>
+              <w:t>]</w:t>
+            </w:r>
+          </w:p>
+        </w:tc>
+        <w:tc>
+          <w:tcPr>
+            <w:tcW w:w="2660" w:type="dxa"/>
+            <w:gridSpan w:val="2"/>
+          </w:tcPr>
+          <w:p>
+            <w:pPr>
+              <w:rPr>
+                <w:rFonts w:ascii="Arial" w:eastAsia="Times New Roman" w:hAnsi="Arial" w:cs="Arial"/>
+                <w:b/>
+                <w:sz w:val="20"/>
+                <w:szCs w:val="20"/>
+              </w:rPr>
+            </w:pPr>
+            <w:r>
+              <w:rPr>
+                <w:rFonts w:ascii="Roboto" w:hAnsi="Roboto"/>
+                <w:b/>
+              </w:rPr>
+              <w:t xml:space="preserve">          [DN</w:t>
+            </w:r>
+            <w:r>
+              <w:rPr>
+                <w:rFonts w:ascii="Roboto" w:hAnsi="Roboto"/>
+                <w:b/>
+              </w:rPr>
+              <w:t>9</w:t>
+            </w:r>
+            <w:r>
+              <w:rPr>
+                <w:rFonts w:ascii="Roboto" w:hAnsi="Roboto"/>
+                <w:b/>
+              </w:rPr>
+              <w:t>]</w:t>
+            </w:r>
+          </w:p>
+        </w:tc>
+      </w:tr>
+      <w:tr>
+        <w:tc>
+          <w:tcPr>
+            <w:tcW w:w="1963" w:type="dxa"/>
+          </w:tcPr>
+          <w:p>
+            <w:pPr>
+              <w:rPr>
+                <w:rFonts w:ascii="Arial" w:eastAsia="Times New Roman" w:hAnsi="Arial" w:cs="Arial"/>
+                <w:b/>
+                <w:sz w:val="20"/>
+                <w:szCs w:val="20"/>
+              </w:rPr>
+            </w:pPr>
+            <w:r>
+              <w:rPr>
+                <w:rFonts w:ascii="Roboto" w:hAnsi="Roboto"/>
+                <w:b/>
+              </w:rPr>
+              <w:t xml:space="preserve"> [Company Name]</w:t>
+            </w:r>
+          </w:p>
+        </w:tc>
+        <w:tc>
+          <w:tcPr>
+            <w:tcW w:w="1209" w:type="dxa"/>
+          </w:tcPr>
+          <w:p>
+            <w:pPr>
+              <w:jc w:val="center"/>
+              <w:rPr>
+                <w:rFonts w:ascii="Arial" w:eastAsia="Times New Roman" w:hAnsi="Arial" w:cs="Arial"/>
+                <w:b/>
+                <w:sz w:val="20"/>
+                <w:szCs w:val="20"/>
+              </w:rPr>
+            </w:pPr>
+            <w:r>
+              <w:rPr>
+                <w:rFonts w:ascii="Roboto" w:hAnsi="Roboto"/>
+                <w:b/>
+              </w:rPr>
+              <w:t>[Folio No]</w:t>
+            </w:r>
+          </w:p>
+        </w:tc>
+        <w:tc>
+          <w:tcPr>
+            <w:tcW w:w="2964" w:type="dxa"/>
+          </w:tcPr>
+          <w:p>
             <w:r>
               <w:rPr>
                 <w:rFonts w:cstheme="minorHAnsi"/>
@@ -1716,9 +2295,8 @@
                 <w:sz w:val="24"/>
                 <w:szCs w:val="24"/>
               </w:rPr>
-              <w:t>Rs</w:t>
-            </w:r>
-            <w:proofErr w:type="spellEnd"/>
+              <w:t>[NOS1</w:t>
+            </w:r>
             <w:r>
               <w:rPr>
                 <w:rFonts w:cstheme="minorHAnsi"/>
@@ -1726,112 +2304,8 @@
                 <w:sz w:val="24"/>
                 <w:szCs w:val="24"/>
               </w:rPr>
-              <w:t>.[Face Value ]/-</w:t>
-            </w:r>
-          </w:p>
-        </w:tc>
-        <w:tc>
-          <w:tcPr>
-            <w:tcW w:w="1269" w:type="dxa"/>
-          </w:tcPr>
-          <w:p>
-            <w:pPr>
-              <w:rPr>
-                <w:rFonts w:ascii="Arial" w:eastAsia="Times New Roman" w:hAnsi="Arial" w:cs="Arial"/>
-                <w:b/>
-                <w:sz w:val="20"/>
-                <w:szCs w:val="20"/>
-              </w:rPr>
-            </w:pPr>
-            <w:r>
-              <w:rPr>
-                <w:rFonts w:ascii="Arial" w:eastAsia="Times New Roman" w:hAnsi="Arial" w:cs="Arial"/>
-                <w:b/>
-                <w:sz w:val="20"/>
-                <w:szCs w:val="20"/>
-              </w:rPr>
-              <w:t xml:space="preserve">        </w:t>
-            </w:r>
-            <w:r>
-              <w:rPr>
-                <w:rFonts w:ascii="Roboto" w:hAnsi="Roboto"/>
-                <w:b/>
-              </w:rPr>
-              <w:t>[SC5]</w:t>
-            </w:r>
-          </w:p>
-        </w:tc>
-        <w:tc>
-          <w:tcPr>
-            <w:tcW w:w="2660" w:type="dxa"/>
-            <w:gridSpan w:val="2"/>
-          </w:tcPr>
-          <w:p>
-            <w:pPr>
-              <w:rPr>
-                <w:rFonts w:ascii="Arial" w:eastAsia="Times New Roman" w:hAnsi="Arial" w:cs="Arial"/>
-                <w:b/>
-                <w:sz w:val="20"/>
-                <w:szCs w:val="20"/>
-              </w:rPr>
-            </w:pPr>
-            <w:r>
-              <w:rPr>
-                <w:rFonts w:ascii="Roboto" w:hAnsi="Roboto"/>
-                <w:b/>
-              </w:rPr>
-              <w:t xml:space="preserve">          [DN5]</w:t>
-            </w:r>
-          </w:p>
-        </w:tc>
-      </w:tr>
-      <w:tr>
-        <w:tc>
-          <w:tcPr>
-            <w:tcW w:w="1963" w:type="dxa"/>
-          </w:tcPr>
-          <w:p>
-            <w:pPr>
-              <w:rPr>
-                <w:rFonts w:ascii="Roboto" w:hAnsi="Roboto"/>
-                <w:b/>
-              </w:rPr>
-            </w:pPr>
-            <w:r>
-              <w:rPr>
-                <w:rFonts w:ascii="Roboto" w:hAnsi="Roboto"/>
-                <w:b/>
-              </w:rPr>
-              <w:t xml:space="preserve"> [Company Name]</w:t>
-            </w:r>
-          </w:p>
-        </w:tc>
-        <w:tc>
-          <w:tcPr>
-            <w:tcW w:w="1209" w:type="dxa"/>
-          </w:tcPr>
-          <w:p>
-            <w:pPr>
-              <w:jc w:val="center"/>
-              <w:rPr>
-                <w:rFonts w:ascii="Roboto" w:hAnsi="Roboto"/>
-                <w:b/>
-              </w:rPr>
-            </w:pPr>
-            <w:r>
-              <w:rPr>
-                <w:rFonts w:ascii="Roboto" w:hAnsi="Roboto"/>
-                <w:b/>
-              </w:rPr>
-              <w:t>[Folio No]</w:t>
-            </w:r>
-          </w:p>
-        </w:tc>
-        <w:tc>
-          <w:tcPr>
-            <w:tcW w:w="2964" w:type="dxa"/>
-          </w:tcPr>
-          <w:p>
+              <w:t>0</w:t>
+            </w:r>
             <w:r>
               <w:rPr>
                 <w:rFonts w:cstheme="minorHAnsi"/>
@@ -1839,739 +2313,7 @@
                 <w:sz w:val="24"/>
                 <w:szCs w:val="24"/>
               </w:rPr>
-              <w:t>[NOS6</w:t>
-            </w:r>
-            <w:r>
-              <w:rPr>
-                <w:rFonts w:cstheme="minorHAnsi"/>
-                <w:b/>
-                <w:sz w:val="24"/>
-                <w:szCs w:val="24"/>
-              </w:rPr>
-              <w:t xml:space="preserve">] Number and Face Value </w:t>
-            </w:r>
-            <w:proofErr w:type="spellStart"/>
-            <w:r>
-              <w:rPr>
-                <w:rFonts w:cstheme="minorHAnsi"/>
-                <w:b/>
-                <w:sz w:val="24"/>
-                <w:szCs w:val="24"/>
-              </w:rPr>
-              <w:t>Rs</w:t>
-            </w:r>
-            <w:proofErr w:type="spellEnd"/>
-            <w:r>
-              <w:rPr>
-                <w:rFonts w:cstheme="minorHAnsi"/>
-                <w:b/>
-                <w:sz w:val="24"/>
-                <w:szCs w:val="24"/>
-              </w:rPr>
-              <w:t>.[Face Value ]/-</w:t>
-            </w:r>
-          </w:p>
-        </w:tc>
-        <w:tc>
-          <w:tcPr>
-            <w:tcW w:w="1269" w:type="dxa"/>
-          </w:tcPr>
-          <w:p>
-            <w:pPr>
-              <w:rPr>
-                <w:rFonts w:ascii="Arial" w:eastAsia="Times New Roman" w:hAnsi="Arial" w:cs="Arial"/>
-                <w:b/>
-                <w:sz w:val="20"/>
-                <w:szCs w:val="20"/>
-              </w:rPr>
-            </w:pPr>
-            <w:r>
-              <w:rPr>
-                <w:rFonts w:ascii="Arial" w:eastAsia="Times New Roman" w:hAnsi="Arial" w:cs="Arial"/>
-                <w:b/>
-                <w:sz w:val="20"/>
-                <w:szCs w:val="20"/>
-              </w:rPr>
-              <w:t xml:space="preserve">        </w:t>
-            </w:r>
-            <w:r>
-              <w:rPr>
-                <w:rFonts w:ascii="Roboto" w:hAnsi="Roboto"/>
-                <w:b/>
-              </w:rPr>
-              <w:t>[SC</w:t>
-            </w:r>
-            <w:r>
-              <w:rPr>
-                <w:rFonts w:ascii="Roboto" w:hAnsi="Roboto"/>
-                <w:b/>
-              </w:rPr>
-              <w:t>6</w:t>
-            </w:r>
-            <w:r>
-              <w:rPr>
-                <w:rFonts w:ascii="Roboto" w:hAnsi="Roboto"/>
-                <w:b/>
-              </w:rPr>
-              <w:t>]</w:t>
-            </w:r>
-          </w:p>
-        </w:tc>
-        <w:tc>
-          <w:tcPr>
-            <w:tcW w:w="2660" w:type="dxa"/>
-            <w:gridSpan w:val="2"/>
-          </w:tcPr>
-          <w:p>
-            <w:pPr>
-              <w:rPr>
-                <w:rFonts w:ascii="Roboto" w:hAnsi="Roboto"/>
-                <w:b/>
-              </w:rPr>
-            </w:pPr>
-            <w:r>
-              <w:rPr>
-                <w:rFonts w:ascii="Roboto" w:hAnsi="Roboto"/>
-                <w:b/>
-              </w:rPr>
-              <w:t xml:space="preserve">          [DN</w:t>
-            </w:r>
-            <w:r>
-              <w:rPr>
-                <w:rFonts w:ascii="Roboto" w:hAnsi="Roboto"/>
-                <w:b/>
-              </w:rPr>
-              <w:t>6</w:t>
-            </w:r>
-            <w:r>
-              <w:rPr>
-                <w:rFonts w:ascii="Roboto" w:hAnsi="Roboto"/>
-                <w:b/>
-              </w:rPr>
-              <w:t>]</w:t>
-            </w:r>
-          </w:p>
-        </w:tc>
-      </w:tr>
-      <w:tr>
-        <w:tc>
-          <w:tcPr>
-            <w:tcW w:w="1963" w:type="dxa"/>
-          </w:tcPr>
-          <w:p>
-            <w:pPr>
-              <w:rPr>
-                <w:rFonts w:ascii="Arial" w:eastAsia="Times New Roman" w:hAnsi="Arial" w:cs="Arial"/>
-                <w:b/>
-                <w:sz w:val="20"/>
-                <w:szCs w:val="20"/>
-              </w:rPr>
-            </w:pPr>
-            <w:r>
-              <w:rPr>
-                <w:rFonts w:ascii="Roboto" w:hAnsi="Roboto"/>
-                <w:b/>
-              </w:rPr>
-              <w:t xml:space="preserve"> [Company Name]</w:t>
-            </w:r>
-          </w:p>
-        </w:tc>
-        <w:tc>
-          <w:tcPr>
-            <w:tcW w:w="1209" w:type="dxa"/>
-          </w:tcPr>
-          <w:p>
-            <w:pPr>
-              <w:jc w:val="center"/>
-              <w:rPr>
-                <w:rFonts w:ascii="Arial" w:eastAsia="Times New Roman" w:hAnsi="Arial" w:cs="Arial"/>
-                <w:b/>
-                <w:sz w:val="20"/>
-                <w:szCs w:val="20"/>
-              </w:rPr>
-            </w:pPr>
-            <w:r>
-              <w:rPr>
-                <w:rFonts w:ascii="Roboto" w:hAnsi="Roboto"/>
-                <w:b/>
-              </w:rPr>
-              <w:t>[Folio No]</w:t>
-            </w:r>
-          </w:p>
-        </w:tc>
-        <w:tc>
-          <w:tcPr>
-            <w:tcW w:w="2964" w:type="dxa"/>
-          </w:tcPr>
-          <w:p>
-            <w:r>
-              <w:rPr>
-                <w:rFonts w:cstheme="minorHAnsi"/>
-                <w:b/>
-                <w:sz w:val="24"/>
-                <w:szCs w:val="24"/>
-              </w:rPr>
-              <w:t>[NOS7</w:t>
-            </w:r>
-            <w:r>
-              <w:rPr>
-                <w:rFonts w:cstheme="minorHAnsi"/>
-                <w:b/>
-                <w:sz w:val="24"/>
-                <w:szCs w:val="24"/>
-              </w:rPr>
-              <w:t xml:space="preserve">] Number and Face Value </w:t>
-            </w:r>
-            <w:proofErr w:type="spellStart"/>
-            <w:r>
-              <w:rPr>
-                <w:rFonts w:cstheme="minorHAnsi"/>
-                <w:b/>
-                <w:sz w:val="24"/>
-                <w:szCs w:val="24"/>
-              </w:rPr>
-              <w:t>Rs</w:t>
-            </w:r>
-            <w:proofErr w:type="spellEnd"/>
-            <w:r>
-              <w:rPr>
-                <w:rFonts w:cstheme="minorHAnsi"/>
-                <w:b/>
-                <w:sz w:val="24"/>
-                <w:szCs w:val="24"/>
-              </w:rPr>
-              <w:t>.[Face Value ]/-</w:t>
-            </w:r>
-          </w:p>
-        </w:tc>
-        <w:tc>
-          <w:tcPr>
-            <w:tcW w:w="1269" w:type="dxa"/>
-          </w:tcPr>
-          <w:p>
-            <w:pPr>
-              <w:rPr>
-                <w:rFonts w:ascii="Arial" w:eastAsia="Times New Roman" w:hAnsi="Arial" w:cs="Arial"/>
-                <w:b/>
-                <w:sz w:val="20"/>
-                <w:szCs w:val="20"/>
-              </w:rPr>
-            </w:pPr>
-            <w:r>
-              <w:rPr>
-                <w:rFonts w:ascii="Arial" w:eastAsia="Times New Roman" w:hAnsi="Arial" w:cs="Arial"/>
-                <w:b/>
-                <w:sz w:val="20"/>
-                <w:szCs w:val="20"/>
-              </w:rPr>
-              <w:t xml:space="preserve">        </w:t>
-            </w:r>
-            <w:r>
-              <w:rPr>
-                <w:rFonts w:ascii="Roboto" w:hAnsi="Roboto"/>
-                <w:b/>
-              </w:rPr>
-              <w:t>[SC</w:t>
-            </w:r>
-            <w:r>
-              <w:rPr>
-                <w:rFonts w:ascii="Roboto" w:hAnsi="Roboto"/>
-                <w:b/>
-              </w:rPr>
-              <w:t>7</w:t>
-            </w:r>
-            <w:r>
-              <w:rPr>
-                <w:rFonts w:ascii="Roboto" w:hAnsi="Roboto"/>
-                <w:b/>
-              </w:rPr>
-              <w:t>]</w:t>
-            </w:r>
-          </w:p>
-        </w:tc>
-        <w:tc>
-          <w:tcPr>
-            <w:tcW w:w="2660" w:type="dxa"/>
-            <w:gridSpan w:val="2"/>
-          </w:tcPr>
-          <w:p>
-            <w:pPr>
-              <w:rPr>
-                <w:rFonts w:ascii="Arial" w:eastAsia="Times New Roman" w:hAnsi="Arial" w:cs="Arial"/>
-                <w:b/>
-                <w:sz w:val="20"/>
-                <w:szCs w:val="20"/>
-              </w:rPr>
-            </w:pPr>
-            <w:r>
-              <w:rPr>
-                <w:rFonts w:ascii="Roboto" w:hAnsi="Roboto"/>
-                <w:b/>
-              </w:rPr>
-              <w:t xml:space="preserve">          [DN</w:t>
-            </w:r>
-            <w:r>
-              <w:rPr>
-                <w:rFonts w:ascii="Roboto" w:hAnsi="Roboto"/>
-                <w:b/>
-              </w:rPr>
-              <w:t>7</w:t>
-            </w:r>
-            <w:r>
-              <w:rPr>
-                <w:rFonts w:ascii="Roboto" w:hAnsi="Roboto"/>
-                <w:b/>
-              </w:rPr>
-              <w:t>]</w:t>
-            </w:r>
-          </w:p>
-        </w:tc>
-      </w:tr>
-      <w:tr>
-        <w:tc>
-          <w:tcPr>
-            <w:tcW w:w="1963" w:type="dxa"/>
-          </w:tcPr>
-          <w:p>
-            <w:pPr>
-              <w:rPr>
-                <w:rFonts w:ascii="Arial" w:eastAsia="Times New Roman" w:hAnsi="Arial" w:cs="Arial"/>
-                <w:b/>
-                <w:sz w:val="20"/>
-                <w:szCs w:val="20"/>
-              </w:rPr>
-            </w:pPr>
-            <w:r>
-              <w:rPr>
-                <w:rFonts w:ascii="Roboto" w:hAnsi="Roboto"/>
-                <w:b/>
-              </w:rPr>
-              <w:t xml:space="preserve"> [Company Name]</w:t>
-            </w:r>
-          </w:p>
-        </w:tc>
-        <w:tc>
-          <w:tcPr>
-            <w:tcW w:w="1209" w:type="dxa"/>
-          </w:tcPr>
-          <w:p>
-            <w:pPr>
-              <w:jc w:val="center"/>
-              <w:rPr>
-                <w:rFonts w:ascii="Arial" w:eastAsia="Times New Roman" w:hAnsi="Arial" w:cs="Arial"/>
-                <w:b/>
-                <w:sz w:val="20"/>
-                <w:szCs w:val="20"/>
-              </w:rPr>
-            </w:pPr>
-            <w:r>
-              <w:rPr>
-                <w:rFonts w:ascii="Roboto" w:hAnsi="Roboto"/>
-                <w:b/>
-              </w:rPr>
-              <w:t>[Folio No]</w:t>
-            </w:r>
-          </w:p>
-        </w:tc>
-        <w:tc>
-          <w:tcPr>
-            <w:tcW w:w="2964" w:type="dxa"/>
-          </w:tcPr>
-          <w:p>
-            <w:r>
-              <w:rPr>
-                <w:rFonts w:cstheme="minorHAnsi"/>
-                <w:b/>
-                <w:sz w:val="24"/>
-                <w:szCs w:val="24"/>
-              </w:rPr>
-              <w:t>[NOS8</w:t>
-            </w:r>
-            <w:r>
-              <w:rPr>
-                <w:rFonts w:cstheme="minorHAnsi"/>
-                <w:b/>
-                <w:sz w:val="24"/>
-                <w:szCs w:val="24"/>
-              </w:rPr>
-              <w:t xml:space="preserve">] Number and Face Value </w:t>
-            </w:r>
-            <w:proofErr w:type="spellStart"/>
-            <w:r>
-              <w:rPr>
-                <w:rFonts w:cstheme="minorHAnsi"/>
-                <w:b/>
-                <w:sz w:val="24"/>
-                <w:szCs w:val="24"/>
-              </w:rPr>
-              <w:t>Rs</w:t>
-            </w:r>
-            <w:proofErr w:type="spellEnd"/>
-            <w:r>
-              <w:rPr>
-                <w:rFonts w:cstheme="minorHAnsi"/>
-                <w:b/>
-                <w:sz w:val="24"/>
-                <w:szCs w:val="24"/>
-              </w:rPr>
-              <w:t>.[Face Value ]/-</w:t>
-            </w:r>
-          </w:p>
-        </w:tc>
-        <w:tc>
-          <w:tcPr>
-            <w:tcW w:w="1269" w:type="dxa"/>
-          </w:tcPr>
-          <w:p>
-            <w:pPr>
-              <w:rPr>
-                <w:rFonts w:ascii="Arial" w:eastAsia="Times New Roman" w:hAnsi="Arial" w:cs="Arial"/>
-                <w:b/>
-                <w:sz w:val="20"/>
-                <w:szCs w:val="20"/>
-              </w:rPr>
-            </w:pPr>
-            <w:r>
-              <w:rPr>
-                <w:rFonts w:ascii="Arial" w:eastAsia="Times New Roman" w:hAnsi="Arial" w:cs="Arial"/>
-                <w:b/>
-                <w:sz w:val="20"/>
-                <w:szCs w:val="20"/>
-              </w:rPr>
-              <w:t xml:space="preserve">        </w:t>
-            </w:r>
-            <w:r>
-              <w:rPr>
-                <w:rFonts w:ascii="Roboto" w:hAnsi="Roboto"/>
-                <w:b/>
-              </w:rPr>
-              <w:t>[SC</w:t>
-            </w:r>
-            <w:r>
-              <w:rPr>
-                <w:rFonts w:ascii="Roboto" w:hAnsi="Roboto"/>
-                <w:b/>
-              </w:rPr>
-              <w:t>8</w:t>
-            </w:r>
-            <w:r>
-              <w:rPr>
-                <w:rFonts w:ascii="Roboto" w:hAnsi="Roboto"/>
-                <w:b/>
-              </w:rPr>
-              <w:t>]</w:t>
-            </w:r>
-          </w:p>
-        </w:tc>
-        <w:tc>
-          <w:tcPr>
-            <w:tcW w:w="2660" w:type="dxa"/>
-            <w:gridSpan w:val="2"/>
-          </w:tcPr>
-          <w:p>
-            <w:pPr>
-              <w:rPr>
-                <w:rFonts w:ascii="Arial" w:eastAsia="Times New Roman" w:hAnsi="Arial" w:cs="Arial"/>
-                <w:b/>
-                <w:sz w:val="20"/>
-                <w:szCs w:val="20"/>
-              </w:rPr>
-            </w:pPr>
-            <w:r>
-              <w:rPr>
-                <w:rFonts w:ascii="Roboto" w:hAnsi="Roboto"/>
-                <w:b/>
-              </w:rPr>
-              <w:t xml:space="preserve">          [DN</w:t>
-            </w:r>
-            <w:r>
-              <w:rPr>
-                <w:rFonts w:ascii="Roboto" w:hAnsi="Roboto"/>
-                <w:b/>
-              </w:rPr>
-              <w:t>8</w:t>
-            </w:r>
-            <w:r>
-              <w:rPr>
-                <w:rFonts w:ascii="Roboto" w:hAnsi="Roboto"/>
-                <w:b/>
-              </w:rPr>
-              <w:t>]</w:t>
-            </w:r>
-          </w:p>
-        </w:tc>
-      </w:tr>
-      <w:tr>
-        <w:tc>
-          <w:tcPr>
-            <w:tcW w:w="1963" w:type="dxa"/>
-          </w:tcPr>
-          <w:p>
-            <w:pPr>
-              <w:rPr>
-                <w:rFonts w:ascii="Arial" w:eastAsia="Times New Roman" w:hAnsi="Arial" w:cs="Arial"/>
-                <w:b/>
-                <w:sz w:val="20"/>
-                <w:szCs w:val="20"/>
-              </w:rPr>
-            </w:pPr>
-            <w:r>
-              <w:rPr>
-                <w:rFonts w:ascii="Roboto" w:hAnsi="Roboto"/>
-                <w:b/>
-              </w:rPr>
-              <w:t xml:space="preserve"> [Company Name]</w:t>
-            </w:r>
-          </w:p>
-        </w:tc>
-        <w:tc>
-          <w:tcPr>
-            <w:tcW w:w="1209" w:type="dxa"/>
-          </w:tcPr>
-          <w:p>
-            <w:pPr>
-              <w:jc w:val="center"/>
-              <w:rPr>
-                <w:rFonts w:ascii="Arial" w:eastAsia="Times New Roman" w:hAnsi="Arial" w:cs="Arial"/>
-                <w:b/>
-                <w:sz w:val="20"/>
-                <w:szCs w:val="20"/>
-              </w:rPr>
-            </w:pPr>
-            <w:r>
-              <w:rPr>
-                <w:rFonts w:ascii="Roboto" w:hAnsi="Roboto"/>
-                <w:b/>
-              </w:rPr>
-              <w:t>[Folio No]</w:t>
-            </w:r>
-          </w:p>
-        </w:tc>
-        <w:tc>
-          <w:tcPr>
-            <w:tcW w:w="2964" w:type="dxa"/>
-          </w:tcPr>
-          <w:p>
-            <w:r>
-              <w:rPr>
-                <w:rFonts w:cstheme="minorHAnsi"/>
-                <w:b/>
-                <w:sz w:val="24"/>
-                <w:szCs w:val="24"/>
-              </w:rPr>
-              <w:t>[NOS9</w:t>
-            </w:r>
-            <w:r>
-              <w:rPr>
-                <w:rFonts w:cstheme="minorHAnsi"/>
-                <w:b/>
-                <w:sz w:val="24"/>
-                <w:szCs w:val="24"/>
-              </w:rPr>
-              <w:t xml:space="preserve">] Number and Face Value </w:t>
-            </w:r>
-            <w:proofErr w:type="spellStart"/>
-            <w:r>
-              <w:rPr>
-                <w:rFonts w:cstheme="minorHAnsi"/>
-                <w:b/>
-                <w:sz w:val="24"/>
-                <w:szCs w:val="24"/>
-              </w:rPr>
-              <w:t>Rs</w:t>
-            </w:r>
-            <w:proofErr w:type="spellEnd"/>
-            <w:r>
-              <w:rPr>
-                <w:rFonts w:cstheme="minorHAnsi"/>
-                <w:b/>
-                <w:sz w:val="24"/>
-                <w:szCs w:val="24"/>
-              </w:rPr>
-              <w:t>.[Face Value ]/-</w:t>
-            </w:r>
-          </w:p>
-        </w:tc>
-        <w:tc>
-          <w:tcPr>
-            <w:tcW w:w="1269" w:type="dxa"/>
-          </w:tcPr>
-          <w:p>
-            <w:pPr>
-              <w:rPr>
-                <w:rFonts w:ascii="Arial" w:eastAsia="Times New Roman" w:hAnsi="Arial" w:cs="Arial"/>
-                <w:b/>
-                <w:sz w:val="20"/>
-                <w:szCs w:val="20"/>
-              </w:rPr>
-            </w:pPr>
-            <w:r>
-              <w:rPr>
-                <w:rFonts w:ascii="Arial" w:eastAsia="Times New Roman" w:hAnsi="Arial" w:cs="Arial"/>
-                <w:b/>
-                <w:sz w:val="20"/>
-                <w:szCs w:val="20"/>
-              </w:rPr>
-              <w:t xml:space="preserve">        </w:t>
-            </w:r>
-            <w:r>
-              <w:rPr>
-                <w:rFonts w:ascii="Roboto" w:hAnsi="Roboto"/>
-                <w:b/>
-              </w:rPr>
-              <w:t>[SC</w:t>
-            </w:r>
-            <w:r>
-              <w:rPr>
-                <w:rFonts w:ascii="Roboto" w:hAnsi="Roboto"/>
-                <w:b/>
-              </w:rPr>
-              <w:t>9</w:t>
-            </w:r>
-            <w:r>
-              <w:rPr>
-                <w:rFonts w:ascii="Roboto" w:hAnsi="Roboto"/>
-                <w:b/>
-              </w:rPr>
-              <w:t>]</w:t>
-            </w:r>
-          </w:p>
-        </w:tc>
-        <w:tc>
-          <w:tcPr>
-            <w:tcW w:w="2660" w:type="dxa"/>
-            <w:gridSpan w:val="2"/>
-          </w:tcPr>
-          <w:p>
-            <w:pPr>
-              <w:rPr>
-                <w:rFonts w:ascii="Arial" w:eastAsia="Times New Roman" w:hAnsi="Arial" w:cs="Arial"/>
-                <w:b/>
-                <w:sz w:val="20"/>
-                <w:szCs w:val="20"/>
-              </w:rPr>
-            </w:pPr>
-            <w:r>
-              <w:rPr>
-                <w:rFonts w:ascii="Roboto" w:hAnsi="Roboto"/>
-                <w:b/>
-              </w:rPr>
-              <w:t xml:space="preserve">          [DN</w:t>
-            </w:r>
-            <w:r>
-              <w:rPr>
-                <w:rFonts w:ascii="Roboto" w:hAnsi="Roboto"/>
-                <w:b/>
-              </w:rPr>
-              <w:t>9</w:t>
-            </w:r>
-            <w:r>
-              <w:rPr>
-                <w:rFonts w:ascii="Roboto" w:hAnsi="Roboto"/>
-                <w:b/>
-              </w:rPr>
-              <w:t>]</w:t>
-            </w:r>
-          </w:p>
-        </w:tc>
-      </w:tr>
-      <w:tr>
-        <w:tc>
-          <w:tcPr>
-            <w:tcW w:w="1963" w:type="dxa"/>
-          </w:tcPr>
-          <w:p>
-            <w:pPr>
-              <w:rPr>
-                <w:rFonts w:ascii="Arial" w:eastAsia="Times New Roman" w:hAnsi="Arial" w:cs="Arial"/>
-                <w:b/>
-                <w:sz w:val="20"/>
-                <w:szCs w:val="20"/>
-              </w:rPr>
-            </w:pPr>
-            <w:r>
-              <w:rPr>
-                <w:rFonts w:ascii="Roboto" w:hAnsi="Roboto"/>
-                <w:b/>
-              </w:rPr>
-              <w:t xml:space="preserve"> [Company Name]</w:t>
-            </w:r>
-          </w:p>
-        </w:tc>
-        <w:tc>
-          <w:tcPr>
-            <w:tcW w:w="1209" w:type="dxa"/>
-          </w:tcPr>
-          <w:p>
-            <w:pPr>
-              <w:jc w:val="center"/>
-              <w:rPr>
-                <w:rFonts w:ascii="Arial" w:eastAsia="Times New Roman" w:hAnsi="Arial" w:cs="Arial"/>
-                <w:b/>
-                <w:sz w:val="20"/>
-                <w:szCs w:val="20"/>
-              </w:rPr>
-            </w:pPr>
-            <w:r>
-              <w:rPr>
-                <w:rFonts w:ascii="Roboto" w:hAnsi="Roboto"/>
-                <w:b/>
-              </w:rPr>
-              <w:t>[Folio No]</w:t>
-            </w:r>
-          </w:p>
-        </w:tc>
-        <w:tc>
-          <w:tcPr>
-            <w:tcW w:w="2964" w:type="dxa"/>
-          </w:tcPr>
-          <w:p>
-            <w:r>
-              <w:rPr>
-                <w:rFonts w:cstheme="minorHAnsi"/>
-                <w:b/>
-                <w:sz w:val="24"/>
-                <w:szCs w:val="24"/>
-              </w:rPr>
-              <w:t>[NOS1</w:t>
-            </w:r>
-            <w:r>
-              <w:rPr>
-                <w:rFonts w:cstheme="minorHAnsi"/>
-                <w:b/>
-                <w:sz w:val="24"/>
-                <w:szCs w:val="24"/>
-              </w:rPr>
-              <w:t>0</w:t>
-            </w:r>
-            <w:r>
-              <w:rPr>
-                <w:rFonts w:cstheme="minorHAnsi"/>
-                <w:b/>
-                <w:sz w:val="24"/>
-                <w:szCs w:val="24"/>
-              </w:rPr>
-              <w:t xml:space="preserve">] Number and Face Value </w:t>
-            </w:r>
-            <w:proofErr w:type="spellStart"/>
-            <w:r>
-              <w:rPr>
-                <w:rFonts w:cstheme="minorHAnsi"/>
-                <w:b/>
-                <w:sz w:val="24"/>
-                <w:szCs w:val="24"/>
-              </w:rPr>
-              <w:t>Rs</w:t>
-            </w:r>
-            <w:proofErr w:type="spellEnd"/>
-            <w:r>
-              <w:rPr>
-                <w:rFonts w:cstheme="minorHAnsi"/>
-                <w:b/>
-                <w:sz w:val="24"/>
-                <w:szCs w:val="24"/>
-              </w:rPr>
-              <w:t>.[Face Value ]/-</w:t>
+              <w:t>] Number and Face Value Rs.[Face Value ]/-</w:t>
             </w:r>
           </w:p>
         </w:tc>
@@ -2685,25 +2427,7 @@
           <w:b/>
           <w:lang w:val="en-IN" w:eastAsia="en-GB" w:bidi="hi-IN"/>
         </w:rPr>
-        <w:t xml:space="preserve">[Name as per </w:t>
-      </w:r>
-      <w:proofErr w:type="spellStart"/>
-      <w:r>
-        <w:rPr>
-          <w:rFonts w:ascii="Roboto" w:eastAsia="Times New Roman" w:hAnsi="Roboto" w:cs="Times New Roman"/>
-          <w:b/>
-          <w:lang w:val="en-IN" w:eastAsia="en-GB" w:bidi="hi-IN"/>
-        </w:rPr>
-        <w:t>Aadhar</w:t>
-      </w:r>
-      <w:proofErr w:type="spellEnd"/>
-      <w:r>
-        <w:rPr>
-          <w:rFonts w:ascii="Roboto" w:eastAsia="Times New Roman" w:hAnsi="Roboto" w:cs="Times New Roman"/>
-          <w:b/>
-          <w:lang w:val="en-IN" w:eastAsia="en-GB" w:bidi="hi-IN"/>
-        </w:rPr>
-        <w:t xml:space="preserve"> C1]</w:t>
+        <w:t>[Name as per Aadhar C1]</w:t>
       </w:r>
       <w:r>
         <w:rPr>
@@ -2791,25 +2515,7 @@
           <w:b/>
           <w:lang w:val="en-IN" w:eastAsia="en-GB" w:bidi="hi-IN"/>
         </w:rPr>
-        <w:t xml:space="preserve">[Name as per </w:t>
-      </w:r>
-      <w:proofErr w:type="spellStart"/>
-      <w:r>
-        <w:rPr>
-          <w:rFonts w:ascii="Roboto" w:eastAsia="Times New Roman" w:hAnsi="Roboto" w:cs="Times New Roman"/>
-          <w:b/>
-          <w:lang w:val="en-IN" w:eastAsia="en-GB" w:bidi="hi-IN"/>
-        </w:rPr>
-        <w:t>Aadhar</w:t>
-      </w:r>
-      <w:proofErr w:type="spellEnd"/>
-      <w:r>
-        <w:rPr>
-          <w:rFonts w:ascii="Roboto" w:eastAsia="Times New Roman" w:hAnsi="Roboto" w:cs="Times New Roman"/>
-          <w:b/>
-          <w:lang w:val="en-IN" w:eastAsia="en-GB" w:bidi="hi-IN"/>
-        </w:rPr>
-        <w:t xml:space="preserve"> C1]</w:t>
+        <w:t>[Name as per Aadhar C1]</w:t>
       </w:r>
       <w:r>
         <w:rPr>
@@ -2912,25 +2618,7 @@
           <w:b/>
           <w:lang w:val="en-IN" w:eastAsia="en-GB" w:bidi="hi-IN"/>
         </w:rPr>
-        <w:t xml:space="preserve">[Name as per </w:t>
-      </w:r>
-      <w:proofErr w:type="spellStart"/>
-      <w:r>
-        <w:rPr>
-          <w:rFonts w:ascii="Roboto" w:eastAsia="Times New Roman" w:hAnsi="Roboto" w:cs="Times New Roman"/>
-          <w:b/>
-          <w:lang w:val="en-IN" w:eastAsia="en-GB" w:bidi="hi-IN"/>
-        </w:rPr>
-        <w:t>Aadhar</w:t>
-      </w:r>
-      <w:proofErr w:type="spellEnd"/>
-      <w:r>
-        <w:rPr>
-          <w:rFonts w:ascii="Roboto" w:eastAsia="Times New Roman" w:hAnsi="Roboto" w:cs="Times New Roman"/>
-          <w:b/>
-          <w:lang w:val="en-IN" w:eastAsia="en-GB" w:bidi="hi-IN"/>
-        </w:rPr>
-        <w:t xml:space="preserve"> C1]</w:t>
+        <w:t>[Name as per Aadhar C1]</w:t>
       </w:r>
       <w:r>
         <w:rPr>
@@ -2976,51 +2664,33 @@
           <w:b/>
           <w:lang w:val="en-IN" w:eastAsia="en-GB" w:bidi="hi-IN"/>
         </w:rPr>
-        <w:t xml:space="preserve">[Name as per </w:t>
+        <w:t>[Name as per Aadhar C1]</w:t>
+      </w:r>
+      <w:r>
+        <w:t xml:space="preserve"> </w:t>
+      </w:r>
+      <w:r>
+        <w:rPr>
+          <w:sz w:val="23"/>
+          <w:szCs w:val="23"/>
+        </w:rPr>
+        <w:t>hereby further swear / solemnly declare that if, after the duplicate share certificate(s) is / are issued to us as aforesaid, the original security(</w:t>
       </w:r>
       <w:proofErr w:type="spellStart"/>
       <w:r>
         <w:rPr>
-          <w:rFonts w:ascii="Roboto" w:eastAsia="Times New Roman" w:hAnsi="Roboto" w:cs="Times New Roman"/>
-          <w:b/>
-          <w:lang w:val="en-IN" w:eastAsia="en-GB" w:bidi="hi-IN"/>
-        </w:rPr>
-        <w:t>Aadhar</w:t>
+          <w:sz w:val="23"/>
+          <w:szCs w:val="23"/>
+        </w:rPr>
+        <w:t>ies</w:t>
       </w:r>
       <w:proofErr w:type="spellEnd"/>
       <w:r>
         <w:rPr>
-          <w:rFonts w:ascii="Roboto" w:eastAsia="Times New Roman" w:hAnsi="Roboto" w:cs="Times New Roman"/>
-          <w:b/>
-          <w:lang w:val="en-IN" w:eastAsia="en-GB" w:bidi="hi-IN"/>
-        </w:rPr>
-        <w:t xml:space="preserve"> C1]</w:t>
-      </w:r>
-      <w:r>
-        <w:t xml:space="preserve"> </w:t>
-      </w:r>
-      <w:r>
-        <w:rPr>
-          <w:sz w:val="23"/>
-          <w:szCs w:val="23"/>
-        </w:rPr>
-        <w:t>hereby further swear / solemnly declare that if, after the duplicate share certificate(s) is / are issued to us as aforesaid, the original security(</w:t>
-      </w:r>
-      <w:proofErr w:type="spellStart"/>
-      <w:r>
-        <w:rPr>
-          <w:sz w:val="23"/>
-          <w:szCs w:val="23"/>
-        </w:rPr>
-        <w:t>ies</w:t>
-      </w:r>
-      <w:proofErr w:type="spellEnd"/>
-      <w:r>
-        <w:rPr>
-          <w:sz w:val="23"/>
-          <w:szCs w:val="23"/>
-        </w:rPr>
-        <w:t xml:space="preserve">) certificate(s) is / are at any time subsequently, found, recovered or traced by us or by anyone on our behalf, then, we unconditionally undertake not to deal with the said original share certificate(s) in any manner whatsoever (whether by physical transfer or </w:t>
+          <w:sz w:val="23"/>
+          <w:szCs w:val="23"/>
+        </w:rPr>
+        <w:t xml:space="preserve">) certificate(s) is / are at any time subsequently, found, recovered or traced by us or by anyone on our behalf, then, we unconditionally undertake not to deal with the said </w:t>
       </w:r>
       <w:r>
         <w:rPr>
@@ -3028,7 +2698,7 @@
           <w:szCs w:val="23"/>
         </w:rPr>
         <w:lastRenderedPageBreak/>
-        <w:t xml:space="preserve">dematerialization or as security or pledge) and further unconditionally undertake to promptly surrender the original share certificate(s) to the </w:t>
+        <w:t xml:space="preserve">original share certificate(s) in any manner whatsoever (whether by physical transfer or dematerialization or as security or pledge) and further unconditionally undertake to promptly surrender the original share certificate(s) to the </w:t>
       </w:r>
       <w:r>
         <w:rPr>
@@ -3066,25 +2736,7 @@
           <w:b/>
           <w:lang w:val="en-IN" w:eastAsia="en-GB" w:bidi="hi-IN"/>
         </w:rPr>
-        <w:t xml:space="preserve">[Name as per </w:t>
-      </w:r>
-      <w:proofErr w:type="spellStart"/>
-      <w:r>
-        <w:rPr>
-          <w:rFonts w:ascii="Roboto" w:eastAsia="Times New Roman" w:hAnsi="Roboto" w:cs="Times New Roman"/>
-          <w:b/>
-          <w:lang w:val="en-IN" w:eastAsia="en-GB" w:bidi="hi-IN"/>
-        </w:rPr>
-        <w:t>Aadhar</w:t>
-      </w:r>
-      <w:proofErr w:type="spellEnd"/>
-      <w:r>
-        <w:rPr>
-          <w:rFonts w:ascii="Roboto" w:eastAsia="Times New Roman" w:hAnsi="Roboto" w:cs="Times New Roman"/>
-          <w:b/>
-          <w:lang w:val="en-IN" w:eastAsia="en-GB" w:bidi="hi-IN"/>
-        </w:rPr>
-        <w:t xml:space="preserve"> C1]</w:t>
+        <w:t>[Name as per Aadhar C1]</w:t>
       </w:r>
       <w:r>
         <w:rPr>
@@ -3689,8 +3341,6 @@
           <w:szCs w:val="23"/>
         </w:rPr>
       </w:pPr>
-      <w:bookmarkStart w:id="0" w:name="_GoBack"/>
-      <w:bookmarkEnd w:id="0"/>
       <w:r>
         <w:rPr>
           <w:b/>
@@ -3698,7 +3348,6 @@
           <w:sz w:val="23"/>
           <w:szCs w:val="23"/>
         </w:rPr>
-        <w:lastRenderedPageBreak/>
         <w:t>VERIFICATION</w:t>
       </w:r>
     </w:p>
@@ -3914,15 +3563,97 @@
         <mc:AlternateContent>
           <mc:Choice Requires="wps">
             <w:drawing>
-              <wp:anchor distT="0" distB="0" distL="114300" distR="114300" simplePos="0" relativeHeight="251663360" behindDoc="0" locked="0" layoutInCell="1" allowOverlap="1" wp14:anchorId="707F2A83" wp14:editId="598EE823">
+              <wp:anchor distT="0" distB="0" distL="114300" distR="114300" simplePos="0" relativeHeight="251659264" behindDoc="0" locked="0" layoutInCell="1" allowOverlap="1" wp14:anchorId="19DA9CAB" wp14:editId="172BCDEC">
+                <wp:simplePos x="0" y="0"/>
+                <wp:positionH relativeFrom="margin">
+                  <wp:align>left</wp:align>
+                </wp:positionH>
+                <wp:positionV relativeFrom="paragraph">
+                  <wp:posOffset>262255</wp:posOffset>
+                </wp:positionV>
+                <wp:extent cx="3474720" cy="2303780"/>
+                <wp:effectExtent l="0" t="0" r="11430" b="20320"/>
+                <wp:wrapNone/>
+                <wp:docPr id="11" name="Rectangles 18"/>
+                <wp:cNvGraphicFramePr>
+                  <a:graphicFrameLocks xmlns:a="http://schemas.openxmlformats.org/drawingml/2006/main"/>
+                </wp:cNvGraphicFramePr>
+                <a:graphic xmlns:a="http://schemas.openxmlformats.org/drawingml/2006/main">
+                  <a:graphicData uri="http://schemas.microsoft.com/office/word/2010/wordprocessingShape">
+                    <wps:wsp>
+                      <wps:cNvSpPr>
+                        <a:spLocks/>
+                      </wps:cNvSpPr>
+                      <wps:spPr>
+                        <a:xfrm>
+                          <a:off x="0" y="0"/>
+                          <a:ext cx="3474720" cy="2303780"/>
+                        </a:xfrm>
+                        <a:prstGeom prst="rect">
+                          <a:avLst/>
+                        </a:prstGeom>
+                        <a:solidFill>
+                          <a:srgbClr val="FFFFFF"/>
+                        </a:solidFill>
+                        <a:ln w="9525" cap="flat" cmpd="sng">
+                          <a:solidFill>
+                            <a:srgbClr val="000000"/>
+                          </a:solidFill>
+                          <a:prstDash val="solid"/>
+                          <a:miter/>
+                          <a:headEnd type="none" w="med" len="med"/>
+                          <a:tailEnd type="none" w="med" len="med"/>
+                        </a:ln>
+                      </wps:spPr>
+                      <wps:txbx>
+                        <w:txbxContent>
+                          <w:p/>
+                        </w:txbxContent>
+                      </wps:txbx>
+                      <wps:bodyPr wrap="square" upright="1"/>
+                    </wps:wsp>
+                  </a:graphicData>
+                </a:graphic>
+                <wp14:sizeRelH relativeFrom="page">
+                  <wp14:pctWidth>0</wp14:pctWidth>
+                </wp14:sizeRelH>
+                <wp14:sizeRelV relativeFrom="page">
+                  <wp14:pctHeight>0</wp14:pctHeight>
+                </wp14:sizeRelV>
+              </wp:anchor>
+            </w:drawing>
+          </mc:Choice>
+          <mc:Fallback>
+            <w:pict>
+              <v:rect w14:anchorId="19DA9CAB" id="Rectangles 18" o:spid="_x0000_s1026" style="position:absolute;left:0;text-align:left;margin-left:0;margin-top:20.65pt;width:273.6pt;height:181.4pt;z-index:251659264;visibility:visible;mso-wrap-style:square;mso-width-percent:0;mso-height-percent:0;mso-wrap-distance-left:9pt;mso-wrap-distance-top:0;mso-wrap-distance-right:9pt;mso-wrap-distance-bottom:0;mso-position-horizontal:left;mso-position-horizontal-relative:margin;mso-position-vertical:absolute;mso-position-vertical-relative:text;mso-width-percent:0;mso-height-percent:0;mso-width-relative:page;mso-height-relative:page;v-text-anchor:top" o:gfxdata="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">
+                <v:path arrowok="t"/>
+                <v:textbox>
+                  <w:txbxContent>
+                    <w:p/>
+                  </w:txbxContent>
+                </v:textbox>
+                <w10:wrap anchorx="margin"/>
+              </v:rect>
+            </w:pict>
+          </mc:Fallback>
+        </mc:AlternateContent>
+      </w:r>
+      <w:r>
+        <w:rPr>
+          <w:noProof/>
+        </w:rPr>
+        <mc:AlternateContent>
+          <mc:Choice Requires="wps">
+            <w:drawing>
+              <wp:anchor distT="0" distB="0" distL="114300" distR="114300" simplePos="0" relativeHeight="251663360" behindDoc="0" locked="0" layoutInCell="1" allowOverlap="1" wp14:anchorId="707F2A83" wp14:editId="5D34B875">
                 <wp:simplePos x="0" y="0"/>
                 <wp:positionH relativeFrom="page">
-                  <wp:posOffset>4019550</wp:posOffset>
+                  <wp:posOffset>4518660</wp:posOffset>
                 </wp:positionH>
                 <wp:positionV relativeFrom="page">
-                  <wp:posOffset>3638550</wp:posOffset>
+                  <wp:posOffset>3642360</wp:posOffset>
                 </wp:positionV>
-                <wp:extent cx="3127375" cy="1454150"/>
+                <wp:extent cx="2632075" cy="1454150"/>
                 <wp:effectExtent l="0" t="0" r="15875" b="12700"/>
                 <wp:wrapNone/>
                 <wp:docPr id="10" name="Text Box 10"/>
@@ -3938,7 +3669,7 @@
                       <wps:spPr>
                         <a:xfrm>
                           <a:off x="0" y="0"/>
-                          <a:ext cx="3127375" cy="1454150"/>
+                          <a:ext cx="2632075" cy="1454150"/>
                         </a:xfrm>
                         <a:prstGeom prst="rect">
                           <a:avLst/>
@@ -4008,7 +3739,7 @@
                           </w:p>
                         </w:txbxContent>
                       </wps:txbx>
-                      <wps:bodyPr lIns="0" tIns="0" rIns="0" bIns="0" upright="1">
+                      <wps:bodyPr wrap="square" lIns="0" tIns="0" rIns="0" bIns="0" upright="1">
                         <a:noAutofit/>
                       </wps:bodyPr>
                     </wps:wsp>
@@ -4029,7 +3760,7 @@
                 <v:stroke joinstyle="miter"/>
                 <v:path gradientshapeok="t" o:connecttype="rect"/>
               </v:shapetype>
-              <v:shape id="Text Box 10" o:spid="_x0000_s1026" type="#_x0000_t202" style="position:absolute;left:0;text-align:left;margin-left:316.5pt;margin-top:286.5pt;width:246.25pt;height:114.5pt;z-index:251663360;visibility:visible;mso-wrap-style:square;mso-width-percent:0;mso-height-percent:0;mso-wrap-distance-left:9pt;mso-wrap-distance-top:0;mso-wrap-distance-right:9pt;mso-wrap-distance-bottom:0;mso-position-horizontal:absolute;mso-position-horizontal-relative:page;mso-position-vertical:absolute;mso-position-vertical-relative:page;mso-width-percent:0;mso-height-percent:0;mso-width-relative:page;mso-height-relative:page;v-text-anchor:top" o:gfxdata="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" filled="f" strokeweight=".25pt">
+              <v:shape id="Text Box 10" o:spid="_x0000_s1027" type="#_x0000_t202" style="position:absolute;left:0;text-align:left;margin-left:355.8pt;margin-top:286.8pt;width:207.25pt;height:114.5pt;z-index:251663360;visibility:visible;mso-wrap-style:square;mso-width-percent:0;mso-height-percent:0;mso-wrap-distance-left:9pt;mso-wrap-distance-top:0;mso-wrap-distance-right:9pt;mso-wrap-distance-bottom:0;mso-position-horizontal:absolute;mso-position-horizontal-relative:page;mso-position-vertical:absolute;mso-position-vertical-relative:page;mso-width-percent:0;mso-height-percent:0;mso-width-relative:page;mso-height-relative:page;v-text-anchor:top" o:gfxdata="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" filled="f" strokeweight=".25pt">
                 <v:path arrowok="t"/>
                 <v:textbox inset="0,0,0,0">
                   <w:txbxContent>
@@ -4108,16 +3839,16 @@
         <mc:AlternateContent>
           <mc:Choice Requires="wps">
             <w:drawing>
-              <wp:anchor distT="0" distB="0" distL="114300" distR="114300" simplePos="0" relativeHeight="251661312" behindDoc="0" locked="0" layoutInCell="1" allowOverlap="1" wp14:anchorId="6DE14E40" wp14:editId="7783E44F">
+              <wp:anchor distT="0" distB="0" distL="114300" distR="114300" simplePos="0" relativeHeight="251661312" behindDoc="0" locked="0" layoutInCell="1" allowOverlap="1" wp14:anchorId="6DE14E40" wp14:editId="56CFA0DD">
                 <wp:simplePos x="0" y="0"/>
                 <wp:positionH relativeFrom="column">
-                  <wp:posOffset>95250</wp:posOffset>
+                  <wp:posOffset>99060</wp:posOffset>
                 </wp:positionH>
                 <wp:positionV relativeFrom="paragraph">
-                  <wp:posOffset>80010</wp:posOffset>
+                  <wp:posOffset>78740</wp:posOffset>
                 </wp:positionV>
-                <wp:extent cx="2794000" cy="2152650"/>
-                <wp:effectExtent l="0" t="0" r="25400" b="19050"/>
+                <wp:extent cx="3329940" cy="2152650"/>
+                <wp:effectExtent l="0" t="0" r="22860" b="19050"/>
                 <wp:wrapNone/>
                 <wp:docPr id="1" name="Rectangles 18"/>
                 <wp:cNvGraphicFramePr>
@@ -4132,7 +3863,7 @@
                       <wps:spPr>
                         <a:xfrm>
                           <a:off x="0" y="0"/>
-                          <a:ext cx="2794000" cy="2152650"/>
+                          <a:ext cx="3329940" cy="2152650"/>
                         </a:xfrm>
                         <a:prstGeom prst="rect">
                           <a:avLst/>
@@ -4315,7 +4046,7 @@
           </mc:Choice>
           <mc:Fallback>
             <w:pict>
-              <v:rect w14:anchorId="6DE14E40" id="Rectangles 18" o:spid="_x0000_s1027" style="position:absolute;left:0;text-align:left;margin-left:7.5pt;margin-top:6.3pt;width:220pt;height:169.5pt;z-index:251661312;visibility:visible;mso-wrap-style:square;mso-width-percent:0;mso-height-percent:0;mso-wrap-distance-left:9pt;mso-wrap-distance-top:0;mso-wrap-distance-right:9pt;mso-wrap-distance-bottom:0;mso-position-horizontal:absolute;mso-position-horizontal-relative:text;mso-position-vertical:absolute;mso-position-vertical-relative:text;mso-width-percent:0;mso-height-percent:0;mso-width-relative:page;mso-height-relative:page;v-text-anchor:top" o:gfxdata="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">
+              <v:rect w14:anchorId="6DE14E40" id="_x0000_s1028" style="position:absolute;left:0;text-align:left;margin-left:7.8pt;margin-top:6.2pt;width:262.2pt;height:169.5pt;z-index:251661312;visibility:visible;mso-wrap-style:square;mso-width-percent:0;mso-height-percent:0;mso-wrap-distance-left:9pt;mso-wrap-distance-top:0;mso-wrap-distance-right:9pt;mso-wrap-distance-bottom:0;mso-position-horizontal:absolute;mso-position-horizontal-relative:text;mso-position-vertical:absolute;mso-position-vertical-relative:text;mso-width-percent:0;mso-height-percent:0;mso-width-relative:page;mso-height-relative:page;v-text-anchor:top" o:gfxdata="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">
                 <v:path arrowok="t"/>
                 <v:textbox>
                   <w:txbxContent>
@@ -4471,87 +4202,6 @@
         </mc:AlternateContent>
       </w:r>
       <w:r>
-        <w:rPr>
-          <w:noProof/>
-        </w:rPr>
-        <mc:AlternateContent>
-          <mc:Choice Requires="wps">
-            <w:drawing>
-              <wp:anchor distT="0" distB="0" distL="114300" distR="114300" simplePos="0" relativeHeight="251659264" behindDoc="0" locked="0" layoutInCell="1" allowOverlap="1" wp14:anchorId="19DA9CAB" wp14:editId="72B90A3C">
-                <wp:simplePos x="0" y="0"/>
-                <wp:positionH relativeFrom="column">
-                  <wp:posOffset>0</wp:posOffset>
-                </wp:positionH>
-                <wp:positionV relativeFrom="paragraph">
-                  <wp:posOffset>0</wp:posOffset>
-                </wp:positionV>
-                <wp:extent cx="2969260" cy="2303780"/>
-                <wp:effectExtent l="0" t="0" r="2540" b="1270"/>
-                <wp:wrapNone/>
-                <wp:docPr id="11" name="Rectangles 18"/>
-                <wp:cNvGraphicFramePr>
-                  <a:graphicFrameLocks xmlns:a="http://schemas.openxmlformats.org/drawingml/2006/main"/>
-                </wp:cNvGraphicFramePr>
-                <a:graphic xmlns:a="http://schemas.openxmlformats.org/drawingml/2006/main">
-                  <a:graphicData uri="http://schemas.microsoft.com/office/word/2010/wordprocessingShape">
-                    <wps:wsp>
-                      <wps:cNvSpPr>
-                        <a:spLocks/>
-                      </wps:cNvSpPr>
-                      <wps:spPr>
-                        <a:xfrm>
-                          <a:off x="0" y="0"/>
-                          <a:ext cx="2969260" cy="2303780"/>
-                        </a:xfrm>
-                        <a:prstGeom prst="rect">
-                          <a:avLst/>
-                        </a:prstGeom>
-                        <a:solidFill>
-                          <a:srgbClr val="FFFFFF"/>
-                        </a:solidFill>
-                        <a:ln w="9525" cap="flat" cmpd="sng">
-                          <a:solidFill>
-                            <a:srgbClr val="000000"/>
-                          </a:solidFill>
-                          <a:prstDash val="solid"/>
-                          <a:miter/>
-                          <a:headEnd type="none" w="med" len="med"/>
-                          <a:tailEnd type="none" w="med" len="med"/>
-                        </a:ln>
-                      </wps:spPr>
-                      <wps:txbx>
-                        <w:txbxContent>
-                          <w:p/>
-                        </w:txbxContent>
-                      </wps:txbx>
-                      <wps:bodyPr upright="1"/>
-                    </wps:wsp>
-                  </a:graphicData>
-                </a:graphic>
-                <wp14:sizeRelH relativeFrom="page">
-                  <wp14:pctWidth>0</wp14:pctWidth>
-                </wp14:sizeRelH>
-                <wp14:sizeRelV relativeFrom="page">
-                  <wp14:pctHeight>0</wp14:pctHeight>
-                </wp14:sizeRelV>
-              </wp:anchor>
-            </w:drawing>
-          </mc:Choice>
-          <mc:Fallback>
-            <w:pict>
-              <v:rect w14:anchorId="19DA9CAB" id="_x0000_s1028" style="position:absolute;left:0;text-align:left;margin-left:0;margin-top:0;width:233.8pt;height:181.4pt;z-index:251659264;visibility:visible;mso-wrap-style:square;mso-width-percent:0;mso-height-percent:0;mso-wrap-distance-left:9pt;mso-wrap-distance-top:0;mso-wrap-distance-right:9pt;mso-wrap-distance-bottom:0;mso-position-horizontal:absolute;mso-position-horizontal-relative:text;mso-position-vertical:absolute;mso-position-vertical-relative:text;mso-width-percent:0;mso-height-percent:0;mso-width-relative:page;mso-height-relative:page;v-text-anchor:top" o:gfxdata="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">
-                <v:path arrowok="t"/>
-                <v:textbox>
-                  <w:txbxContent>
-                    <w:p/>
-                  </w:txbxContent>
-                </v:textbox>
-              </v:rect>
-            </w:pict>
-          </mc:Fallback>
-        </mc:AlternateContent>
-      </w:r>
-      <w:r>
         <w:tab/>
         <w:t xml:space="preserve"> </w:t>
       </w:r>
@@ -4568,16 +4218,16 @@
         <mc:AlternateContent>
           <mc:Choice Requires="wps">
             <w:drawing>
-              <wp:anchor distT="0" distB="0" distL="114300" distR="114300" simplePos="0" relativeHeight="251665408" behindDoc="0" locked="0" layoutInCell="1" allowOverlap="1" wp14:anchorId="68D60EF4" wp14:editId="77089528">
+              <wp:anchor distT="0" distB="0" distL="114300" distR="114300" simplePos="0" relativeHeight="251665408" behindDoc="0" locked="0" layoutInCell="1" allowOverlap="1" wp14:anchorId="68D60EF4" wp14:editId="12308E22">
                 <wp:simplePos x="0" y="0"/>
                 <wp:positionH relativeFrom="page">
-                  <wp:posOffset>4032250</wp:posOffset>
+                  <wp:posOffset>4533900</wp:posOffset>
                 </wp:positionH>
                 <wp:positionV relativeFrom="page">
-                  <wp:posOffset>5226050</wp:posOffset>
+                  <wp:posOffset>5227320</wp:posOffset>
                 </wp:positionV>
-                <wp:extent cx="3127375" cy="774700"/>
-                <wp:effectExtent l="0" t="0" r="15875" b="25400"/>
+                <wp:extent cx="2624455" cy="774700"/>
+                <wp:effectExtent l="0" t="0" r="23495" b="25400"/>
                 <wp:wrapNone/>
                 <wp:docPr id="2" name="Text Box 2"/>
                 <wp:cNvGraphicFramePr>
@@ -4592,7 +4242,7 @@
                       <wps:spPr>
                         <a:xfrm>
                           <a:off x="0" y="0"/>
-                          <a:ext cx="3127375" cy="774700"/>
+                          <a:ext cx="2624455" cy="774700"/>
                         </a:xfrm>
                         <a:prstGeom prst="rect">
                           <a:avLst/>
@@ -4690,7 +4340,7 @@
                           </w:p>
                         </w:txbxContent>
                       </wps:txbx>
-                      <wps:bodyPr lIns="0" tIns="0" rIns="0" bIns="0" upright="1">
+                      <wps:bodyPr wrap="square" lIns="0" tIns="0" rIns="0" bIns="0" upright="1">
                         <a:noAutofit/>
                       </wps:bodyPr>
                     </wps:wsp>
@@ -4707,7 +4357,7 @@
           </mc:Choice>
           <mc:Fallback>
             <w:pict>
-              <v:shape w14:anchorId="68D60EF4" id="Text Box 2" o:spid="_x0000_s1029" type="#_x0000_t202" style="position:absolute;margin-left:317.5pt;margin-top:411.5pt;width:246.25pt;height:61pt;z-index:251665408;visibility:visible;mso-wrap-style:square;mso-width-percent:0;mso-height-percent:0;mso-wrap-distance-left:9pt;mso-wrap-distance-top:0;mso-wrap-distance-right:9pt;mso-wrap-distance-bottom:0;mso-position-horizontal:absolute;mso-position-horizontal-relative:page;mso-position-vertical:absolute;mso-position-vertical-relative:page;mso-width-percent:0;mso-height-percent:0;mso-width-relative:page;mso-height-relative:page;v-text-anchor:top" o:gfxdata="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" filled="f" strokeweight=".25pt">
+              <v:shape w14:anchorId="68D60EF4" id="Text Box 2" o:spid="_x0000_s1029" type="#_x0000_t202" style="position:absolute;margin-left:357pt;margin-top:411.6pt;width:206.65pt;height:61pt;z-index:251665408;visibility:visible;mso-wrap-style:square;mso-width-percent:0;mso-height-percent:0;mso-wrap-distance-left:9pt;mso-wrap-distance-top:0;mso-wrap-distance-right:9pt;mso-wrap-distance-bottom:0;mso-position-horizontal:absolute;mso-position-horizontal-relative:page;mso-position-vertical:absolute;mso-position-vertical-relative:page;mso-width-percent:0;mso-height-percent:0;mso-width-relative:page;mso-height-relative:page;v-text-anchor:top" o:gfxdata="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" filled="f" strokeweight=".25pt">
                 <v:path arrowok="t"/>
                 <v:textbox inset="0,0,0,0">
                   <w:txbxContent>
@@ -5156,7 +4806,7 @@
 </file>
 
 <file path=word/numbering.xml><?xml version="1.0" encoding="utf-8"?>
-<w:numbering xmlns:wpc="http://schemas.microsoft.com/office/word/2010/wordprocessingCanvas" xmlns:cx="http://schemas.microsoft.com/office/drawing/2014/chartex" xmlns:mc="http://schemas.openxmlformats.org/markup-compatibility/2006" xmlns:o="urn:schemas-microsoft-com:office:office" xmlns:r="http://schemas.openxmlformats.org/officeDocument/2006/relationships" xmlns:m="http://schemas.openxmlformats.org/officeDocument/2006/math" xmlns:v="urn:schemas-microsoft-com:vml" xmlns:wp14="http://schemas.microsoft.com/office/word/2010/wordprocessingDrawing" xmlns:wp="http://schemas.openxmlformats.org/drawingml/2006/wordprocessingDrawing" xmlns:w10="urn:schemas-microsoft-com:office:word" xmlns:w="http://schemas.openxmlformats.org/wordprocessingml/2006/main" xmlns:w14="http://schemas.microsoft.com/office/word/2010/wordml" xmlns:w15="http://schemas.microsoft.com/office/word/2012/wordml" xmlns:w16se="http://schemas.microsoft.com/office/word/2015/wordml/symex" xmlns:wpg="http://schemas.microsoft.com/office/word/2010/wordprocessingGroup" xmlns:wpi="http://schemas.microsoft.com/office/word/2010/wordprocessingInk" xmlns:wne="http://schemas.microsoft.com/office/word/2006/wordml" xmlns:wps="http://schemas.microsoft.com/office/word/2010/wordprocessingShape" mc:Ignorable="w14 w15 w16se wp14">
+<w:numbering xmlns:wpc="http://schemas.microsoft.com/office/word/2010/wordprocessingCanvas" xmlns:cx="http://schemas.microsoft.com/office/drawing/2014/chartex" xmlns:cx1="http://schemas.microsoft.com/office/drawing/2015/9/8/chartex" xmlns:cx2="http://schemas.microsoft.com/office/drawing/2015/10/21/chartex" xmlns:cx3="http://schemas.microsoft.com/office/drawing/2016/5/9/chartex" xmlns:cx4="http://schemas.microsoft.com/office/drawing/2016/5/10/chartex" xmlns:cx5="http://schemas.microsoft.com/office/drawing/2016/5/11/chartex" xmlns:cx6="http://schemas.microsoft.com/office/drawing/2016/5/12/chartex" xmlns:cx7="http://schemas.microsoft.com/office/drawing/2016/5/13/chartex" xmlns:cx8="http://schemas.microsoft.com/office/drawing/2016/5/14/chartex" xmlns:mc="http://schemas.openxmlformats.org/markup-compatibility/2006" xmlns:aink="http://schemas.microsoft.com/office/drawing/2016/ink" xmlns:am3d="http://schemas.microsoft.com/office/drawing/2017/model3d" xmlns:o="urn:schemas-microsoft-com:office:office" xmlns:oel="http://schemas.microsoft.com/office/2019/extlst" xmlns:r="http://schemas.openxmlformats.org/officeDocument/2006/relationships" xmlns:m="http://schemas.openxmlformats.org/officeDocument/2006/math" xmlns:v="urn:schemas-microsoft-com:vml" xmlns:wp14="http://schemas.microsoft.com/office/word/2010/wordprocessingDrawing" xmlns:wp="http://schemas.openxmlformats.org/drawingml/2006/wordprocessingDrawing" xmlns:w10="urn:schemas-microsoft-com:office:word" xmlns:w="http://schemas.openxmlformats.org/wordprocessingml/2006/main" xmlns:w14="http://schemas.microsoft.com/office/word/2010/wordml" xmlns:w15="http://schemas.microsoft.com/office/word/2012/wordml" xmlns:w16cex="http://schemas.microsoft.com/office/word/2018/wordml/cex" xmlns:w16cid="http://schemas.microsoft.com/office/word/2016/wordml/cid" xmlns:w16="http://schemas.microsoft.com/office/word/2018/wordml" xmlns:w16du="http://schemas.microsoft.com/office/word/2023/wordml/word16du" xmlns:w16sdtdh="http://schemas.microsoft.com/office/word/2020/wordml/sdtdatahash" xmlns:w16sdtfl="http://schemas.microsoft.com/office/word/2024/wordml/sdtformatlock" xmlns:w16se="http://schemas.microsoft.com/office/word/2015/wordml/symex" xmlns:wpg="http://schemas.microsoft.com/office/word/2010/wordprocessingGroup" xmlns:wpi="http://schemas.microsoft.com/office/word/2010/wordprocessingInk" xmlns:wne="http://schemas.microsoft.com/office/word/2006/wordml" xmlns:wps="http://schemas.microsoft.com/office/word/2010/wordprocessingShape" mc:Ignorable="w14 w15 w16se w16cid w16 w16cex w16sdtdh w16sdtfl w16du wp14">
   <w:abstractNum w:abstractNumId="0" w15:restartNumberingAfterBreak="0">
     <w:nsid w:val="07DA5D03"/>
     <w:multiLevelType w:val="hybridMultilevel"/>
@@ -5427,20 +5077,20 @@
       </w:pPr>
     </w:lvl>
   </w:abstractNum>
-  <w:num w:numId="1">
+  <w:num w:numId="1" w16cid:durableId="1104417803">
     <w:abstractNumId w:val="1"/>
   </w:num>
-  <w:num w:numId="2">
+  <w:num w:numId="2" w16cid:durableId="1765763551">
     <w:abstractNumId w:val="0"/>
   </w:num>
-  <w:num w:numId="3">
+  <w:num w:numId="3" w16cid:durableId="615867318">
     <w:abstractNumId w:val="2"/>
   </w:num>
 </w:numbering>
 </file>
 
 <file path=word/styles.xml><?xml version="1.0" encoding="utf-8"?>
-<w:styles xmlns:mc="http://schemas.openxmlformats.org/markup-compatibility/2006" xmlns:r="http://schemas.openxmlformats.org/officeDocument/2006/relationships" xmlns:w="http://schemas.openxmlformats.org/wordprocessingml/2006/main" xmlns:w14="http://schemas.microsoft.com/office/word/2010/wordml" xmlns:w15="http://schemas.microsoft.com/office/word/2012/wordml" xmlns:w16se="http://schemas.microsoft.com/office/word/2015/wordml/symex" mc:Ignorable="w14 w15 w16se">
+<w:styles xmlns:mc="http://schemas.openxmlformats.org/markup-compatibility/2006" xmlns:r="http://schemas.openxmlformats.org/officeDocument/2006/relationships" xmlns:w="http://schemas.openxmlformats.org/wordprocessingml/2006/main" xmlns:w14="http://schemas.microsoft.com/office/word/2010/wordml" xmlns:w15="http://schemas.microsoft.com/office/word/2012/wordml" xmlns:w16cex="http://schemas.microsoft.com/office/word/2018/wordml/cex" xmlns:w16cid="http://schemas.microsoft.com/office/word/2016/wordml/cid" xmlns:w16="http://schemas.microsoft.com/office/word/2018/wordml" xmlns:w16du="http://schemas.microsoft.com/office/word/2023/wordml/word16du" xmlns:w16sdtdh="http://schemas.microsoft.com/office/word/2020/wordml/sdtdatahash" xmlns:w16sdtfl="http://schemas.microsoft.com/office/word/2024/wordml/sdtformatlock" xmlns:w16se="http://schemas.microsoft.com/office/word/2015/wordml/symex" mc:Ignorable="w14 w15 w16se w16cid w16 w16cex w16sdtdh w16sdtfl w16du">
   <w:docDefaults>
     <w:rPrDefault>
       <w:rPr>
@@ -5456,7 +5106,7 @@
       </w:pPr>
     </w:pPrDefault>
   </w:docDefaults>
-  <w:latentStyles w:defLockedState="0" w:defUIPriority="99" w:defSemiHidden="0" w:defUnhideWhenUsed="0" w:defQFormat="0" w:count="371">
+  <w:latentStyles w:defLockedState="0" w:defUIPriority="99" w:defSemiHidden="0" w:defUnhideWhenUsed="0" w:defQFormat="0" w:count="376">
     <w:lsdException w:name="Normal" w:uiPriority="0" w:qFormat="1"/>
     <w:lsdException w:name="heading 1" w:uiPriority="9" w:qFormat="1"/>
     <w:lsdException w:name="heading 2" w:semiHidden="1" w:uiPriority="9" w:unhideWhenUsed="1" w:qFormat="1"/>
@@ -5828,6 +5478,11 @@
     <w:lsdException w:name="List Table 5 Dark Accent 6" w:uiPriority="50"/>
     <w:lsdException w:name="List Table 6 Colorful Accent 6" w:uiPriority="51"/>
     <w:lsdException w:name="List Table 7 Colorful Accent 6" w:uiPriority="52"/>
+    <w:lsdException w:name="Mention" w:semiHidden="1" w:unhideWhenUsed="1"/>
+    <w:lsdException w:name="Smart Hyperlink" w:semiHidden="1" w:unhideWhenUsed="1"/>
+    <w:lsdException w:name="Hashtag" w:semiHidden="1" w:unhideWhenUsed="1"/>
+    <w:lsdException w:name="Unresolved Mention" w:semiHidden="1" w:unhideWhenUsed="1"/>
+    <w:lsdException w:name="Smart Link" w:semiHidden="1" w:unhideWhenUsed="1"/>
   </w:latentStyles>
   <w:style w:type="paragraph" w:default="1" w:styleId="Normal">
     <w:name w:val="Normal"/>

--- a/backend/templates/Affidavit Cum Indemnity Bond_NDEL_Single Claimant.docx
+++ b/backend/templates/Affidavit Cum Indemnity Bond_NDEL_Single Claimant.docx
@@ -4,6 +4,7 @@
   <w:body>
     <w:p>
       <w:pPr>
+        <w:ind w:firstLine="720"/>
         <w:jc w:val="right"/>
         <w:rPr>
           <w:b/>
@@ -478,21 +479,7 @@
           <w:sz w:val="23"/>
           <w:szCs w:val="23"/>
         </w:rPr>
-        <w:t xml:space="preserve">hold the following </w:t>
-      </w:r>
-      <w:r>
-        <w:rPr>
-          <w:rFonts w:eastAsia="Times New Roman"/>
-          <w:b/>
-        </w:rPr>
-        <w:t>[Total Shares]</w:t>
-      </w:r>
-      <w:r>
-        <w:rPr>
-          <w:sz w:val="23"/>
-          <w:szCs w:val="23"/>
-        </w:rPr>
-        <w:t xml:space="preserve"> securities under Folio no. </w:t>
+        <w:t xml:space="preserve">securities under Folio no. </w:t>
       </w:r>
       <w:r>
         <w:rPr>
@@ -1068,17 +1055,48 @@
                 <w:sz w:val="24"/>
                 <w:szCs w:val="24"/>
               </w:rPr>
-              <w:t xml:space="preserve"> Number and Face Value Rs.</w:t>
-            </w:r>
-            <w:r>
-              <w:rPr>
-                <w:rFonts w:cstheme="minorHAnsi"/>
-                <w:b/>
-                <w:sz w:val="24"/>
-                <w:szCs w:val="24"/>
-              </w:rPr>
-              <w:t>[Face Value ]</w:t>
-            </w:r>
+              <w:t xml:space="preserve"> Number and Face Value </w:t>
+            </w:r>
+            <w:proofErr w:type="gramStart"/>
+            <w:r>
+              <w:rPr>
+                <w:rFonts w:cstheme="minorHAnsi"/>
+                <w:b/>
+                <w:sz w:val="24"/>
+                <w:szCs w:val="24"/>
+              </w:rPr>
+              <w:t>Rs.</w:t>
+            </w:r>
+            <w:r>
+              <w:rPr>
+                <w:rFonts w:cstheme="minorHAnsi"/>
+                <w:b/>
+                <w:sz w:val="24"/>
+                <w:szCs w:val="24"/>
+              </w:rPr>
+              <w:t>[</w:t>
+            </w:r>
+            <w:proofErr w:type="gramEnd"/>
+            <w:r>
+              <w:rPr>
+                <w:rFonts w:cstheme="minorHAnsi"/>
+                <w:b/>
+                <w:sz w:val="24"/>
+                <w:szCs w:val="24"/>
+              </w:rPr>
+              <w:t xml:space="preserve">Face </w:t>
+            </w:r>
+            <w:proofErr w:type="gramStart"/>
+            <w:r>
+              <w:rPr>
+                <w:rFonts w:cstheme="minorHAnsi"/>
+                <w:b/>
+                <w:sz w:val="24"/>
+                <w:szCs w:val="24"/>
+              </w:rPr>
+              <w:t>Value ]</w:t>
+            </w:r>
+            <w:proofErr w:type="gramEnd"/>
             <w:r>
               <w:rPr>
                 <w:rFonts w:cstheme="minorHAnsi"/>
@@ -1199,7 +1217,47 @@
                 <w:sz w:val="24"/>
                 <w:szCs w:val="24"/>
               </w:rPr>
-              <w:t>] Number and Face Value Rs.[Face Value ]/-</w:t>
+              <w:t xml:space="preserve">] Number and Face Value </w:t>
+            </w:r>
+            <w:proofErr w:type="gramStart"/>
+            <w:r>
+              <w:rPr>
+                <w:rFonts w:cstheme="minorHAnsi"/>
+                <w:b/>
+                <w:sz w:val="24"/>
+                <w:szCs w:val="24"/>
+              </w:rPr>
+              <w:t>Rs.[</w:t>
+            </w:r>
+            <w:proofErr w:type="gramEnd"/>
+            <w:r>
+              <w:rPr>
+                <w:rFonts w:cstheme="minorHAnsi"/>
+                <w:b/>
+                <w:sz w:val="24"/>
+                <w:szCs w:val="24"/>
+              </w:rPr>
+              <w:t xml:space="preserve">Face </w:t>
+            </w:r>
+            <w:proofErr w:type="gramStart"/>
+            <w:r>
+              <w:rPr>
+                <w:rFonts w:cstheme="minorHAnsi"/>
+                <w:b/>
+                <w:sz w:val="24"/>
+                <w:szCs w:val="24"/>
+              </w:rPr>
+              <w:t>Value ]</w:t>
+            </w:r>
+            <w:proofErr w:type="gramEnd"/>
+            <w:r>
+              <w:rPr>
+                <w:rFonts w:cstheme="minorHAnsi"/>
+                <w:b/>
+                <w:sz w:val="24"/>
+                <w:szCs w:val="24"/>
+              </w:rPr>
+              <w:t>/-</w:t>
             </w:r>
           </w:p>
         </w:tc>
@@ -1316,7 +1374,47 @@
                 <w:sz w:val="24"/>
                 <w:szCs w:val="24"/>
               </w:rPr>
-              <w:t>] Number and Face Value Rs.[Face Value ]/-</w:t>
+              <w:t xml:space="preserve">] Number and Face Value </w:t>
+            </w:r>
+            <w:proofErr w:type="gramStart"/>
+            <w:r>
+              <w:rPr>
+                <w:rFonts w:cstheme="minorHAnsi"/>
+                <w:b/>
+                <w:sz w:val="24"/>
+                <w:szCs w:val="24"/>
+              </w:rPr>
+              <w:t>Rs.[</w:t>
+            </w:r>
+            <w:proofErr w:type="gramEnd"/>
+            <w:r>
+              <w:rPr>
+                <w:rFonts w:cstheme="minorHAnsi"/>
+                <w:b/>
+                <w:sz w:val="24"/>
+                <w:szCs w:val="24"/>
+              </w:rPr>
+              <w:t xml:space="preserve">Face </w:t>
+            </w:r>
+            <w:proofErr w:type="gramStart"/>
+            <w:r>
+              <w:rPr>
+                <w:rFonts w:cstheme="minorHAnsi"/>
+                <w:b/>
+                <w:sz w:val="24"/>
+                <w:szCs w:val="24"/>
+              </w:rPr>
+              <w:t>Value ]</w:t>
+            </w:r>
+            <w:proofErr w:type="gramEnd"/>
+            <w:r>
+              <w:rPr>
+                <w:rFonts w:cstheme="minorHAnsi"/>
+                <w:b/>
+                <w:sz w:val="24"/>
+                <w:szCs w:val="24"/>
+              </w:rPr>
+              <w:t>/-</w:t>
             </w:r>
           </w:p>
         </w:tc>
@@ -1442,7 +1540,47 @@
                 <w:sz w:val="24"/>
                 <w:szCs w:val="24"/>
               </w:rPr>
-              <w:t>] Number and Face Value Rs.[Face Value ]/-</w:t>
+              <w:t xml:space="preserve">] Number and Face Value </w:t>
+            </w:r>
+            <w:proofErr w:type="gramStart"/>
+            <w:r>
+              <w:rPr>
+                <w:rFonts w:cstheme="minorHAnsi"/>
+                <w:b/>
+                <w:sz w:val="24"/>
+                <w:szCs w:val="24"/>
+              </w:rPr>
+              <w:t>Rs.[</w:t>
+            </w:r>
+            <w:proofErr w:type="gramEnd"/>
+            <w:r>
+              <w:rPr>
+                <w:rFonts w:cstheme="minorHAnsi"/>
+                <w:b/>
+                <w:sz w:val="24"/>
+                <w:szCs w:val="24"/>
+              </w:rPr>
+              <w:t xml:space="preserve">Face </w:t>
+            </w:r>
+            <w:proofErr w:type="gramStart"/>
+            <w:r>
+              <w:rPr>
+                <w:rFonts w:cstheme="minorHAnsi"/>
+                <w:b/>
+                <w:sz w:val="24"/>
+                <w:szCs w:val="24"/>
+              </w:rPr>
+              <w:t>Value ]</w:t>
+            </w:r>
+            <w:proofErr w:type="gramEnd"/>
+            <w:r>
+              <w:rPr>
+                <w:rFonts w:cstheme="minorHAnsi"/>
+                <w:b/>
+                <w:sz w:val="24"/>
+                <w:szCs w:val="24"/>
+              </w:rPr>
+              <w:t>/-</w:t>
             </w:r>
           </w:p>
         </w:tc>
@@ -1568,7 +1706,47 @@
                 <w:sz w:val="24"/>
                 <w:szCs w:val="24"/>
               </w:rPr>
-              <w:t>] Number and Face Value Rs.[Face Value ]/-</w:t>
+              <w:t xml:space="preserve">] Number and Face Value </w:t>
+            </w:r>
+            <w:proofErr w:type="gramStart"/>
+            <w:r>
+              <w:rPr>
+                <w:rFonts w:cstheme="minorHAnsi"/>
+                <w:b/>
+                <w:sz w:val="24"/>
+                <w:szCs w:val="24"/>
+              </w:rPr>
+              <w:t>Rs.[</w:t>
+            </w:r>
+            <w:proofErr w:type="gramEnd"/>
+            <w:r>
+              <w:rPr>
+                <w:rFonts w:cstheme="minorHAnsi"/>
+                <w:b/>
+                <w:sz w:val="24"/>
+                <w:szCs w:val="24"/>
+              </w:rPr>
+              <w:t xml:space="preserve">Face </w:t>
+            </w:r>
+            <w:proofErr w:type="gramStart"/>
+            <w:r>
+              <w:rPr>
+                <w:rFonts w:cstheme="minorHAnsi"/>
+                <w:b/>
+                <w:sz w:val="24"/>
+                <w:szCs w:val="24"/>
+              </w:rPr>
+              <w:t>Value ]</w:t>
+            </w:r>
+            <w:proofErr w:type="gramEnd"/>
+            <w:r>
+              <w:rPr>
+                <w:rFonts w:cstheme="minorHAnsi"/>
+                <w:b/>
+                <w:sz w:val="24"/>
+                <w:szCs w:val="24"/>
+              </w:rPr>
+              <w:t>/-</w:t>
             </w:r>
           </w:p>
         </w:tc>
@@ -1690,7 +1868,47 @@
                 <w:sz w:val="24"/>
                 <w:szCs w:val="24"/>
               </w:rPr>
-              <w:t>] Number and Face Value Rs.[Face Value ]/-</w:t>
+              <w:t xml:space="preserve">] Number and Face Value </w:t>
+            </w:r>
+            <w:proofErr w:type="gramStart"/>
+            <w:r>
+              <w:rPr>
+                <w:rFonts w:cstheme="minorHAnsi"/>
+                <w:b/>
+                <w:sz w:val="24"/>
+                <w:szCs w:val="24"/>
+              </w:rPr>
+              <w:t>Rs.[</w:t>
+            </w:r>
+            <w:proofErr w:type="gramEnd"/>
+            <w:r>
+              <w:rPr>
+                <w:rFonts w:cstheme="minorHAnsi"/>
+                <w:b/>
+                <w:sz w:val="24"/>
+                <w:szCs w:val="24"/>
+              </w:rPr>
+              <w:t xml:space="preserve">Face </w:t>
+            </w:r>
+            <w:proofErr w:type="gramStart"/>
+            <w:r>
+              <w:rPr>
+                <w:rFonts w:cstheme="minorHAnsi"/>
+                <w:b/>
+                <w:sz w:val="24"/>
+                <w:szCs w:val="24"/>
+              </w:rPr>
+              <w:t>Value ]</w:t>
+            </w:r>
+            <w:proofErr w:type="gramEnd"/>
+            <w:r>
+              <w:rPr>
+                <w:rFonts w:cstheme="minorHAnsi"/>
+                <w:b/>
+                <w:sz w:val="24"/>
+                <w:szCs w:val="24"/>
+              </w:rPr>
+              <w:t>/-</w:t>
             </w:r>
           </w:p>
         </w:tc>
@@ -1842,7 +2060,47 @@
                 <w:sz w:val="24"/>
                 <w:szCs w:val="24"/>
               </w:rPr>
-              <w:t>] Number and Face Value Rs.[Face Value ]/-</w:t>
+              <w:t xml:space="preserve">] Number and Face Value </w:t>
+            </w:r>
+            <w:proofErr w:type="gramStart"/>
+            <w:r>
+              <w:rPr>
+                <w:rFonts w:cstheme="minorHAnsi"/>
+                <w:b/>
+                <w:sz w:val="24"/>
+                <w:szCs w:val="24"/>
+              </w:rPr>
+              <w:t>Rs.[</w:t>
+            </w:r>
+            <w:proofErr w:type="gramEnd"/>
+            <w:r>
+              <w:rPr>
+                <w:rFonts w:cstheme="minorHAnsi"/>
+                <w:b/>
+                <w:sz w:val="24"/>
+                <w:szCs w:val="24"/>
+              </w:rPr>
+              <w:t xml:space="preserve">Face </w:t>
+            </w:r>
+            <w:proofErr w:type="gramStart"/>
+            <w:r>
+              <w:rPr>
+                <w:rFonts w:cstheme="minorHAnsi"/>
+                <w:b/>
+                <w:sz w:val="24"/>
+                <w:szCs w:val="24"/>
+              </w:rPr>
+              <w:t>Value ]</w:t>
+            </w:r>
+            <w:proofErr w:type="gramEnd"/>
+            <w:r>
+              <w:rPr>
+                <w:rFonts w:cstheme="minorHAnsi"/>
+                <w:b/>
+                <w:sz w:val="24"/>
+                <w:szCs w:val="24"/>
+              </w:rPr>
+              <w:t>/-</w:t>
             </w:r>
           </w:p>
         </w:tc>
@@ -1996,7 +2254,47 @@
                 <w:sz w:val="24"/>
                 <w:szCs w:val="24"/>
               </w:rPr>
-              <w:t>] Number and Face Value Rs.[Face Value ]/-</w:t>
+              <w:t xml:space="preserve">] Number and Face Value </w:t>
+            </w:r>
+            <w:proofErr w:type="gramStart"/>
+            <w:r>
+              <w:rPr>
+                <w:rFonts w:cstheme="minorHAnsi"/>
+                <w:b/>
+                <w:sz w:val="24"/>
+                <w:szCs w:val="24"/>
+              </w:rPr>
+              <w:t>Rs.[</w:t>
+            </w:r>
+            <w:proofErr w:type="gramEnd"/>
+            <w:r>
+              <w:rPr>
+                <w:rFonts w:cstheme="minorHAnsi"/>
+                <w:b/>
+                <w:sz w:val="24"/>
+                <w:szCs w:val="24"/>
+              </w:rPr>
+              <w:t xml:space="preserve">Face </w:t>
+            </w:r>
+            <w:proofErr w:type="gramStart"/>
+            <w:r>
+              <w:rPr>
+                <w:rFonts w:cstheme="minorHAnsi"/>
+                <w:b/>
+                <w:sz w:val="24"/>
+                <w:szCs w:val="24"/>
+              </w:rPr>
+              <w:t>Value ]</w:t>
+            </w:r>
+            <w:proofErr w:type="gramEnd"/>
+            <w:r>
+              <w:rPr>
+                <w:rFonts w:cstheme="minorHAnsi"/>
+                <w:b/>
+                <w:sz w:val="24"/>
+                <w:szCs w:val="24"/>
+              </w:rPr>
+              <w:t>/-</w:t>
             </w:r>
           </w:p>
         </w:tc>
@@ -2150,7 +2448,47 @@
                 <w:sz w:val="24"/>
                 <w:szCs w:val="24"/>
               </w:rPr>
-              <w:t>] Number and Face Value Rs.[Face Value ]/-</w:t>
+              <w:t xml:space="preserve">] Number and Face Value </w:t>
+            </w:r>
+            <w:proofErr w:type="gramStart"/>
+            <w:r>
+              <w:rPr>
+                <w:rFonts w:cstheme="minorHAnsi"/>
+                <w:b/>
+                <w:sz w:val="24"/>
+                <w:szCs w:val="24"/>
+              </w:rPr>
+              <w:t>Rs.[</w:t>
+            </w:r>
+            <w:proofErr w:type="gramEnd"/>
+            <w:r>
+              <w:rPr>
+                <w:rFonts w:cstheme="minorHAnsi"/>
+                <w:b/>
+                <w:sz w:val="24"/>
+                <w:szCs w:val="24"/>
+              </w:rPr>
+              <w:t xml:space="preserve">Face </w:t>
+            </w:r>
+            <w:proofErr w:type="gramStart"/>
+            <w:r>
+              <w:rPr>
+                <w:rFonts w:cstheme="minorHAnsi"/>
+                <w:b/>
+                <w:sz w:val="24"/>
+                <w:szCs w:val="24"/>
+              </w:rPr>
+              <w:t>Value ]</w:t>
+            </w:r>
+            <w:proofErr w:type="gramEnd"/>
+            <w:r>
+              <w:rPr>
+                <w:rFonts w:cstheme="minorHAnsi"/>
+                <w:b/>
+                <w:sz w:val="24"/>
+                <w:szCs w:val="24"/>
+              </w:rPr>
+              <w:t>/-</w:t>
             </w:r>
           </w:p>
         </w:tc>
@@ -2313,7 +2651,47 @@
                 <w:sz w:val="24"/>
                 <w:szCs w:val="24"/>
               </w:rPr>
-              <w:t>] Number and Face Value Rs.[Face Value ]/-</w:t>
+              <w:t xml:space="preserve">] Number and Face Value </w:t>
+            </w:r>
+            <w:proofErr w:type="gramStart"/>
+            <w:r>
+              <w:rPr>
+                <w:rFonts w:cstheme="minorHAnsi"/>
+                <w:b/>
+                <w:sz w:val="24"/>
+                <w:szCs w:val="24"/>
+              </w:rPr>
+              <w:t>Rs.[</w:t>
+            </w:r>
+            <w:proofErr w:type="gramEnd"/>
+            <w:r>
+              <w:rPr>
+                <w:rFonts w:cstheme="minorHAnsi"/>
+                <w:b/>
+                <w:sz w:val="24"/>
+                <w:szCs w:val="24"/>
+              </w:rPr>
+              <w:t xml:space="preserve">Face </w:t>
+            </w:r>
+            <w:proofErr w:type="gramStart"/>
+            <w:r>
+              <w:rPr>
+                <w:rFonts w:cstheme="minorHAnsi"/>
+                <w:b/>
+                <w:sz w:val="24"/>
+                <w:szCs w:val="24"/>
+              </w:rPr>
+              <w:t>Value ]</w:t>
+            </w:r>
+            <w:proofErr w:type="gramEnd"/>
+            <w:r>
+              <w:rPr>
+                <w:rFonts w:cstheme="minorHAnsi"/>
+                <w:b/>
+                <w:sz w:val="24"/>
+                <w:szCs w:val="24"/>
+              </w:rPr>
+              <w:t>/-</w:t>
             </w:r>
           </w:p>
         </w:tc>
@@ -2690,7 +3068,7 @@
           <w:sz w:val="23"/>
           <w:szCs w:val="23"/>
         </w:rPr>
-        <w:t xml:space="preserve">) certificate(s) is / are at any time subsequently, found, recovered or traced by us or by anyone on our behalf, then, we unconditionally undertake not to deal with the said </w:t>
+        <w:t xml:space="preserve">) certificate(s) is / are at any time subsequently, found, recovered or traced by us or by anyone on our behalf, then, we unconditionally undertake not to deal with the said original share certificate(s) in any manner whatsoever (whether by physical transfer or </w:t>
       </w:r>
       <w:r>
         <w:rPr>
@@ -2698,7 +3076,7 @@
           <w:szCs w:val="23"/>
         </w:rPr>
         <w:lastRenderedPageBreak/>
-        <w:t xml:space="preserve">original share certificate(s) in any manner whatsoever (whether by physical transfer or dematerialization or as security or pledge) and further unconditionally undertake to promptly surrender the original share certificate(s) to the </w:t>
+        <w:t xml:space="preserve">dematerialization or as security or pledge) and further unconditionally undertake to promptly surrender the original share certificate(s) to the </w:t>
       </w:r>
       <w:r>
         <w:rPr>
@@ -3348,6 +3726,7 @@
           <w:sz w:val="23"/>
           <w:szCs w:val="23"/>
         </w:rPr>
+        <w:lastRenderedPageBreak/>
         <w:t>VERIFICATION</w:t>
       </w:r>
     </w:p>
@@ -3365,7 +3744,23 @@
           <w:sz w:val="23"/>
           <w:szCs w:val="23"/>
         </w:rPr>
-        <w:t>We hereby solemnly affirm and state that what is stated herein above is true to our knowledge and nothing has been concealed therein and that we are competent to contract and entitled to rights and benefits of the above mentioned securities.</w:t>
+        <w:t xml:space="preserve">We hereby solemnly affirm and state that what is stated herein above is true to our knowledge and nothing has been concealed therein and that we are competent to contract and entitled to rights and benefits of the </w:t>
+      </w:r>
+      <w:proofErr w:type="gramStart"/>
+      <w:r>
+        <w:rPr>
+          <w:sz w:val="23"/>
+          <w:szCs w:val="23"/>
+        </w:rPr>
+        <w:t>above mentioned</w:t>
+      </w:r>
+      <w:proofErr w:type="gramEnd"/>
+      <w:r>
+        <w:rPr>
+          <w:sz w:val="23"/>
+          <w:szCs w:val="23"/>
+        </w:rPr>
+        <w:t xml:space="preserve"> securities.</w:t>
       </w:r>
     </w:p>
     <w:p>

--- a/backend/templates/Affidavit Cum Indemnity Bond_NDEL_Single Claimant.docx
+++ b/backend/templates/Affidavit Cum Indemnity Bond_NDEL_Single Claimant.docx
@@ -1,10 +1,9 @@
 
 <file path=word/document.xml><?xml version="1.0" encoding="utf-8"?>
-<w:document xmlns:wpc="http://schemas.microsoft.com/office/word/2010/wordprocessingCanvas" xmlns:cx="http://schemas.microsoft.com/office/drawing/2014/chartex" xmlns:cx1="http://schemas.microsoft.com/office/drawing/2015/9/8/chartex" xmlns:cx2="http://schemas.microsoft.com/office/drawing/2015/10/21/chartex" xmlns:cx3="http://schemas.microsoft.com/office/drawing/2016/5/9/chartex" xmlns:cx4="http://schemas.microsoft.com/office/drawing/2016/5/10/chartex" xmlns:cx5="http://schemas.microsoft.com/office/drawing/2016/5/11/chartex" xmlns:cx6="http://schemas.microsoft.com/office/drawing/2016/5/12/chartex" xmlns:cx7="http://schemas.microsoft.com/office/drawing/2016/5/13/chartex" xmlns:cx8="http://schemas.microsoft.com/office/drawing/2016/5/14/chartex" xmlns:mc="http://schemas.openxmlformats.org/markup-compatibility/2006" xmlns:aink="http://schemas.microsoft.com/office/drawing/2016/ink" xmlns:am3d="http://schemas.microsoft.com/office/drawing/2017/model3d" xmlns:o="urn:schemas-microsoft-com:office:office" xmlns:oel="http://schemas.microsoft.com/office/2019/extlst" xmlns:r="http://schemas.openxmlformats.org/officeDocument/2006/relationships" xmlns:m="http://schemas.openxmlformats.org/officeDocument/2006/math" xmlns:v="urn:schemas-microsoft-com:vml" xmlns:wp14="http://schemas.microsoft.com/office/word/2010/wordprocessingDrawing" xmlns:wp="http://schemas.openxmlformats.org/drawingml/2006/wordprocessingDrawing" xmlns:w10="urn:schemas-microsoft-com:office:word" xmlns:w="http://schemas.openxmlformats.org/wordprocessingml/2006/main" xmlns:w14="http://schemas.microsoft.com/office/word/2010/wordml" xmlns:w15="http://schemas.microsoft.com/office/word/2012/wordml" xmlns:w16cex="http://schemas.microsoft.com/office/word/2018/wordml/cex" xmlns:w16cid="http://schemas.microsoft.com/office/word/2016/wordml/cid" xmlns:w16="http://schemas.microsoft.com/office/word/2018/wordml" xmlns:w16du="http://schemas.microsoft.com/office/word/2023/wordml/word16du" xmlns:w16sdtdh="http://schemas.microsoft.com/office/word/2020/wordml/sdtdatahash" xmlns:w16sdtfl="http://schemas.microsoft.com/office/word/2024/wordml/sdtformatlock" xmlns:w16se="http://schemas.microsoft.com/office/word/2015/wordml/symex" xmlns:wpg="http://schemas.microsoft.com/office/word/2010/wordprocessingGroup" xmlns:wpi="http://schemas.microsoft.com/office/word/2010/wordprocessingInk" xmlns:wne="http://schemas.microsoft.com/office/word/2006/wordml" xmlns:wps="http://schemas.microsoft.com/office/word/2010/wordprocessingShape" mc:Ignorable="w14 w15 w16se w16cid w16 w16cex w16sdtdh w16sdtfl w16du wp14">
+<w:document xmlns:wpc="http://schemas.microsoft.com/office/word/2010/wordprocessingCanvas" xmlns:cx="http://schemas.microsoft.com/office/drawing/2014/chartex" xmlns:mc="http://schemas.openxmlformats.org/markup-compatibility/2006" xmlns:o="urn:schemas-microsoft-com:office:office" xmlns:r="http://schemas.openxmlformats.org/officeDocument/2006/relationships" xmlns:m="http://schemas.openxmlformats.org/officeDocument/2006/math" xmlns:v="urn:schemas-microsoft-com:vml" xmlns:wp14="http://schemas.microsoft.com/office/word/2010/wordprocessingDrawing" xmlns:wp="http://schemas.openxmlformats.org/drawingml/2006/wordprocessingDrawing" xmlns:w10="urn:schemas-microsoft-com:office:word" xmlns:w="http://schemas.openxmlformats.org/wordprocessingml/2006/main" xmlns:w14="http://schemas.microsoft.com/office/word/2010/wordml" xmlns:w15="http://schemas.microsoft.com/office/word/2012/wordml" xmlns:w16se="http://schemas.microsoft.com/office/word/2015/wordml/symex" xmlns:wpg="http://schemas.microsoft.com/office/word/2010/wordprocessingGroup" xmlns:wpi="http://schemas.microsoft.com/office/word/2010/wordprocessingInk" xmlns:wne="http://schemas.microsoft.com/office/word/2006/wordml" xmlns:wps="http://schemas.microsoft.com/office/word/2010/wordprocessingShape" mc:Ignorable="w14 w15 w16se wp14">
   <w:body>
     <w:p>
       <w:pPr>
-        <w:ind w:firstLine="720"/>
         <w:jc w:val="right"/>
         <w:rPr>
           <w:b/>
@@ -151,7 +150,31 @@
                 <w:sz w:val="23"/>
                 <w:szCs w:val="23"/>
               </w:rPr>
-              <w:t>This affidavit is to be executed in the presence of a Public Notary (in cases where the value of securities exceeds Rs. Ten Thousand)</w:t>
+              <w:t xml:space="preserve">This affidavit is to be executed in the presence of a Public Notary (in cases where the value of securities exceeds </w:t>
+            </w:r>
+            <w:proofErr w:type="spellStart"/>
+            <w:r>
+              <w:rPr>
+                <w:b/>
+                <w:bCs/>
+                <w:i/>
+                <w:iCs/>
+                <w:sz w:val="23"/>
+                <w:szCs w:val="23"/>
+              </w:rPr>
+              <w:t>Rs</w:t>
+            </w:r>
+            <w:proofErr w:type="spellEnd"/>
+            <w:r>
+              <w:rPr>
+                <w:b/>
+                <w:bCs/>
+                <w:i/>
+                <w:iCs/>
+                <w:sz w:val="23"/>
+                <w:szCs w:val="23"/>
+              </w:rPr>
+              <w:t>. Ten Thousand)</w:t>
             </w:r>
           </w:p>
         </w:tc>
@@ -178,7 +201,23 @@
           <w:sz w:val="23"/>
           <w:szCs w:val="23"/>
         </w:rPr>
-        <w:t>[To be submitted in non-judicial stamp paper of appropriate value as prescribed by the Stamp Act of the state where the claimant resides (in cases where the value of securities exceeds Rs. Ten Thousand)]</w:t>
+        <w:t xml:space="preserve">[To be submitted in non-judicial stamp paper of appropriate value as prescribed by the Stamp Act of the state where the claimant resides (in cases where the value of securities exceeds </w:t>
+      </w:r>
+      <w:proofErr w:type="spellStart"/>
+      <w:r>
+        <w:rPr>
+          <w:sz w:val="23"/>
+          <w:szCs w:val="23"/>
+        </w:rPr>
+        <w:t>Rs</w:t>
+      </w:r>
+      <w:proofErr w:type="spellEnd"/>
+      <w:r>
+        <w:rPr>
+          <w:sz w:val="23"/>
+          <w:szCs w:val="23"/>
+        </w:rPr>
+        <w:t>. Ten Thousand)]</w:t>
       </w:r>
     </w:p>
     <w:p>
@@ -206,7 +245,25 @@
           <w:b/>
           <w:lang w:val="en-IN" w:eastAsia="en-GB" w:bidi="hi-IN"/>
         </w:rPr>
-        <w:t>[Name as per Aadhar C1]</w:t>
+        <w:t xml:space="preserve">[Name as per </w:t>
+      </w:r>
+      <w:proofErr w:type="spellStart"/>
+      <w:r>
+        <w:rPr>
+          <w:rFonts w:ascii="Roboto" w:eastAsia="Times New Roman" w:hAnsi="Roboto" w:cs="Times New Roman"/>
+          <w:b/>
+          <w:lang w:val="en-IN" w:eastAsia="en-GB" w:bidi="hi-IN"/>
+        </w:rPr>
+        <w:t>Aadhar</w:t>
+      </w:r>
+      <w:proofErr w:type="spellEnd"/>
+      <w:r>
+        <w:rPr>
+          <w:rFonts w:ascii="Roboto" w:eastAsia="Times New Roman" w:hAnsi="Roboto" w:cs="Times New Roman"/>
+          <w:b/>
+          <w:lang w:val="en-IN" w:eastAsia="en-GB" w:bidi="hi-IN"/>
+        </w:rPr>
+        <w:t xml:space="preserve"> C1]</w:t>
       </w:r>
       <w:r>
         <w:rPr>
@@ -479,7 +536,21 @@
           <w:sz w:val="23"/>
           <w:szCs w:val="23"/>
         </w:rPr>
-        <w:t xml:space="preserve">securities under Folio no. </w:t>
+        <w:t xml:space="preserve">hold the following </w:t>
+      </w:r>
+      <w:r>
+        <w:rPr>
+          <w:rFonts w:eastAsia="Times New Roman"/>
+          <w:b/>
+        </w:rPr>
+        <w:t>[Total Shares]</w:t>
+      </w:r>
+      <w:r>
+        <w:rPr>
+          <w:sz w:val="23"/>
+          <w:szCs w:val="23"/>
+        </w:rPr>
+        <w:t xml:space="preserve"> securities under Folio no. </w:t>
       </w:r>
       <w:r>
         <w:rPr>
@@ -1057,7 +1128,7 @@
               </w:rPr>
               <w:t xml:space="preserve"> Number and Face Value </w:t>
             </w:r>
-            <w:proofErr w:type="gramStart"/>
+            <w:proofErr w:type="spellStart"/>
             <w:r>
               <w:rPr>
                 <w:rFonts w:cstheme="minorHAnsi"/>
@@ -1065,8 +1136,9 @@
                 <w:sz w:val="24"/>
                 <w:szCs w:val="24"/>
               </w:rPr>
-              <w:t>Rs.</w:t>
-            </w:r>
+              <w:t>Rs</w:t>
+            </w:r>
+            <w:proofErr w:type="spellEnd"/>
             <w:r>
               <w:rPr>
                 <w:rFonts w:cstheme="minorHAnsi"/>
@@ -1074,9 +1146,8 @@
                 <w:sz w:val="24"/>
                 <w:szCs w:val="24"/>
               </w:rPr>
-              <w:t>[</w:t>
-            </w:r>
-            <w:proofErr w:type="gramEnd"/>
+              <w:t>.</w:t>
+            </w:r>
             <w:r>
               <w:rPr>
                 <w:rFonts w:cstheme="minorHAnsi"/>
@@ -1084,19 +1155,8 @@
                 <w:sz w:val="24"/>
                 <w:szCs w:val="24"/>
               </w:rPr>
-              <w:t xml:space="preserve">Face </w:t>
-            </w:r>
-            <w:proofErr w:type="gramStart"/>
-            <w:r>
-              <w:rPr>
-                <w:rFonts w:cstheme="minorHAnsi"/>
-                <w:b/>
-                <w:sz w:val="24"/>
-                <w:szCs w:val="24"/>
-              </w:rPr>
-              <w:t>Value ]</w:t>
-            </w:r>
-            <w:proofErr w:type="gramEnd"/>
+              <w:t>[Face Value ]</w:t>
+            </w:r>
             <w:r>
               <w:rPr>
                 <w:rFonts w:cstheme="minorHAnsi"/>
@@ -1219,7 +1279,7 @@
               </w:rPr>
               <w:t xml:space="preserve">] Number and Face Value </w:t>
             </w:r>
-            <w:proofErr w:type="gramStart"/>
+            <w:proofErr w:type="spellStart"/>
             <w:r>
               <w:rPr>
                 <w:rFonts w:cstheme="minorHAnsi"/>
@@ -1227,9 +1287,9 @@
                 <w:sz w:val="24"/>
                 <w:szCs w:val="24"/>
               </w:rPr>
-              <w:t>Rs.[</w:t>
-            </w:r>
-            <w:proofErr w:type="gramEnd"/>
+              <w:t>Rs</w:t>
+            </w:r>
+            <w:proofErr w:type="spellEnd"/>
             <w:r>
               <w:rPr>
                 <w:rFonts w:cstheme="minorHAnsi"/>
@@ -1237,27 +1297,7 @@
                 <w:sz w:val="24"/>
                 <w:szCs w:val="24"/>
               </w:rPr>
-              <w:t xml:space="preserve">Face </w:t>
-            </w:r>
-            <w:proofErr w:type="gramStart"/>
-            <w:r>
-              <w:rPr>
-                <w:rFonts w:cstheme="minorHAnsi"/>
-                <w:b/>
-                <w:sz w:val="24"/>
-                <w:szCs w:val="24"/>
-              </w:rPr>
-              <w:t>Value ]</w:t>
-            </w:r>
-            <w:proofErr w:type="gramEnd"/>
-            <w:r>
-              <w:rPr>
-                <w:rFonts w:cstheme="minorHAnsi"/>
-                <w:b/>
-                <w:sz w:val="24"/>
-                <w:szCs w:val="24"/>
-              </w:rPr>
-              <w:t>/-</w:t>
+              <w:t>.[Face Value ]/-</w:t>
             </w:r>
           </w:p>
         </w:tc>
@@ -1376,7 +1416,7 @@
               </w:rPr>
               <w:t xml:space="preserve">] Number and Face Value </w:t>
             </w:r>
-            <w:proofErr w:type="gramStart"/>
+            <w:proofErr w:type="spellStart"/>
             <w:r>
               <w:rPr>
                 <w:rFonts w:cstheme="minorHAnsi"/>
@@ -1384,9 +1424,9 @@
                 <w:sz w:val="24"/>
                 <w:szCs w:val="24"/>
               </w:rPr>
-              <w:t>Rs.[</w:t>
-            </w:r>
-            <w:proofErr w:type="gramEnd"/>
+              <w:t>Rs</w:t>
+            </w:r>
+            <w:proofErr w:type="spellEnd"/>
             <w:r>
               <w:rPr>
                 <w:rFonts w:cstheme="minorHAnsi"/>
@@ -1394,27 +1434,7 @@
                 <w:sz w:val="24"/>
                 <w:szCs w:val="24"/>
               </w:rPr>
-              <w:t xml:space="preserve">Face </w:t>
-            </w:r>
-            <w:proofErr w:type="gramStart"/>
-            <w:r>
-              <w:rPr>
-                <w:rFonts w:cstheme="minorHAnsi"/>
-                <w:b/>
-                <w:sz w:val="24"/>
-                <w:szCs w:val="24"/>
-              </w:rPr>
-              <w:t>Value ]</w:t>
-            </w:r>
-            <w:proofErr w:type="gramEnd"/>
-            <w:r>
-              <w:rPr>
-                <w:rFonts w:cstheme="minorHAnsi"/>
-                <w:b/>
-                <w:sz w:val="24"/>
-                <w:szCs w:val="24"/>
-              </w:rPr>
-              <w:t>/-</w:t>
+              <w:t>.[Face Value ]/-</w:t>
             </w:r>
           </w:p>
         </w:tc>
@@ -1542,7 +1562,7 @@
               </w:rPr>
               <w:t xml:space="preserve">] Number and Face Value </w:t>
             </w:r>
-            <w:proofErr w:type="gramStart"/>
+            <w:proofErr w:type="spellStart"/>
             <w:r>
               <w:rPr>
                 <w:rFonts w:cstheme="minorHAnsi"/>
@@ -1550,9 +1570,9 @@
                 <w:sz w:val="24"/>
                 <w:szCs w:val="24"/>
               </w:rPr>
-              <w:t>Rs.[</w:t>
-            </w:r>
-            <w:proofErr w:type="gramEnd"/>
+              <w:t>Rs</w:t>
+            </w:r>
+            <w:proofErr w:type="spellEnd"/>
             <w:r>
               <w:rPr>
                 <w:rFonts w:cstheme="minorHAnsi"/>
@@ -1560,27 +1580,7 @@
                 <w:sz w:val="24"/>
                 <w:szCs w:val="24"/>
               </w:rPr>
-              <w:t xml:space="preserve">Face </w:t>
-            </w:r>
-            <w:proofErr w:type="gramStart"/>
-            <w:r>
-              <w:rPr>
-                <w:rFonts w:cstheme="minorHAnsi"/>
-                <w:b/>
-                <w:sz w:val="24"/>
-                <w:szCs w:val="24"/>
-              </w:rPr>
-              <w:t>Value ]</w:t>
-            </w:r>
-            <w:proofErr w:type="gramEnd"/>
-            <w:r>
-              <w:rPr>
-                <w:rFonts w:cstheme="minorHAnsi"/>
-                <w:b/>
-                <w:sz w:val="24"/>
-                <w:szCs w:val="24"/>
-              </w:rPr>
-              <w:t>/-</w:t>
+              <w:t>.[Face Value ]/-</w:t>
             </w:r>
           </w:p>
         </w:tc>
@@ -1708,7 +1708,7 @@
               </w:rPr>
               <w:t xml:space="preserve">] Number and Face Value </w:t>
             </w:r>
-            <w:proofErr w:type="gramStart"/>
+            <w:proofErr w:type="spellStart"/>
             <w:r>
               <w:rPr>
                 <w:rFonts w:cstheme="minorHAnsi"/>
@@ -1716,9 +1716,9 @@
                 <w:sz w:val="24"/>
                 <w:szCs w:val="24"/>
               </w:rPr>
-              <w:t>Rs.[</w:t>
-            </w:r>
-            <w:proofErr w:type="gramEnd"/>
+              <w:t>Rs</w:t>
+            </w:r>
+            <w:proofErr w:type="spellEnd"/>
             <w:r>
               <w:rPr>
                 <w:rFonts w:cstheme="minorHAnsi"/>
@@ -1726,27 +1726,7 @@
                 <w:sz w:val="24"/>
                 <w:szCs w:val="24"/>
               </w:rPr>
-              <w:t xml:space="preserve">Face </w:t>
-            </w:r>
-            <w:proofErr w:type="gramStart"/>
-            <w:r>
-              <w:rPr>
-                <w:rFonts w:cstheme="minorHAnsi"/>
-                <w:b/>
-                <w:sz w:val="24"/>
-                <w:szCs w:val="24"/>
-              </w:rPr>
-              <w:t>Value ]</w:t>
-            </w:r>
-            <w:proofErr w:type="gramEnd"/>
-            <w:r>
-              <w:rPr>
-                <w:rFonts w:cstheme="minorHAnsi"/>
-                <w:b/>
-                <w:sz w:val="24"/>
-                <w:szCs w:val="24"/>
-              </w:rPr>
-              <w:t>/-</w:t>
+              <w:t>.[Face Value ]/-</w:t>
             </w:r>
           </w:p>
         </w:tc>
@@ -1870,7 +1850,7 @@
               </w:rPr>
               <w:t xml:space="preserve">] Number and Face Value </w:t>
             </w:r>
-            <w:proofErr w:type="gramStart"/>
+            <w:proofErr w:type="spellStart"/>
             <w:r>
               <w:rPr>
                 <w:rFonts w:cstheme="minorHAnsi"/>
@@ -1878,9 +1858,9 @@
                 <w:sz w:val="24"/>
                 <w:szCs w:val="24"/>
               </w:rPr>
-              <w:t>Rs.[</w:t>
-            </w:r>
-            <w:proofErr w:type="gramEnd"/>
+              <w:t>Rs</w:t>
+            </w:r>
+            <w:proofErr w:type="spellEnd"/>
             <w:r>
               <w:rPr>
                 <w:rFonts w:cstheme="minorHAnsi"/>
@@ -1888,27 +1868,7 @@
                 <w:sz w:val="24"/>
                 <w:szCs w:val="24"/>
               </w:rPr>
-              <w:t xml:space="preserve">Face </w:t>
-            </w:r>
-            <w:proofErr w:type="gramStart"/>
-            <w:r>
-              <w:rPr>
-                <w:rFonts w:cstheme="minorHAnsi"/>
-                <w:b/>
-                <w:sz w:val="24"/>
-                <w:szCs w:val="24"/>
-              </w:rPr>
-              <w:t>Value ]</w:t>
-            </w:r>
-            <w:proofErr w:type="gramEnd"/>
-            <w:r>
-              <w:rPr>
-                <w:rFonts w:cstheme="minorHAnsi"/>
-                <w:b/>
-                <w:sz w:val="24"/>
-                <w:szCs w:val="24"/>
-              </w:rPr>
-              <w:t>/-</w:t>
+              <w:t>.[Face Value ]/-</w:t>
             </w:r>
           </w:p>
         </w:tc>
@@ -2062,7 +2022,7 @@
               </w:rPr>
               <w:t xml:space="preserve">] Number and Face Value </w:t>
             </w:r>
-            <w:proofErr w:type="gramStart"/>
+            <w:proofErr w:type="spellStart"/>
             <w:r>
               <w:rPr>
                 <w:rFonts w:cstheme="minorHAnsi"/>
@@ -2070,9 +2030,9 @@
                 <w:sz w:val="24"/>
                 <w:szCs w:val="24"/>
               </w:rPr>
-              <w:t>Rs.[</w:t>
-            </w:r>
-            <w:proofErr w:type="gramEnd"/>
+              <w:t>Rs</w:t>
+            </w:r>
+            <w:proofErr w:type="spellEnd"/>
             <w:r>
               <w:rPr>
                 <w:rFonts w:cstheme="minorHAnsi"/>
@@ -2080,27 +2040,7 @@
                 <w:sz w:val="24"/>
                 <w:szCs w:val="24"/>
               </w:rPr>
-              <w:t xml:space="preserve">Face </w:t>
-            </w:r>
-            <w:proofErr w:type="gramStart"/>
-            <w:r>
-              <w:rPr>
-                <w:rFonts w:cstheme="minorHAnsi"/>
-                <w:b/>
-                <w:sz w:val="24"/>
-                <w:szCs w:val="24"/>
-              </w:rPr>
-              <w:t>Value ]</w:t>
-            </w:r>
-            <w:proofErr w:type="gramEnd"/>
-            <w:r>
-              <w:rPr>
-                <w:rFonts w:cstheme="minorHAnsi"/>
-                <w:b/>
-                <w:sz w:val="24"/>
-                <w:szCs w:val="24"/>
-              </w:rPr>
-              <w:t>/-</w:t>
+              <w:t>.[Face Value ]/-</w:t>
             </w:r>
           </w:p>
         </w:tc>
@@ -2256,7 +2196,7 @@
               </w:rPr>
               <w:t xml:space="preserve">] Number and Face Value </w:t>
             </w:r>
-            <w:proofErr w:type="gramStart"/>
+            <w:proofErr w:type="spellStart"/>
             <w:r>
               <w:rPr>
                 <w:rFonts w:cstheme="minorHAnsi"/>
@@ -2264,9 +2204,9 @@
                 <w:sz w:val="24"/>
                 <w:szCs w:val="24"/>
               </w:rPr>
-              <w:t>Rs.[</w:t>
-            </w:r>
-            <w:proofErr w:type="gramEnd"/>
+              <w:t>Rs</w:t>
+            </w:r>
+            <w:proofErr w:type="spellEnd"/>
             <w:r>
               <w:rPr>
                 <w:rFonts w:cstheme="minorHAnsi"/>
@@ -2274,27 +2214,7 @@
                 <w:sz w:val="24"/>
                 <w:szCs w:val="24"/>
               </w:rPr>
-              <w:t xml:space="preserve">Face </w:t>
-            </w:r>
-            <w:proofErr w:type="gramStart"/>
-            <w:r>
-              <w:rPr>
-                <w:rFonts w:cstheme="minorHAnsi"/>
-                <w:b/>
-                <w:sz w:val="24"/>
-                <w:szCs w:val="24"/>
-              </w:rPr>
-              <w:t>Value ]</w:t>
-            </w:r>
-            <w:proofErr w:type="gramEnd"/>
-            <w:r>
-              <w:rPr>
-                <w:rFonts w:cstheme="minorHAnsi"/>
-                <w:b/>
-                <w:sz w:val="24"/>
-                <w:szCs w:val="24"/>
-              </w:rPr>
-              <w:t>/-</w:t>
+              <w:t>.[Face Value ]/-</w:t>
             </w:r>
           </w:p>
         </w:tc>
@@ -2450,7 +2370,7 @@
               </w:rPr>
               <w:t xml:space="preserve">] Number and Face Value </w:t>
             </w:r>
-            <w:proofErr w:type="gramStart"/>
+            <w:proofErr w:type="spellStart"/>
             <w:r>
               <w:rPr>
                 <w:rFonts w:cstheme="minorHAnsi"/>
@@ -2458,9 +2378,9 @@
                 <w:sz w:val="24"/>
                 <w:szCs w:val="24"/>
               </w:rPr>
-              <w:t>Rs.[</w:t>
-            </w:r>
-            <w:proofErr w:type="gramEnd"/>
+              <w:t>Rs</w:t>
+            </w:r>
+            <w:proofErr w:type="spellEnd"/>
             <w:r>
               <w:rPr>
                 <w:rFonts w:cstheme="minorHAnsi"/>
@@ -2468,27 +2388,7 @@
                 <w:sz w:val="24"/>
                 <w:szCs w:val="24"/>
               </w:rPr>
-              <w:t xml:space="preserve">Face </w:t>
-            </w:r>
-            <w:proofErr w:type="gramStart"/>
-            <w:r>
-              <w:rPr>
-                <w:rFonts w:cstheme="minorHAnsi"/>
-                <w:b/>
-                <w:sz w:val="24"/>
-                <w:szCs w:val="24"/>
-              </w:rPr>
-              <w:t>Value ]</w:t>
-            </w:r>
-            <w:proofErr w:type="gramEnd"/>
-            <w:r>
-              <w:rPr>
-                <w:rFonts w:cstheme="minorHAnsi"/>
-                <w:b/>
-                <w:sz w:val="24"/>
-                <w:szCs w:val="24"/>
-              </w:rPr>
-              <w:t>/-</w:t>
+              <w:t>.[Face Value ]/-</w:t>
             </w:r>
           </w:p>
         </w:tc>
@@ -2653,7 +2553,7 @@
               </w:rPr>
               <w:t xml:space="preserve">] Number and Face Value </w:t>
             </w:r>
-            <w:proofErr w:type="gramStart"/>
+            <w:proofErr w:type="spellStart"/>
             <w:r>
               <w:rPr>
                 <w:rFonts w:cstheme="minorHAnsi"/>
@@ -2661,9 +2561,9 @@
                 <w:sz w:val="24"/>
                 <w:szCs w:val="24"/>
               </w:rPr>
-              <w:t>Rs.[</w:t>
-            </w:r>
-            <w:proofErr w:type="gramEnd"/>
+              <w:t>Rs</w:t>
+            </w:r>
+            <w:proofErr w:type="spellEnd"/>
             <w:r>
               <w:rPr>
                 <w:rFonts w:cstheme="minorHAnsi"/>
@@ -2671,27 +2571,7 @@
                 <w:sz w:val="24"/>
                 <w:szCs w:val="24"/>
               </w:rPr>
-              <w:t xml:space="preserve">Face </w:t>
-            </w:r>
-            <w:proofErr w:type="gramStart"/>
-            <w:r>
-              <w:rPr>
-                <w:rFonts w:cstheme="minorHAnsi"/>
-                <w:b/>
-                <w:sz w:val="24"/>
-                <w:szCs w:val="24"/>
-              </w:rPr>
-              <w:t>Value ]</w:t>
-            </w:r>
-            <w:proofErr w:type="gramEnd"/>
-            <w:r>
-              <w:rPr>
-                <w:rFonts w:cstheme="minorHAnsi"/>
-                <w:b/>
-                <w:sz w:val="24"/>
-                <w:szCs w:val="24"/>
-              </w:rPr>
-              <w:t>/-</w:t>
+              <w:t>.[Face Value ]/-</w:t>
             </w:r>
           </w:p>
         </w:tc>
@@ -2805,7 +2685,25 @@
           <w:b/>
           <w:lang w:val="en-IN" w:eastAsia="en-GB" w:bidi="hi-IN"/>
         </w:rPr>
-        <w:t>[Name as per Aadhar C1]</w:t>
+        <w:t xml:space="preserve">[Name as per </w:t>
+      </w:r>
+      <w:proofErr w:type="spellStart"/>
+      <w:r>
+        <w:rPr>
+          <w:rFonts w:ascii="Roboto" w:eastAsia="Times New Roman" w:hAnsi="Roboto" w:cs="Times New Roman"/>
+          <w:b/>
+          <w:lang w:val="en-IN" w:eastAsia="en-GB" w:bidi="hi-IN"/>
+        </w:rPr>
+        <w:t>Aadhar</w:t>
+      </w:r>
+      <w:proofErr w:type="spellEnd"/>
+      <w:r>
+        <w:rPr>
+          <w:rFonts w:ascii="Roboto" w:eastAsia="Times New Roman" w:hAnsi="Roboto" w:cs="Times New Roman"/>
+          <w:b/>
+          <w:lang w:val="en-IN" w:eastAsia="en-GB" w:bidi="hi-IN"/>
+        </w:rPr>
+        <w:t xml:space="preserve"> C1]</w:t>
       </w:r>
       <w:r>
         <w:rPr>
@@ -2893,7 +2791,25 @@
           <w:b/>
           <w:lang w:val="en-IN" w:eastAsia="en-GB" w:bidi="hi-IN"/>
         </w:rPr>
-        <w:t>[Name as per Aadhar C1]</w:t>
+        <w:t xml:space="preserve">[Name as per </w:t>
+      </w:r>
+      <w:proofErr w:type="spellStart"/>
+      <w:r>
+        <w:rPr>
+          <w:rFonts w:ascii="Roboto" w:eastAsia="Times New Roman" w:hAnsi="Roboto" w:cs="Times New Roman"/>
+          <w:b/>
+          <w:lang w:val="en-IN" w:eastAsia="en-GB" w:bidi="hi-IN"/>
+        </w:rPr>
+        <w:t>Aadhar</w:t>
+      </w:r>
+      <w:proofErr w:type="spellEnd"/>
+      <w:r>
+        <w:rPr>
+          <w:rFonts w:ascii="Roboto" w:eastAsia="Times New Roman" w:hAnsi="Roboto" w:cs="Times New Roman"/>
+          <w:b/>
+          <w:lang w:val="en-IN" w:eastAsia="en-GB" w:bidi="hi-IN"/>
+        </w:rPr>
+        <w:t xml:space="preserve"> C1]</w:t>
       </w:r>
       <w:r>
         <w:rPr>
@@ -2996,7 +2912,25 @@
           <w:b/>
           <w:lang w:val="en-IN" w:eastAsia="en-GB" w:bidi="hi-IN"/>
         </w:rPr>
-        <w:t>[Name as per Aadhar C1]</w:t>
+        <w:t xml:space="preserve">[Name as per </w:t>
+      </w:r>
+      <w:proofErr w:type="spellStart"/>
+      <w:r>
+        <w:rPr>
+          <w:rFonts w:ascii="Roboto" w:eastAsia="Times New Roman" w:hAnsi="Roboto" w:cs="Times New Roman"/>
+          <w:b/>
+          <w:lang w:val="en-IN" w:eastAsia="en-GB" w:bidi="hi-IN"/>
+        </w:rPr>
+        <w:t>Aadhar</w:t>
+      </w:r>
+      <w:proofErr w:type="spellEnd"/>
+      <w:r>
+        <w:rPr>
+          <w:rFonts w:ascii="Roboto" w:eastAsia="Times New Roman" w:hAnsi="Roboto" w:cs="Times New Roman"/>
+          <w:b/>
+          <w:lang w:val="en-IN" w:eastAsia="en-GB" w:bidi="hi-IN"/>
+        </w:rPr>
+        <w:t xml:space="preserve"> C1]</w:t>
       </w:r>
       <w:r>
         <w:rPr>
@@ -3042,7 +2976,25 @@
           <w:b/>
           <w:lang w:val="en-IN" w:eastAsia="en-GB" w:bidi="hi-IN"/>
         </w:rPr>
-        <w:t>[Name as per Aadhar C1]</w:t>
+        <w:t xml:space="preserve">[Name as per </w:t>
+      </w:r>
+      <w:proofErr w:type="spellStart"/>
+      <w:r>
+        <w:rPr>
+          <w:rFonts w:ascii="Roboto" w:eastAsia="Times New Roman" w:hAnsi="Roboto" w:cs="Times New Roman"/>
+          <w:b/>
+          <w:lang w:val="en-IN" w:eastAsia="en-GB" w:bidi="hi-IN"/>
+        </w:rPr>
+        <w:t>Aadhar</w:t>
+      </w:r>
+      <w:proofErr w:type="spellEnd"/>
+      <w:r>
+        <w:rPr>
+          <w:rFonts w:ascii="Roboto" w:eastAsia="Times New Roman" w:hAnsi="Roboto" w:cs="Times New Roman"/>
+          <w:b/>
+          <w:lang w:val="en-IN" w:eastAsia="en-GB" w:bidi="hi-IN"/>
+        </w:rPr>
+        <w:t xml:space="preserve"> C1]</w:t>
       </w:r>
       <w:r>
         <w:t xml:space="preserve"> </w:t>
@@ -3114,7 +3066,25 @@
           <w:b/>
           <w:lang w:val="en-IN" w:eastAsia="en-GB" w:bidi="hi-IN"/>
         </w:rPr>
-        <w:t>[Name as per Aadhar C1]</w:t>
+        <w:t xml:space="preserve">[Name as per </w:t>
+      </w:r>
+      <w:proofErr w:type="spellStart"/>
+      <w:r>
+        <w:rPr>
+          <w:rFonts w:ascii="Roboto" w:eastAsia="Times New Roman" w:hAnsi="Roboto" w:cs="Times New Roman"/>
+          <w:b/>
+          <w:lang w:val="en-IN" w:eastAsia="en-GB" w:bidi="hi-IN"/>
+        </w:rPr>
+        <w:t>Aadhar</w:t>
+      </w:r>
+      <w:proofErr w:type="spellEnd"/>
+      <w:r>
+        <w:rPr>
+          <w:rFonts w:ascii="Roboto" w:eastAsia="Times New Roman" w:hAnsi="Roboto" w:cs="Times New Roman"/>
+          <w:b/>
+          <w:lang w:val="en-IN" w:eastAsia="en-GB" w:bidi="hi-IN"/>
+        </w:rPr>
+        <w:t xml:space="preserve"> C1]</w:t>
       </w:r>
       <w:r>
         <w:rPr>
@@ -3744,23 +3714,7 @@
           <w:sz w:val="23"/>
           <w:szCs w:val="23"/>
         </w:rPr>
-        <w:t xml:space="preserve">We hereby solemnly affirm and state that what is stated herein above is true to our knowledge and nothing has been concealed therein and that we are competent to contract and entitled to rights and benefits of the </w:t>
-      </w:r>
-      <w:proofErr w:type="gramStart"/>
-      <w:r>
-        <w:rPr>
-          <w:sz w:val="23"/>
-          <w:szCs w:val="23"/>
-        </w:rPr>
-        <w:t>above mentioned</w:t>
-      </w:r>
-      <w:proofErr w:type="gramEnd"/>
-      <w:r>
-        <w:rPr>
-          <w:sz w:val="23"/>
-          <w:szCs w:val="23"/>
-        </w:rPr>
-        <w:t xml:space="preserve"> securities.</w:t>
+        <w:t>We hereby solemnly affirm and state that what is stated herein above is true to our knowledge and nothing has been concealed therein and that we are competent to contract and entitled to rights and benefits of the above mentioned securities.</w:t>
       </w:r>
     </w:p>
     <w:p>
@@ -3938,6 +3892,20 @@
     </w:p>
     <w:p>
       <w:pPr>
+        <w:pStyle w:val="Default"/>
+        <w:tabs>
+          <w:tab w:val="center" w:pos="4860"/>
+          <w:tab w:val="left" w:pos="5310"/>
+        </w:tabs>
+        <w:ind w:left="360"/>
+      </w:pPr>
+      <w:r>
+        <w:tab/>
+        <w:t xml:space="preserve"> </w:t>
+      </w:r>
+    </w:p>
+    <w:p>
+      <w:pPr>
         <w:pStyle w:val="ListParagraph"/>
         <w:tabs>
           <w:tab w:val="left" w:pos="9450"/>
@@ -3958,292 +3926,16 @@
         <mc:AlternateContent>
           <mc:Choice Requires="wps">
             <w:drawing>
-              <wp:anchor distT="0" distB="0" distL="114300" distR="114300" simplePos="0" relativeHeight="251659264" behindDoc="0" locked="0" layoutInCell="1" allowOverlap="1" wp14:anchorId="19DA9CAB" wp14:editId="172BCDEC">
+              <wp:anchor distT="0" distB="0" distL="114300" distR="114300" simplePos="0" relativeHeight="251659264" behindDoc="0" locked="0" layoutInCell="1" allowOverlap="1" wp14:anchorId="2D4719DE" wp14:editId="1BB82B79">
                 <wp:simplePos x="0" y="0"/>
                 <wp:positionH relativeFrom="margin">
                   <wp:align>left</wp:align>
                 </wp:positionH>
                 <wp:positionV relativeFrom="paragraph">
-                  <wp:posOffset>262255</wp:posOffset>
+                  <wp:posOffset>6350</wp:posOffset>
                 </wp:positionV>
-                <wp:extent cx="3474720" cy="2303780"/>
-                <wp:effectExtent l="0" t="0" r="11430" b="20320"/>
-                <wp:wrapNone/>
-                <wp:docPr id="11" name="Rectangles 18"/>
-                <wp:cNvGraphicFramePr>
-                  <a:graphicFrameLocks xmlns:a="http://schemas.openxmlformats.org/drawingml/2006/main"/>
-                </wp:cNvGraphicFramePr>
-                <a:graphic xmlns:a="http://schemas.openxmlformats.org/drawingml/2006/main">
-                  <a:graphicData uri="http://schemas.microsoft.com/office/word/2010/wordprocessingShape">
-                    <wps:wsp>
-                      <wps:cNvSpPr>
-                        <a:spLocks/>
-                      </wps:cNvSpPr>
-                      <wps:spPr>
-                        <a:xfrm>
-                          <a:off x="0" y="0"/>
-                          <a:ext cx="3474720" cy="2303780"/>
-                        </a:xfrm>
-                        <a:prstGeom prst="rect">
-                          <a:avLst/>
-                        </a:prstGeom>
-                        <a:solidFill>
-                          <a:srgbClr val="FFFFFF"/>
-                        </a:solidFill>
-                        <a:ln w="9525" cap="flat" cmpd="sng">
-                          <a:solidFill>
-                            <a:srgbClr val="000000"/>
-                          </a:solidFill>
-                          <a:prstDash val="solid"/>
-                          <a:miter/>
-                          <a:headEnd type="none" w="med" len="med"/>
-                          <a:tailEnd type="none" w="med" len="med"/>
-                        </a:ln>
-                      </wps:spPr>
-                      <wps:txbx>
-                        <w:txbxContent>
-                          <w:p/>
-                        </w:txbxContent>
-                      </wps:txbx>
-                      <wps:bodyPr wrap="square" upright="1"/>
-                    </wps:wsp>
-                  </a:graphicData>
-                </a:graphic>
-                <wp14:sizeRelH relativeFrom="page">
-                  <wp14:pctWidth>0</wp14:pctWidth>
-                </wp14:sizeRelH>
-                <wp14:sizeRelV relativeFrom="page">
-                  <wp14:pctHeight>0</wp14:pctHeight>
-                </wp14:sizeRelV>
-              </wp:anchor>
-            </w:drawing>
-          </mc:Choice>
-          <mc:Fallback>
-            <w:pict>
-              <v:rect w14:anchorId="19DA9CAB" id="Rectangles 18" o:spid="_x0000_s1026" style="position:absolute;left:0;text-align:left;margin-left:0;margin-top:20.65pt;width:273.6pt;height:181.4pt;z-index:251659264;visibility:visible;mso-wrap-style:square;mso-width-percent:0;mso-height-percent:0;mso-wrap-distance-left:9pt;mso-wrap-distance-top:0;mso-wrap-distance-right:9pt;mso-wrap-distance-bottom:0;mso-position-horizontal:left;mso-position-horizontal-relative:margin;mso-position-vertical:absolute;mso-position-vertical-relative:text;mso-width-percent:0;mso-height-percent:0;mso-width-relative:page;mso-height-relative:page;v-text-anchor:top" o:gfxdata="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">
-                <v:path arrowok="t"/>
-                <v:textbox>
-                  <w:txbxContent>
-                    <w:p/>
-                  </w:txbxContent>
-                </v:textbox>
-                <w10:wrap anchorx="margin"/>
-              </v:rect>
-            </w:pict>
-          </mc:Fallback>
-        </mc:AlternateContent>
-      </w:r>
-      <w:r>
-        <w:rPr>
-          <w:noProof/>
-        </w:rPr>
-        <mc:AlternateContent>
-          <mc:Choice Requires="wps">
-            <w:drawing>
-              <wp:anchor distT="0" distB="0" distL="114300" distR="114300" simplePos="0" relativeHeight="251663360" behindDoc="0" locked="0" layoutInCell="1" allowOverlap="1" wp14:anchorId="707F2A83" wp14:editId="5D34B875">
-                <wp:simplePos x="0" y="0"/>
-                <wp:positionH relativeFrom="page">
-                  <wp:posOffset>4518660</wp:posOffset>
-                </wp:positionH>
-                <wp:positionV relativeFrom="page">
-                  <wp:posOffset>3642360</wp:posOffset>
-                </wp:positionV>
-                <wp:extent cx="2632075" cy="1454150"/>
-                <wp:effectExtent l="0" t="0" r="15875" b="12700"/>
-                <wp:wrapNone/>
-                <wp:docPr id="10" name="Text Box 10"/>
-                <wp:cNvGraphicFramePr>
-                  <a:graphicFrameLocks xmlns:a="http://schemas.openxmlformats.org/drawingml/2006/main"/>
-                </wp:cNvGraphicFramePr>
-                <a:graphic xmlns:a="http://schemas.openxmlformats.org/drawingml/2006/main">
-                  <a:graphicData uri="http://schemas.microsoft.com/office/word/2010/wordprocessingShape">
-                    <wps:wsp>
-                      <wps:cNvSpPr txBox="1">
-                        <a:spLocks/>
-                      </wps:cNvSpPr>
-                      <wps:spPr>
-                        <a:xfrm>
-                          <a:off x="0" y="0"/>
-                          <a:ext cx="2632075" cy="1454150"/>
-                        </a:xfrm>
-                        <a:prstGeom prst="rect">
-                          <a:avLst/>
-                        </a:prstGeom>
-                        <a:noFill/>
-                        <a:ln w="3175" cap="flat" cmpd="sng">
-                          <a:solidFill>
-                            <a:srgbClr val="000000"/>
-                          </a:solidFill>
-                          <a:prstDash val="solid"/>
-                          <a:miter/>
-                          <a:headEnd type="none" w="med" len="med"/>
-                          <a:tailEnd type="none" w="med" len="med"/>
-                        </a:ln>
-                      </wps:spPr>
-                      <wps:txbx>
-                        <w:txbxContent>
-                          <w:p>
-                            <w:pPr>
-                              <w:spacing w:before="75"/>
-                              <w:ind w:left="144"/>
-                              <w:rPr>
-                                <w:rFonts w:ascii="Arial MT"/>
-                                <w:b/>
-                              </w:rPr>
-                            </w:pPr>
-                            <w:r>
-                              <w:rPr>
-                                <w:rFonts w:ascii="Arial MT"/>
-                                <w:b/>
-                              </w:rPr>
-                              <w:t>Signature of All holder(s) / Applicant(s):</w:t>
-                            </w:r>
-                          </w:p>
-                          <w:p>
-                            <w:pPr>
-                              <w:pStyle w:val="BodyText"/>
-                              <w:rPr>
-                                <w:rFonts w:ascii="Arial MT"/>
-                              </w:rPr>
-                            </w:pPr>
-                          </w:p>
-                          <w:p>
-                            <w:pPr>
-                              <w:pStyle w:val="BodyText"/>
-                              <w:rPr>
-                                <w:rFonts w:ascii="Arial MT"/>
-                              </w:rPr>
-                            </w:pPr>
-                          </w:p>
-                          <w:p>
-                            <w:pPr>
-                              <w:pStyle w:val="BodyText"/>
-                              <w:rPr>
-                                <w:rFonts w:ascii="Arial MT"/>
-                              </w:rPr>
-                            </w:pPr>
-                          </w:p>
-                          <w:p>
-                            <w:pPr>
-                              <w:spacing w:before="191"/>
-                              <w:ind w:left="144"/>
-                              <w:rPr>
-                                <w:rFonts w:ascii="Arial MT"/>
-                              </w:rPr>
-                            </w:pPr>
-                          </w:p>
-                        </w:txbxContent>
-                      </wps:txbx>
-                      <wps:bodyPr wrap="square" lIns="0" tIns="0" rIns="0" bIns="0" upright="1">
-                        <a:noAutofit/>
-                      </wps:bodyPr>
-                    </wps:wsp>
-                  </a:graphicData>
-                </a:graphic>
-                <wp14:sizeRelH relativeFrom="page">
-                  <wp14:pctWidth>0</wp14:pctWidth>
-                </wp14:sizeRelH>
-                <wp14:sizeRelV relativeFrom="page">
-                  <wp14:pctHeight>0</wp14:pctHeight>
-                </wp14:sizeRelV>
-              </wp:anchor>
-            </w:drawing>
-          </mc:Choice>
-          <mc:Fallback>
-            <w:pict>
-              <v:shapetype w14:anchorId="707F2A83" id="_x0000_t202" coordsize="21600,21600" o:spt="202" path="m,l,21600r21600,l21600,xe">
-                <v:stroke joinstyle="miter"/>
-                <v:path gradientshapeok="t" o:connecttype="rect"/>
-              </v:shapetype>
-              <v:shape id="Text Box 10" o:spid="_x0000_s1027" type="#_x0000_t202" style="position:absolute;left:0;text-align:left;margin-left:355.8pt;margin-top:286.8pt;width:207.25pt;height:114.5pt;z-index:251663360;visibility:visible;mso-wrap-style:square;mso-width-percent:0;mso-height-percent:0;mso-wrap-distance-left:9pt;mso-wrap-distance-top:0;mso-wrap-distance-right:9pt;mso-wrap-distance-bottom:0;mso-position-horizontal:absolute;mso-position-horizontal-relative:page;mso-position-vertical:absolute;mso-position-vertical-relative:page;mso-width-percent:0;mso-height-percent:0;mso-width-relative:page;mso-height-relative:page;v-text-anchor:top" o:gfxdata="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" filled="f" strokeweight=".25pt">
-                <v:path arrowok="t"/>
-                <v:textbox inset="0,0,0,0">
-                  <w:txbxContent>
-                    <w:p>
-                      <w:pPr>
-                        <w:spacing w:before="75"/>
-                        <w:ind w:left="144"/>
-                        <w:rPr>
-                          <w:rFonts w:ascii="Arial MT"/>
-                          <w:b/>
-                        </w:rPr>
-                      </w:pPr>
-                      <w:r>
-                        <w:rPr>
-                          <w:rFonts w:ascii="Arial MT"/>
-                          <w:b/>
-                        </w:rPr>
-                        <w:t>Signature of All holder(s) / Applicant(s):</w:t>
-                      </w:r>
-                    </w:p>
-                    <w:p>
-                      <w:pPr>
-                        <w:pStyle w:val="BodyText"/>
-                        <w:rPr>
-                          <w:rFonts w:ascii="Arial MT"/>
-                        </w:rPr>
-                      </w:pPr>
-                    </w:p>
-                    <w:p>
-                      <w:pPr>
-                        <w:pStyle w:val="BodyText"/>
-                        <w:rPr>
-                          <w:rFonts w:ascii="Arial MT"/>
-                        </w:rPr>
-                      </w:pPr>
-                    </w:p>
-                    <w:p>
-                      <w:pPr>
-                        <w:pStyle w:val="BodyText"/>
-                        <w:rPr>
-                          <w:rFonts w:ascii="Arial MT"/>
-                        </w:rPr>
-                      </w:pPr>
-                    </w:p>
-                    <w:p>
-                      <w:pPr>
-                        <w:spacing w:before="191"/>
-                        <w:ind w:left="144"/>
-                        <w:rPr>
-                          <w:rFonts w:ascii="Arial MT"/>
-                        </w:rPr>
-                      </w:pPr>
-                    </w:p>
-                  </w:txbxContent>
-                </v:textbox>
-                <w10:wrap anchorx="page" anchory="page"/>
-              </v:shape>
-            </w:pict>
-          </mc:Fallback>
-        </mc:AlternateContent>
-      </w:r>
-    </w:p>
-    <w:p>
-      <w:pPr>
-        <w:pStyle w:val="Default"/>
-        <w:tabs>
-          <w:tab w:val="center" w:pos="4860"/>
-          <w:tab w:val="left" w:pos="5310"/>
-        </w:tabs>
-        <w:ind w:left="360"/>
-      </w:pPr>
-      <w:r>
-        <w:rPr>
-          <w:noProof/>
-        </w:rPr>
-        <mc:AlternateContent>
-          <mc:Choice Requires="wps">
-            <w:drawing>
-              <wp:anchor distT="0" distB="0" distL="114300" distR="114300" simplePos="0" relativeHeight="251661312" behindDoc="0" locked="0" layoutInCell="1" allowOverlap="1" wp14:anchorId="6DE14E40" wp14:editId="56CFA0DD">
-                <wp:simplePos x="0" y="0"/>
-                <wp:positionH relativeFrom="column">
-                  <wp:posOffset>99060</wp:posOffset>
-                </wp:positionH>
-                <wp:positionV relativeFrom="paragraph">
-                  <wp:posOffset>78740</wp:posOffset>
-                </wp:positionV>
-                <wp:extent cx="3329940" cy="2152650"/>
-                <wp:effectExtent l="0" t="0" r="22860" b="19050"/>
+                <wp:extent cx="6337300" cy="2635250"/>
+                <wp:effectExtent l="0" t="0" r="25400" b="12700"/>
                 <wp:wrapNone/>
                 <wp:docPr id="1" name="Rectangles 18"/>
                 <wp:cNvGraphicFramePr>
@@ -4258,7 +3950,7 @@
                       <wps:spPr>
                         <a:xfrm>
                           <a:off x="0" y="0"/>
-                          <a:ext cx="3329940" cy="2152650"/>
+                          <a:ext cx="6337300" cy="2635250"/>
                         </a:xfrm>
                         <a:prstGeom prst="rect">
                           <a:avLst/>
@@ -4332,6 +4024,24 @@
                           <w:p>
                             <w:pPr>
                               <w:rPr>
+                                <w:rFonts w:ascii="Roboto" w:eastAsia="Times New Roman" w:hAnsi="Roboto" w:cs="Times New Roman"/>
+                                <w:b/>
+                                <w:lang w:val="en-IN" w:eastAsia="en-IN"/>
+                              </w:rPr>
+                            </w:pPr>
+                          </w:p>
+                          <w:p>
+                            <w:pPr>
+                              <w:rPr>
+                                <w:rFonts w:ascii="Roboto" w:eastAsia="Times New Roman" w:hAnsi="Roboto" w:cs="Times New Roman"/>
+                                <w:b/>
+                                <w:lang w:val="en-IN" w:eastAsia="en-IN"/>
+                              </w:rPr>
+                            </w:pPr>
+                          </w:p>
+                          <w:p>
+                            <w:pPr>
+                              <w:rPr>
                                 <w:rFonts w:cstheme="minorHAnsi"/>
                                 <w:b/>
                                 <w:sz w:val="24"/>
@@ -4359,9 +4069,10 @@
                           <w:p>
                             <w:pPr>
                               <w:rPr>
-                                <w:rFonts w:ascii="Roboto" w:eastAsia="Times New Roman" w:hAnsi="Roboto" w:cs="Times New Roman"/>
+                                <w:rFonts w:cstheme="minorHAnsi"/>
                                 <w:b/>
-                                <w:lang w:val="en-IN" w:eastAsia="en-IN"/>
+                                <w:sz w:val="24"/>
+                                <w:szCs w:val="24"/>
                               </w:rPr>
                             </w:pPr>
                             <w:r>
@@ -4381,16 +4092,23 @@
                               </w:rPr>
                               <w:t>[Mobile No C1]</w:t>
                             </w:r>
-                          </w:p>
-                          <w:p>
-                            <w:pPr>
+                            <w:r>
                               <w:rPr>
-                                <w:rFonts w:cstheme="minorHAnsi"/>
+                                <w:rFonts w:ascii="Roboto" w:eastAsia="Times New Roman" w:hAnsi="Roboto" w:cs="Times New Roman"/>
                                 <w:b/>
-                                <w:sz w:val="24"/>
-                                <w:szCs w:val="24"/>
+                                <w:lang w:val="en-IN" w:eastAsia="en-IN"/>
                               </w:rPr>
-                            </w:pPr>
+                              <w:t xml:space="preserve"> </w:t>
+                            </w:r>
+                            <w:r>
+                              <w:rPr>
+                                <w:rFonts w:ascii="Roboto" w:eastAsia="Times New Roman" w:hAnsi="Roboto" w:cs="Times New Roman"/>
+                                <w:b/>
+                                <w:lang w:val="en-IN" w:eastAsia="en-IN"/>
+                              </w:rPr>
+                              <w:tab/>
+                              <w:t xml:space="preserve"> </w:t>
+                            </w:r>
                             <w:r>
                               <w:rPr>
                                 <w:rFonts w:eastAsia="Times New Roman" w:cstheme="minorHAnsi"/>
@@ -4411,6 +4129,14 @@
                             </w:r>
                           </w:p>
                           <w:p>
+                            <w:pPr>
+                              <w:rPr>
+                                <w:rFonts w:cstheme="minorHAnsi"/>
+                                <w:b/>
+                                <w:sz w:val="24"/>
+                                <w:szCs w:val="24"/>
+                              </w:rPr>
+                            </w:pPr>
                             <w:r>
                               <w:rPr>
                                 <w:rFonts w:cstheme="minorHAnsi"/>
@@ -4421,6 +4147,7 @@
                               <w:t>Date-</w:t>
                             </w:r>
                           </w:p>
+                          <w:p/>
                           <w:p/>
                         </w:txbxContent>
                       </wps:txbx>
@@ -4441,7 +4168,7 @@
           </mc:Choice>
           <mc:Fallback>
             <w:pict>
-              <v:rect w14:anchorId="6DE14E40" id="_x0000_s1028" style="position:absolute;left:0;text-align:left;margin-left:7.8pt;margin-top:6.2pt;width:262.2pt;height:169.5pt;z-index:251661312;visibility:visible;mso-wrap-style:square;mso-width-percent:0;mso-height-percent:0;mso-wrap-distance-left:9pt;mso-wrap-distance-top:0;mso-wrap-distance-right:9pt;mso-wrap-distance-bottom:0;mso-position-horizontal:absolute;mso-position-horizontal-relative:text;mso-position-vertical:absolute;mso-position-vertical-relative:text;mso-width-percent:0;mso-height-percent:0;mso-width-relative:page;mso-height-relative:page;v-text-anchor:top" o:gfxdata="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">
+              <v:rect w14:anchorId="2D4719DE" id="Rectangles 18" o:spid="_x0000_s1026" style="position:absolute;left:0;text-align:left;margin-left:0;margin-top:.5pt;width:499pt;height:207.5pt;z-index:251659264;visibility:visible;mso-wrap-style:square;mso-width-percent:0;mso-height-percent:0;mso-wrap-distance-left:9pt;mso-wrap-distance-top:0;mso-wrap-distance-right:9pt;mso-wrap-distance-bottom:0;mso-position-horizontal:left;mso-position-horizontal-relative:margin;mso-position-vertical:absolute;mso-position-vertical-relative:text;mso-width-percent:0;mso-height-percent:0;mso-width-relative:page;mso-height-relative:page;v-text-anchor:top" o:gfxdata="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">
                 <v:path arrowok="t"/>
                 <v:textbox>
                   <w:txbxContent>
@@ -4499,6 +4226,24 @@
                     <w:p>
                       <w:pPr>
                         <w:rPr>
+                          <w:rFonts w:ascii="Roboto" w:eastAsia="Times New Roman" w:hAnsi="Roboto" w:cs="Times New Roman"/>
+                          <w:b/>
+                          <w:lang w:val="en-IN" w:eastAsia="en-IN"/>
+                        </w:rPr>
+                      </w:pPr>
+                    </w:p>
+                    <w:p>
+                      <w:pPr>
+                        <w:rPr>
+                          <w:rFonts w:ascii="Roboto" w:eastAsia="Times New Roman" w:hAnsi="Roboto" w:cs="Times New Roman"/>
+                          <w:b/>
+                          <w:lang w:val="en-IN" w:eastAsia="en-IN"/>
+                        </w:rPr>
+                      </w:pPr>
+                    </w:p>
+                    <w:p>
+                      <w:pPr>
+                        <w:rPr>
                           <w:rFonts w:cstheme="minorHAnsi"/>
                           <w:b/>
                           <w:sz w:val="24"/>
@@ -4526,9 +4271,10 @@
                     <w:p>
                       <w:pPr>
                         <w:rPr>
-                          <w:rFonts w:ascii="Roboto" w:eastAsia="Times New Roman" w:hAnsi="Roboto" w:cs="Times New Roman"/>
+                          <w:rFonts w:cstheme="minorHAnsi"/>
                           <w:b/>
-                          <w:lang w:val="en-IN" w:eastAsia="en-IN"/>
+                          <w:sz w:val="24"/>
+                          <w:szCs w:val="24"/>
                         </w:rPr>
                       </w:pPr>
                       <w:r>
@@ -4548,16 +4294,23 @@
                         </w:rPr>
                         <w:t>[Mobile No C1]</w:t>
                       </w:r>
-                    </w:p>
-                    <w:p>
-                      <w:pPr>
+                      <w:r>
                         <w:rPr>
-                          <w:rFonts w:cstheme="minorHAnsi"/>
+                          <w:rFonts w:ascii="Roboto" w:eastAsia="Times New Roman" w:hAnsi="Roboto" w:cs="Times New Roman"/>
                           <w:b/>
-                          <w:sz w:val="24"/>
-                          <w:szCs w:val="24"/>
+                          <w:lang w:val="en-IN" w:eastAsia="en-IN"/>
                         </w:rPr>
-                      </w:pPr>
+                        <w:t xml:space="preserve"> </w:t>
+                      </w:r>
+                      <w:r>
+                        <w:rPr>
+                          <w:rFonts w:ascii="Roboto" w:eastAsia="Times New Roman" w:hAnsi="Roboto" w:cs="Times New Roman"/>
+                          <w:b/>
+                          <w:lang w:val="en-IN" w:eastAsia="en-IN"/>
+                        </w:rPr>
+                        <w:tab/>
+                        <w:t xml:space="preserve"> </w:t>
+                      </w:r>
                       <w:r>
                         <w:rPr>
                           <w:rFonts w:eastAsia="Times New Roman" w:cstheme="minorHAnsi"/>
@@ -4578,6 +4331,14 @@
                       </w:r>
                     </w:p>
                     <w:p>
+                      <w:pPr>
+                        <w:rPr>
+                          <w:rFonts w:cstheme="minorHAnsi"/>
+                          <w:b/>
+                          <w:sz w:val="24"/>
+                          <w:szCs w:val="24"/>
+                        </w:rPr>
+                      </w:pPr>
                       <w:r>
                         <w:rPr>
                           <w:rFonts w:cstheme="minorHAnsi"/>
@@ -4589,21 +4350,152 @@
                       </w:r>
                     </w:p>
                     <w:p/>
+                    <w:p/>
                   </w:txbxContent>
                 </v:textbox>
+                <w10:wrap anchorx="margin"/>
               </v:rect>
             </w:pict>
           </mc:Fallback>
         </mc:AlternateContent>
       </w:r>
+    </w:p>
+    <w:p>
+      <w:pPr>
+        <w:pStyle w:val="Default"/>
+        <w:tabs>
+          <w:tab w:val="center" w:pos="4860"/>
+          <w:tab w:val="left" w:pos="5310"/>
+        </w:tabs>
+        <w:ind w:left="360"/>
+      </w:pPr>
       <w:r>
         <w:tab/>
+      </w:r>
+    </w:p>
+    <w:p>
+      <w:pPr>
+        <w:pStyle w:val="Default"/>
+        <w:tabs>
+          <w:tab w:val="center" w:pos="4860"/>
+          <w:tab w:val="left" w:pos="5310"/>
+        </w:tabs>
+        <w:ind w:left="360"/>
+      </w:pPr>
+    </w:p>
+    <w:p>
+      <w:pPr>
+        <w:pStyle w:val="Default"/>
+        <w:tabs>
+          <w:tab w:val="center" w:pos="4860"/>
+          <w:tab w:val="left" w:pos="5310"/>
+        </w:tabs>
+        <w:ind w:left="360"/>
+      </w:pPr>
+    </w:p>
+    <w:p>
+      <w:pPr>
+        <w:pStyle w:val="Default"/>
+        <w:tabs>
+          <w:tab w:val="center" w:pos="4860"/>
+          <w:tab w:val="left" w:pos="5310"/>
+        </w:tabs>
+        <w:ind w:left="360"/>
+      </w:pPr>
+    </w:p>
+    <w:p>
+      <w:pPr>
+        <w:pStyle w:val="Default"/>
+        <w:tabs>
+          <w:tab w:val="center" w:pos="4860"/>
+          <w:tab w:val="left" w:pos="5310"/>
+        </w:tabs>
+        <w:ind w:left="360"/>
+      </w:pPr>
+    </w:p>
+    <w:p>
+      <w:pPr>
+        <w:pStyle w:val="Default"/>
+        <w:tabs>
+          <w:tab w:val="center" w:pos="4860"/>
+          <w:tab w:val="left" w:pos="5310"/>
+        </w:tabs>
+        <w:ind w:left="360"/>
+      </w:pPr>
+    </w:p>
+    <w:p>
+      <w:pPr>
+        <w:pStyle w:val="Default"/>
+        <w:tabs>
+          <w:tab w:val="center" w:pos="4860"/>
+          <w:tab w:val="left" w:pos="5310"/>
+        </w:tabs>
+        <w:ind w:left="360"/>
+      </w:pPr>
+    </w:p>
+    <w:p>
+      <w:pPr>
+        <w:pStyle w:val="Default"/>
+        <w:tabs>
+          <w:tab w:val="center" w:pos="4860"/>
+          <w:tab w:val="left" w:pos="5310"/>
+        </w:tabs>
+        <w:ind w:left="360"/>
+      </w:pPr>
+    </w:p>
+    <w:p>
+      <w:pPr>
+        <w:pStyle w:val="Default"/>
+        <w:tabs>
+          <w:tab w:val="center" w:pos="4860"/>
+          <w:tab w:val="left" w:pos="5310"/>
+        </w:tabs>
+        <w:ind w:left="360"/>
+      </w:pPr>
+    </w:p>
+    <w:p>
+      <w:pPr>
+        <w:pStyle w:val="Default"/>
+        <w:tabs>
+          <w:tab w:val="center" w:pos="4860"/>
+          <w:tab w:val="left" w:pos="5310"/>
+        </w:tabs>
+        <w:ind w:left="360"/>
+      </w:pPr>
+    </w:p>
+    <w:p>
+      <w:pPr>
+        <w:pStyle w:val="Default"/>
+        <w:tabs>
+          <w:tab w:val="center" w:pos="4860"/>
+          <w:tab w:val="left" w:pos="5310"/>
+        </w:tabs>
+        <w:ind w:left="360"/>
+      </w:pPr>
+    </w:p>
+    <w:p>
+      <w:pPr>
+        <w:pStyle w:val="Default"/>
+        <w:tabs>
+          <w:tab w:val="center" w:pos="4860"/>
+          <w:tab w:val="left" w:pos="5310"/>
+        </w:tabs>
+        <w:ind w:left="360"/>
+      </w:pPr>
+    </w:p>
+    <w:p>
+      <w:pPr>
+        <w:pStyle w:val="Default"/>
+        <w:tabs>
+          <w:tab w:val="center" w:pos="4860"/>
+          <w:tab w:val="left" w:pos="5310"/>
+        </w:tabs>
+        <w:ind w:left="360"/>
+      </w:pPr>
+      <w:r>
         <w:t xml:space="preserve"> </w:t>
       </w:r>
     </w:p>
-    <w:p/>
-    <w:p/>
-    <w:p/>
     <w:p/>
     <w:p>
       <w:r>
@@ -4613,16 +4505,16 @@
         <mc:AlternateContent>
           <mc:Choice Requires="wps">
             <w:drawing>
-              <wp:anchor distT="0" distB="0" distL="114300" distR="114300" simplePos="0" relativeHeight="251665408" behindDoc="0" locked="0" layoutInCell="1" allowOverlap="1" wp14:anchorId="68D60EF4" wp14:editId="12308E22">
+              <wp:anchor distT="0" distB="0" distL="114300" distR="114300" simplePos="0" relativeHeight="251661312" behindDoc="0" locked="0" layoutInCell="1" allowOverlap="1" wp14:anchorId="544CBE79" wp14:editId="1F340A6A">
                 <wp:simplePos x="0" y="0"/>
                 <wp:positionH relativeFrom="page">
-                  <wp:posOffset>4533900</wp:posOffset>
+                  <wp:posOffset>4197350</wp:posOffset>
                 </wp:positionH>
                 <wp:positionV relativeFrom="page">
-                  <wp:posOffset>5227320</wp:posOffset>
+                  <wp:posOffset>6553200</wp:posOffset>
                 </wp:positionV>
-                <wp:extent cx="2624455" cy="774700"/>
-                <wp:effectExtent l="0" t="0" r="23495" b="25400"/>
+                <wp:extent cx="3054350" cy="1428750"/>
+                <wp:effectExtent l="0" t="0" r="12700" b="19050"/>
                 <wp:wrapNone/>
                 <wp:docPr id="2" name="Text Box 2"/>
                 <wp:cNvGraphicFramePr>
@@ -4637,7 +4529,7 @@
                       <wps:spPr>
                         <a:xfrm>
                           <a:off x="0" y="0"/>
-                          <a:ext cx="2624455" cy="774700"/>
+                          <a:ext cx="3054350" cy="1428750"/>
                         </a:xfrm>
                         <a:prstGeom prst="rect">
                           <a:avLst/>
@@ -4669,7 +4561,15 @@
                                 <w:rFonts w:ascii="Arial"/>
                                 <w:b/>
                               </w:rPr>
-                              <w:t>FOR OFFICEUSE ONLY</w:t>
+                              <w:t>F</w:t>
+                            </w:r>
+                            <w:bookmarkStart w:id="0" w:name="_GoBack"/>
+                            <w:r>
+                              <w:rPr>
+                                <w:rFonts w:ascii="Arial"/>
+                                <w:b/>
+                              </w:rPr>
+                              <w:t>OR OFFICEUSE ONLY</w:t>
                             </w:r>
                           </w:p>
                           <w:p>
@@ -4724,6 +4624,7 @@
                               </w:rPr>
                             </w:pPr>
                           </w:p>
+                          <w:bookmarkEnd w:id="0"/>
                           <w:p>
                             <w:pPr>
                               <w:spacing w:before="191"/>
@@ -4752,7 +4653,11 @@
           </mc:Choice>
           <mc:Fallback>
             <w:pict>
-              <v:shape w14:anchorId="68D60EF4" id="Text Box 2" o:spid="_x0000_s1029" type="#_x0000_t202" style="position:absolute;margin-left:357pt;margin-top:411.6pt;width:206.65pt;height:61pt;z-index:251665408;visibility:visible;mso-wrap-style:square;mso-width-percent:0;mso-height-percent:0;mso-wrap-distance-left:9pt;mso-wrap-distance-top:0;mso-wrap-distance-right:9pt;mso-wrap-distance-bottom:0;mso-position-horizontal:absolute;mso-position-horizontal-relative:page;mso-position-vertical:absolute;mso-position-vertical-relative:page;mso-width-percent:0;mso-height-percent:0;mso-width-relative:page;mso-height-relative:page;v-text-anchor:top" o:gfxdata="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" filled="f" strokeweight=".25pt">
+              <v:shapetype w14:anchorId="544CBE79" id="_x0000_t202" coordsize="21600,21600" o:spt="202" path="m,l,21600r21600,l21600,xe">
+                <v:stroke joinstyle="miter"/>
+                <v:path gradientshapeok="t" o:connecttype="rect"/>
+              </v:shapetype>
+              <v:shape id="Text Box 2" o:spid="_x0000_s1027" type="#_x0000_t202" style="position:absolute;margin-left:330.5pt;margin-top:516pt;width:240.5pt;height:112.5pt;z-index:251661312;visibility:visible;mso-wrap-style:square;mso-width-percent:0;mso-height-percent:0;mso-wrap-distance-left:9pt;mso-wrap-distance-top:0;mso-wrap-distance-right:9pt;mso-wrap-distance-bottom:0;mso-position-horizontal:absolute;mso-position-horizontal-relative:page;mso-position-vertical:absolute;mso-position-vertical-relative:page;mso-width-percent:0;mso-height-percent:0;mso-width-relative:page;mso-height-relative:page;v-text-anchor:top" o:gfxdata="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" filled="f" strokeweight=".25pt">
                 <v:path arrowok="t"/>
                 <v:textbox inset="0,0,0,0">
                   <w:txbxContent>
@@ -4770,7 +4675,15 @@
                           <w:rFonts w:ascii="Arial"/>
                           <w:b/>
                         </w:rPr>
-                        <w:t>FOR OFFICEUSE ONLY</w:t>
+                        <w:t>F</w:t>
+                      </w:r>
+                      <w:bookmarkStart w:id="1" w:name="_GoBack"/>
+                      <w:r>
+                        <w:rPr>
+                          <w:rFonts w:ascii="Arial"/>
+                          <w:b/>
+                        </w:rPr>
+                        <w:t>OR OFFICEUSE ONLY</w:t>
                       </w:r>
                     </w:p>
                     <w:p>
@@ -4825,6 +4738,7 @@
                         </w:rPr>
                       </w:pPr>
                     </w:p>
+                    <w:bookmarkEnd w:id="1"/>
                     <w:p>
                       <w:pPr>
                         <w:spacing w:before="191"/>
@@ -4842,6 +4756,204 @@
           </mc:Fallback>
         </mc:AlternateContent>
       </w:r>
+      <w:r>
+        <w:rPr>
+          <w:noProof/>
+        </w:rPr>
+        <mc:AlternateContent>
+          <mc:Choice Requires="wps">
+            <w:drawing>
+              <wp:anchor distT="0" distB="0" distL="114300" distR="114300" simplePos="0" relativeHeight="251660288" behindDoc="0" locked="0" layoutInCell="1" allowOverlap="1" wp14:anchorId="3790F3D3" wp14:editId="4EE6C7F5">
+                <wp:simplePos x="0" y="0"/>
+                <wp:positionH relativeFrom="margin">
+                  <wp:align>left</wp:align>
+                </wp:positionH>
+                <wp:positionV relativeFrom="page">
+                  <wp:posOffset>6521450</wp:posOffset>
+                </wp:positionV>
+                <wp:extent cx="3127375" cy="1454150"/>
+                <wp:effectExtent l="0" t="0" r="15875" b="12700"/>
+                <wp:wrapNone/>
+                <wp:docPr id="10" name="Text Box 10"/>
+                <wp:cNvGraphicFramePr>
+                  <a:graphicFrameLocks xmlns:a="http://schemas.openxmlformats.org/drawingml/2006/main"/>
+                </wp:cNvGraphicFramePr>
+                <a:graphic xmlns:a="http://schemas.openxmlformats.org/drawingml/2006/main">
+                  <a:graphicData uri="http://schemas.microsoft.com/office/word/2010/wordprocessingShape">
+                    <wps:wsp>
+                      <wps:cNvSpPr txBox="1">
+                        <a:spLocks/>
+                      </wps:cNvSpPr>
+                      <wps:spPr>
+                        <a:xfrm>
+                          <a:off x="0" y="0"/>
+                          <a:ext cx="3127375" cy="1454150"/>
+                        </a:xfrm>
+                        <a:prstGeom prst="rect">
+                          <a:avLst/>
+                        </a:prstGeom>
+                        <a:noFill/>
+                        <a:ln w="3175" cap="flat" cmpd="sng">
+                          <a:solidFill>
+                            <a:srgbClr val="000000"/>
+                          </a:solidFill>
+                          <a:prstDash val="solid"/>
+                          <a:miter/>
+                          <a:headEnd type="none" w="med" len="med"/>
+                          <a:tailEnd type="none" w="med" len="med"/>
+                        </a:ln>
+                      </wps:spPr>
+                      <wps:txbx>
+                        <w:txbxContent>
+                          <w:p>
+                            <w:pPr>
+                              <w:spacing w:before="75"/>
+                              <w:ind w:left="144"/>
+                              <w:rPr>
+                                <w:rFonts w:ascii="Arial MT"/>
+                                <w:b/>
+                              </w:rPr>
+                            </w:pPr>
+                            <w:r>
+                              <w:rPr>
+                                <w:rFonts w:ascii="Arial MT"/>
+                                <w:b/>
+                              </w:rPr>
+                              <w:t>Signature of All holder(s) / Applicant(s):</w:t>
+                            </w:r>
+                          </w:p>
+                          <w:p>
+                            <w:pPr>
+                              <w:pStyle w:val="BodyText"/>
+                              <w:rPr>
+                                <w:rFonts w:ascii="Arial MT"/>
+                              </w:rPr>
+                            </w:pPr>
+                          </w:p>
+                          <w:p>
+                            <w:pPr>
+                              <w:pStyle w:val="BodyText"/>
+                              <w:rPr>
+                                <w:rFonts w:ascii="Arial MT"/>
+                              </w:rPr>
+                            </w:pPr>
+                          </w:p>
+                          <w:p>
+                            <w:pPr>
+                              <w:pStyle w:val="BodyText"/>
+                              <w:rPr>
+                                <w:rFonts w:ascii="Arial MT"/>
+                              </w:rPr>
+                            </w:pPr>
+                          </w:p>
+                          <w:p>
+                            <w:pPr>
+                              <w:spacing w:before="191"/>
+                              <w:ind w:left="144"/>
+                              <w:rPr>
+                                <w:rFonts w:ascii="Arial MT"/>
+                              </w:rPr>
+                            </w:pPr>
+                          </w:p>
+                        </w:txbxContent>
+                      </wps:txbx>
+                      <wps:bodyPr lIns="0" tIns="0" rIns="0" bIns="0" upright="1">
+                        <a:noAutofit/>
+                      </wps:bodyPr>
+                    </wps:wsp>
+                  </a:graphicData>
+                </a:graphic>
+                <wp14:sizeRelH relativeFrom="page">
+                  <wp14:pctWidth>0</wp14:pctWidth>
+                </wp14:sizeRelH>
+                <wp14:sizeRelV relativeFrom="page">
+                  <wp14:pctHeight>0</wp14:pctHeight>
+                </wp14:sizeRelV>
+              </wp:anchor>
+            </w:drawing>
+          </mc:Choice>
+          <mc:Fallback>
+            <w:pict>
+              <v:shape w14:anchorId="3790F3D3" id="Text Box 10" o:spid="_x0000_s1028" type="#_x0000_t202" style="position:absolute;margin-left:0;margin-top:513.5pt;width:246.25pt;height:114.5pt;z-index:251660288;visibility:visible;mso-wrap-style:square;mso-width-percent:0;mso-height-percent:0;mso-wrap-distance-left:9pt;mso-wrap-distance-top:0;mso-wrap-distance-right:9pt;mso-wrap-distance-bottom:0;mso-position-horizontal:left;mso-position-horizontal-relative:margin;mso-position-vertical:absolute;mso-position-vertical-relative:page;mso-width-percent:0;mso-height-percent:0;mso-width-relative:page;mso-height-relative:page;v-text-anchor:top" o:gfxdata="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" filled="f" strokeweight=".25pt">
+                <v:path arrowok="t"/>
+                <v:textbox inset="0,0,0,0">
+                  <w:txbxContent>
+                    <w:p>
+                      <w:pPr>
+                        <w:spacing w:before="75"/>
+                        <w:ind w:left="144"/>
+                        <w:rPr>
+                          <w:rFonts w:ascii="Arial MT"/>
+                          <w:b/>
+                        </w:rPr>
+                      </w:pPr>
+                      <w:r>
+                        <w:rPr>
+                          <w:rFonts w:ascii="Arial MT"/>
+                          <w:b/>
+                        </w:rPr>
+                        <w:t>Signature of All holder(s) / Applicant(s):</w:t>
+                      </w:r>
+                    </w:p>
+                    <w:p>
+                      <w:pPr>
+                        <w:pStyle w:val="BodyText"/>
+                        <w:rPr>
+                          <w:rFonts w:ascii="Arial MT"/>
+                        </w:rPr>
+                      </w:pPr>
+                    </w:p>
+                    <w:p>
+                      <w:pPr>
+                        <w:pStyle w:val="BodyText"/>
+                        <w:rPr>
+                          <w:rFonts w:ascii="Arial MT"/>
+                        </w:rPr>
+                      </w:pPr>
+                    </w:p>
+                    <w:p>
+                      <w:pPr>
+                        <w:pStyle w:val="BodyText"/>
+                        <w:rPr>
+                          <w:rFonts w:ascii="Arial MT"/>
+                        </w:rPr>
+                      </w:pPr>
+                    </w:p>
+                    <w:p>
+                      <w:pPr>
+                        <w:spacing w:before="191"/>
+                        <w:ind w:left="144"/>
+                        <w:rPr>
+                          <w:rFonts w:ascii="Arial MT"/>
+                        </w:rPr>
+                      </w:pPr>
+                    </w:p>
+                  </w:txbxContent>
+                </v:textbox>
+                <w10:wrap anchorx="margin" anchory="page"/>
+              </v:shape>
+            </w:pict>
+          </mc:Fallback>
+        </mc:AlternateContent>
+      </w:r>
+    </w:p>
+    <w:p/>
+    <w:p/>
+    <w:p>
+      <w:pPr>
+        <w:pStyle w:val="ListParagraph"/>
+        <w:tabs>
+          <w:tab w:val="left" w:pos="9450"/>
+        </w:tabs>
+        <w:spacing w:after="133" w:line="240" w:lineRule="auto"/>
+        <w:ind w:left="-426" w:right="314"/>
+        <w:jc w:val="both"/>
+        <w:rPr>
+          <w:rFonts w:ascii="Arial" w:hAnsi="Arial" w:cs="Arial"/>
+          <w:sz w:val="24"/>
+          <w:szCs w:val="24"/>
+        </w:rPr>
+      </w:pPr>
     </w:p>
     <w:p>
       <w:pPr>
@@ -5201,7 +5313,7 @@
 </file>
 
 <file path=word/numbering.xml><?xml version="1.0" encoding="utf-8"?>
-<w:numbering xmlns:wpc="http://schemas.microsoft.com/office/word/2010/wordprocessingCanvas" xmlns:cx="http://schemas.microsoft.com/office/drawing/2014/chartex" xmlns:cx1="http://schemas.microsoft.com/office/drawing/2015/9/8/chartex" xmlns:cx2="http://schemas.microsoft.com/office/drawing/2015/10/21/chartex" xmlns:cx3="http://schemas.microsoft.com/office/drawing/2016/5/9/chartex" xmlns:cx4="http://schemas.microsoft.com/office/drawing/2016/5/10/chartex" xmlns:cx5="http://schemas.microsoft.com/office/drawing/2016/5/11/chartex" xmlns:cx6="http://schemas.microsoft.com/office/drawing/2016/5/12/chartex" xmlns:cx7="http://schemas.microsoft.com/office/drawing/2016/5/13/chartex" xmlns:cx8="http://schemas.microsoft.com/office/drawing/2016/5/14/chartex" xmlns:mc="http://schemas.openxmlformats.org/markup-compatibility/2006" xmlns:aink="http://schemas.microsoft.com/office/drawing/2016/ink" xmlns:am3d="http://schemas.microsoft.com/office/drawing/2017/model3d" xmlns:o="urn:schemas-microsoft-com:office:office" xmlns:oel="http://schemas.microsoft.com/office/2019/extlst" xmlns:r="http://schemas.openxmlformats.org/officeDocument/2006/relationships" xmlns:m="http://schemas.openxmlformats.org/officeDocument/2006/math" xmlns:v="urn:schemas-microsoft-com:vml" xmlns:wp14="http://schemas.microsoft.com/office/word/2010/wordprocessingDrawing" xmlns:wp="http://schemas.openxmlformats.org/drawingml/2006/wordprocessingDrawing" xmlns:w10="urn:schemas-microsoft-com:office:word" xmlns:w="http://schemas.openxmlformats.org/wordprocessingml/2006/main" xmlns:w14="http://schemas.microsoft.com/office/word/2010/wordml" xmlns:w15="http://schemas.microsoft.com/office/word/2012/wordml" xmlns:w16cex="http://schemas.microsoft.com/office/word/2018/wordml/cex" xmlns:w16cid="http://schemas.microsoft.com/office/word/2016/wordml/cid" xmlns:w16="http://schemas.microsoft.com/office/word/2018/wordml" xmlns:w16du="http://schemas.microsoft.com/office/word/2023/wordml/word16du" xmlns:w16sdtdh="http://schemas.microsoft.com/office/word/2020/wordml/sdtdatahash" xmlns:w16sdtfl="http://schemas.microsoft.com/office/word/2024/wordml/sdtformatlock" xmlns:w16se="http://schemas.microsoft.com/office/word/2015/wordml/symex" xmlns:wpg="http://schemas.microsoft.com/office/word/2010/wordprocessingGroup" xmlns:wpi="http://schemas.microsoft.com/office/word/2010/wordprocessingInk" xmlns:wne="http://schemas.microsoft.com/office/word/2006/wordml" xmlns:wps="http://schemas.microsoft.com/office/word/2010/wordprocessingShape" mc:Ignorable="w14 w15 w16se w16cid w16 w16cex w16sdtdh w16sdtfl w16du wp14">
+<w:numbering xmlns:wpc="http://schemas.microsoft.com/office/word/2010/wordprocessingCanvas" xmlns:cx="http://schemas.microsoft.com/office/drawing/2014/chartex" xmlns:mc="http://schemas.openxmlformats.org/markup-compatibility/2006" xmlns:o="urn:schemas-microsoft-com:office:office" xmlns:r="http://schemas.openxmlformats.org/officeDocument/2006/relationships" xmlns:m="http://schemas.openxmlformats.org/officeDocument/2006/math" xmlns:v="urn:schemas-microsoft-com:vml" xmlns:wp14="http://schemas.microsoft.com/office/word/2010/wordprocessingDrawing" xmlns:wp="http://schemas.openxmlformats.org/drawingml/2006/wordprocessingDrawing" xmlns:w10="urn:schemas-microsoft-com:office:word" xmlns:w="http://schemas.openxmlformats.org/wordprocessingml/2006/main" xmlns:w14="http://schemas.microsoft.com/office/word/2010/wordml" xmlns:w15="http://schemas.microsoft.com/office/word/2012/wordml" xmlns:w16se="http://schemas.microsoft.com/office/word/2015/wordml/symex" xmlns:wpg="http://schemas.microsoft.com/office/word/2010/wordprocessingGroup" xmlns:wpi="http://schemas.microsoft.com/office/word/2010/wordprocessingInk" xmlns:wne="http://schemas.microsoft.com/office/word/2006/wordml" xmlns:wps="http://schemas.microsoft.com/office/word/2010/wordprocessingShape" mc:Ignorable="w14 w15 w16se wp14">
   <w:abstractNum w:abstractNumId="0" w15:restartNumberingAfterBreak="0">
     <w:nsid w:val="07DA5D03"/>
     <w:multiLevelType w:val="hybridMultilevel"/>
@@ -5472,20 +5584,20 @@
       </w:pPr>
     </w:lvl>
   </w:abstractNum>
-  <w:num w:numId="1" w16cid:durableId="1104417803">
+  <w:num w:numId="1">
     <w:abstractNumId w:val="1"/>
   </w:num>
-  <w:num w:numId="2" w16cid:durableId="1765763551">
+  <w:num w:numId="2">
     <w:abstractNumId w:val="0"/>
   </w:num>
-  <w:num w:numId="3" w16cid:durableId="615867318">
+  <w:num w:numId="3">
     <w:abstractNumId w:val="2"/>
   </w:num>
 </w:numbering>
 </file>
 
 <file path=word/styles.xml><?xml version="1.0" encoding="utf-8"?>
-<w:styles xmlns:mc="http://schemas.openxmlformats.org/markup-compatibility/2006" xmlns:r="http://schemas.openxmlformats.org/officeDocument/2006/relationships" xmlns:w="http://schemas.openxmlformats.org/wordprocessingml/2006/main" xmlns:w14="http://schemas.microsoft.com/office/word/2010/wordml" xmlns:w15="http://schemas.microsoft.com/office/word/2012/wordml" xmlns:w16cex="http://schemas.microsoft.com/office/word/2018/wordml/cex" xmlns:w16cid="http://schemas.microsoft.com/office/word/2016/wordml/cid" xmlns:w16="http://schemas.microsoft.com/office/word/2018/wordml" xmlns:w16du="http://schemas.microsoft.com/office/word/2023/wordml/word16du" xmlns:w16sdtdh="http://schemas.microsoft.com/office/word/2020/wordml/sdtdatahash" xmlns:w16sdtfl="http://schemas.microsoft.com/office/word/2024/wordml/sdtformatlock" xmlns:w16se="http://schemas.microsoft.com/office/word/2015/wordml/symex" mc:Ignorable="w14 w15 w16se w16cid w16 w16cex w16sdtdh w16sdtfl w16du">
+<w:styles xmlns:mc="http://schemas.openxmlformats.org/markup-compatibility/2006" xmlns:r="http://schemas.openxmlformats.org/officeDocument/2006/relationships" xmlns:w="http://schemas.openxmlformats.org/wordprocessingml/2006/main" xmlns:w14="http://schemas.microsoft.com/office/word/2010/wordml" xmlns:w15="http://schemas.microsoft.com/office/word/2012/wordml" xmlns:w16se="http://schemas.microsoft.com/office/word/2015/wordml/symex" mc:Ignorable="w14 w15 w16se">
   <w:docDefaults>
     <w:rPrDefault>
       <w:rPr>
@@ -5501,7 +5613,7 @@
       </w:pPr>
     </w:pPrDefault>
   </w:docDefaults>
-  <w:latentStyles w:defLockedState="0" w:defUIPriority="99" w:defSemiHidden="0" w:defUnhideWhenUsed="0" w:defQFormat="0" w:count="376">
+  <w:latentStyles w:defLockedState="0" w:defUIPriority="99" w:defSemiHidden="0" w:defUnhideWhenUsed="0" w:defQFormat="0" w:count="371">
     <w:lsdException w:name="Normal" w:uiPriority="0" w:qFormat="1"/>
     <w:lsdException w:name="heading 1" w:uiPriority="9" w:qFormat="1"/>
     <w:lsdException w:name="heading 2" w:semiHidden="1" w:uiPriority="9" w:unhideWhenUsed="1" w:qFormat="1"/>
@@ -5873,11 +5985,6 @@
     <w:lsdException w:name="List Table 5 Dark Accent 6" w:uiPriority="50"/>
     <w:lsdException w:name="List Table 6 Colorful Accent 6" w:uiPriority="51"/>
     <w:lsdException w:name="List Table 7 Colorful Accent 6" w:uiPriority="52"/>
-    <w:lsdException w:name="Mention" w:semiHidden="1" w:unhideWhenUsed="1"/>
-    <w:lsdException w:name="Smart Hyperlink" w:semiHidden="1" w:unhideWhenUsed="1"/>
-    <w:lsdException w:name="Hashtag" w:semiHidden="1" w:unhideWhenUsed="1"/>
-    <w:lsdException w:name="Unresolved Mention" w:semiHidden="1" w:unhideWhenUsed="1"/>
-    <w:lsdException w:name="Smart Link" w:semiHidden="1" w:unhideWhenUsed="1"/>
   </w:latentStyles>
   <w:style w:type="paragraph" w:default="1" w:styleId="Normal">
     <w:name w:val="Normal"/>
